--- a/대본/4부/14화_Win-Back.docx
+++ b/대본/4부/14화_Win-Back.docx
@@ -2,7 +2,7 @@
 <file path=word/document.xml><?xml version="1.0" encoding="utf-8"?>
 <w:document xmlns:w="http://schemas.openxmlformats.org/wordprocessingml/2006/main" xmlns:m="http://schemas.openxmlformats.org/officeDocument/2006/math" xmlns:r="http://schemas.openxmlformats.org/officeDocument/2006/relationships" xmlns:o="urn:schemas-microsoft-com:office:office" xmlns:v="urn:schemas-microsoft-com:vml" xmlns:w10="urn:schemas-microsoft-com:office:word" xmlns:a="http://schemas.openxmlformats.org/drawingml/2006/main" xmlns:pic="http://schemas.openxmlformats.org/drawingml/2006/picture" xmlns:wp="http://schemas.openxmlformats.org/drawingml/2006/wordprocessingDrawing">
   <w:body>
-    <w:bookmarkStart w:id="31" w:name="ship-it-4부-14화"/>
+    <w:bookmarkStart w:id="32" w:name="ship-it-4부-14화"/>
     <w:p>
       <w:pPr>
         <w:pStyle w:val="Heading1"/>
@@ -80,7 +80,7 @@
         <w:t xml:space="preserve"> </w:t>
       </w:r>
       <w:r>
-        <w:t xml:space="preserve">- 규칙: 지문 없음. 전 화 100% 「화자명: 대사」. 1턴 15단어 이내.</w:t>
+        <w:t xml:space="preserve">- 규칙: 지문 없음. 전 화 100% 「화자명: 대사」. 1턴 15단어 이내 + 긴 턴 10~15회(25~35단어).</w:t>
       </w:r>
       <w:r>
         <w:t xml:space="preserve"> </w:t>
@@ -353,13 +353,13 @@
         </w:numPr>
       </w:pPr>
       <w:r>
-        <w:t xml:space="preserve">DEREK: The quiet ones. Angry people still talk to you.</w:t>
-      </w:r>
-      <w:r>
-        <w:t xml:space="preserve"> </w:t>
-      </w:r>
-      <w:r>
-        <w:t xml:space="preserve">데릭: 조용한 쪽이요. 화난 사람은 그래도 말을 하잖아요.</w:t>
+        <w:t xml:space="preserve">DEREK: The quiet ones. Angry people still talk to you, so at least you know what they’re thinking. Quiet people have already decided, and they don’t tell you why.</w:t>
+      </w:r>
+      <w:r>
+        <w:t xml:space="preserve"> </w:t>
+      </w:r>
+      <w:r>
+        <w:t xml:space="preserve">데릭: 조용한 쪽이요. 화난 사람은 그래도 말을 하니까, 적어도 무슨 생각인지는 알 수 있어요. 조용한 사람은 이미 결정했고, 이유도 말해 주지 않아요.</w:t>
       </w:r>
     </w:p>
     <w:p>
@@ -489,13 +489,13 @@
         </w:numPr>
       </w:pPr>
       <w:r>
-        <w:t xml:space="preserve">DEREK: Also, it’s unfair. Two hundred seventy-two clinics stayed. They pay full price?</w:t>
-      </w:r>
-      <w:r>
-        <w:t xml:space="preserve"> </w:t>
-      </w:r>
-      <w:r>
-        <w:t xml:space="preserve">데릭: 게다가 불공평해요. 272곳은 남았어요. 그 사람들은 정가를 내고요?</w:t>
+        <w:t xml:space="preserve">DEREK: Also, it’s unfair. Two hundred seventy-two clinics stayed with us through the recall. If we give discounts to the ones who left, the loyal ones pay full price?</w:t>
+      </w:r>
+      <w:r>
+        <w:t xml:space="preserve"> </w:t>
+      </w:r>
+      <w:r>
+        <w:t xml:space="preserve">데릭: 게다가 불공평해요. 272곳은 회수 내내 우리 곁에 남았어요. 떠난 곳에 할인을 주면, 충성스러운 곳은 정가를 내는 거예요?</w:t>
       </w:r>
     </w:p>
     <w:p>
@@ -688,13 +688,13 @@
         </w:numPr>
       </w:pPr>
       <w:r>
-        <w:t xml:space="preserve">HADDAD: Thirty syringes from lot fifteen. I injected nine. Then called all nine. At night.</w:t>
-      </w:r>
-      <w:r>
-        <w:t xml:space="preserve"> </w:t>
-      </w:r>
-      <w:r>
-        <w:t xml:space="preserve">하다드: 15번 로트 30개. 9개 썼어요. 그리고 아홉 명 전부 전화했죠. 밤에.</w:t>
+        <w:t xml:space="preserve">HADDAD: I had thirty syringes from lot fifteen. I’d already injected nine of them. So I called all nine patients, at night, one by one, and told them what to watch for.</w:t>
+      </w:r>
+      <w:r>
+        <w:t xml:space="preserve"> </w:t>
+      </w:r>
+      <w:r>
+        <w:t xml:space="preserve">하다드: 15번 로트 주사기가 30개 있었어요. 그중 9개는 이미 썼고요. 그래서 환자 아홉 명 전부한테 밤에 한 명씩 전화해서 뭘 지켜봐야 하는지 말했어요.</w:t>
       </w:r>
     </w:p>
     <w:p>
@@ -739,13 +739,13 @@
         </w:numPr>
       </w:pPr>
       <w:r>
-        <w:t xml:space="preserve">NOAH: Not the way you do. I called clinics. You called patients. That’s harder.</w:t>
-      </w:r>
-      <w:r>
-        <w:t xml:space="preserve"> </w:t>
-      </w:r>
-      <w:r>
-        <w:t xml:space="preserve">노아: 선생님만큼은 아니에요. 전 병원에 전화했고. 선생님은 환자에게 했죠. 그게 더 어려워요.</w:t>
+        <w:t xml:space="preserve">NOAH: Not the way you do. I called clinics, and that was hard enough. You called patients who trusted you with their faces. That’s much harder, and I’m sorry you had to.</w:t>
+      </w:r>
+      <w:r>
+        <w:t xml:space="preserve"> </w:t>
+      </w:r>
+      <w:r>
+        <w:t xml:space="preserve">노아: 선생님만큼은 아니에요. 전 병원에 전화했고, 그것만으로도 힘들었어요. 선생님은 얼굴을 맡긴 환자들에게 전화하셨죠. 그게 훨씬 더 어려워요. 그러셔야 했던 게 죄송합니다.</w:t>
       </w:r>
     </w:p>
     <w:p>
@@ -1045,13 +1045,13 @@
         </w:numPr>
       </w:pPr>
       <w:r>
-        <w:t xml:space="preserve">NOAH: Fair question. The trend was inside the spec. We investigated. Not fast enough.</w:t>
-      </w:r>
-      <w:r>
-        <w:t xml:space="preserve"> </w:t>
-      </w:r>
-      <w:r>
-        <w:t xml:space="preserve">노아: 정당한 질문이에요. 추세는 규격 안이었어요. 조사했지만. 충분히 빠르지 않았어요.</w:t>
+        <w:t xml:space="preserve">NOAH: Fair question. The trend was still inside the spec, so we investigated instead of stopping. But we didn’t move fast enough. That was our mistake, and I won’t defend it.</w:t>
+      </w:r>
+      <w:r>
+        <w:t xml:space="preserve"> </w:t>
+      </w:r>
+      <w:r>
+        <w:t xml:space="preserve">노아: 정당한 질문이에요. 추세가 아직 규격 안이어서, 멈추는 대신 조사를 했어요. 하지만 충분히 빠르게 움직이지 않았어요. 그건 저희 실수였고, 변명하지 않겠습니다.</w:t>
       </w:r>
     </w:p>
     <w:p>
@@ -1171,13 +1171,13 @@
         </w:numPr>
       </w:pPr>
       <w:r>
-        <w:t xml:space="preserve">NOAH: Discount you, and the clinics who stayed pay for your anger. Not fair.</w:t>
-      </w:r>
-      <w:r>
-        <w:t xml:space="preserve"> </w:t>
-      </w:r>
-      <w:r>
-        <w:t xml:space="preserve">노아: 선생님께 할인하면 남은 병원들이 선생님의 분노 값을 내는 셈이에요. 공정하지 않죠.</w:t>
+        <w:t xml:space="preserve">NOAH: Here’s the thing. If we discount you, the clinics who stayed with us pay for your anger. That’s not fair to them, and honestly, you wouldn’t respect us if we did it.</w:t>
+      </w:r>
+      <w:r>
+        <w:t xml:space="preserve"> </w:t>
+      </w:r>
+      <w:r>
+        <w:t xml:space="preserve">노아: 중요한 건 이거예요. 선생님께 할인하면, 저희 곁에 남은 병원들이 선생님의 분노 값을 내는 셈이에요. 그분들께 공정하지 않고, 솔직히 저희가 그렇게 하면 선생님도 저희를 존중하지 않으실 거예요.</w:t>
       </w:r>
     </w:p>
     <w:p>
@@ -1435,13 +1435,13 @@
         </w:numPr>
       </w:pPr>
       <w:r>
-        <w:t xml:space="preserve">MENDES: They don’t read that far. In my market, perception is everything.</w:t>
-      </w:r>
-      <w:r>
-        <w:t xml:space="preserve"> </w:t>
-      </w:r>
-      <w:r>
-        <w:t xml:space="preserve">멘데스: 거기까지 안 읽어요. 우리 시장에선 인식이 전부예요.</w:t>
+        <w:t xml:space="preserve">MENDES: They don’t read that far. In my market, perception is everything. My patients pay a lot, and they want to feel safe. One bad word in the news is enough.</w:t>
+      </w:r>
+      <w:r>
+        <w:t xml:space="preserve"> </w:t>
+      </w:r>
+      <w:r>
+        <w:t xml:space="preserve">멘데스: 거기까지 안 읽어요. 우리 시장에선 인식이 전부예요. 우리 환자들은 돈을 많이 내고, 안전하다고 느끼고 싶어 해요. 뉴스에 나쁜 단어 하나면 충분해요.</w:t>
       </w:r>
     </w:p>
     <w:p>
@@ -1486,13 +1486,13 @@
         </w:numPr>
       </w:pPr>
       <w:r>
-        <w:t xml:space="preserve">NOAH: No. We let you down. I’m sorry this happened. The door stays open.</w:t>
-      </w:r>
-      <w:r>
-        <w:t xml:space="preserve"> </w:t>
-      </w:r>
-      <w:r>
-        <w:t xml:space="preserve">노아: 아니요. 저희가 실망시켜 드렸어요. 이런 일이 생겨 죄송해요. 문은 열려 있어요.</w:t>
+        <w:t xml:space="preserve">NOAH: No. We let you down, and I’m sorry this happened. I won’t try to change your mind today. But I want you to know the door stays open, whenever you’re ready.</w:t>
+      </w:r>
+      <w:r>
+        <w:t xml:space="preserve"> </w:t>
+      </w:r>
+      <w:r>
+        <w:t xml:space="preserve">노아: 아니요. 저희가 실망시켜 드렸고, 이런 일이 생겨 죄송해요. 오늘 마음을 바꾸시라고 설득하지 않을게요. 하지만 준비되시면 언제든 문은 열려 있다는 걸 알아 주셨으면 해요.</w:t>
       </w:r>
     </w:p>
     <w:p>
@@ -1639,13 +1639,13 @@
         </w:numPr>
       </w:pPr>
       <w:r>
-        <w:t xml:space="preserve">KEISHA: I was. Then you sat with me. Called twenty patients. Ate cold pizza.</w:t>
-      </w:r>
-      <w:r>
-        <w:t xml:space="preserve"> </w:t>
-      </w:r>
-      <w:r>
-        <w:t xml:space="preserve">키샤: 그랬죠. 그다음 당신이 내 옆에 앉아서. 환자 스무 명한테 전화하고. 식은 피자 먹었잖아요.</w:t>
+        <w:t xml:space="preserve">KEISHA: I was. Then you sat with me that night and called twenty patients, one after another, and ate cold pizza. Nobody from any company ever did that for me.</w:t>
+      </w:r>
+      <w:r>
+        <w:t xml:space="preserve"> </w:t>
+      </w:r>
+      <w:r>
+        <w:t xml:space="preserve">키샤: 그랬죠. 그런데 그날 밤 당신이 내 옆에 앉아서 환자 스무 명한테 한 명씩 전화하고, 식은 피자를 먹었잖아요. 어느 회사 사람도 나한테 그렇게 해 준 적 없어요.</w:t>
       </w:r>
     </w:p>
     <w:p>
@@ -1925,13 +1925,13 @@
         </w:numPr>
       </w:pPr>
       <w:r>
-        <w:t xml:space="preserve">TASHA: Everyone does. Even our CEO. That’s why it’s on the card.</w:t>
-      </w:r>
-      <w:r>
-        <w:t xml:space="preserve"> </w:t>
-      </w:r>
-      <w:r>
-        <w:t xml:space="preserve">타샤: 다들 그래요. 우리 CEO도요. 그래서 카드에 있는 거예요.</w:t>
+        <w:t xml:space="preserve">TASHA: Everyone does, even our CEO. When you’ve done this for years, your hands go straight to the fix. That’s exactly why step one is on the card.</w:t>
+      </w:r>
+      <w:r>
+        <w:t xml:space="preserve"> </w:t>
+      </w:r>
+      <w:r>
+        <w:t xml:space="preserve">타샤: 다들 그래요. 우리 CEO도요. 몇 년씩 하다 보면 손이 바로 해결책으로 가거든요. 바로 그래서 1단계가 카드에 있는 거예요.</w:t>
       </w:r>
     </w:p>
     <w:p>
@@ -2122,7 +2122,7 @@
         </w:numPr>
       </w:pPr>
       <w:r>
-        <w:t xml:space="preserve">HADDAD: One read your recall article. She said,</w:t>
+        <w:t xml:space="preserve">HADDAD: One of them read your recall article. She told me,</w:t>
       </w:r>
       <w:r>
         <w:t xml:space="preserve"> </w:t>
@@ -2140,7 +2140,13 @@
         <w:t xml:space="preserve"> </w:t>
       </w:r>
       <w:r>
-        <w:t xml:space="preserve">하다드: 한 명은 당신네 회수 기사를 읽었대요.</w:t>
+        <w:t xml:space="preserve">Fifteen years of Halvern ads, and a recall story won her over.</w:t>
+      </w:r>
+      <w:r>
+        <w:t xml:space="preserve"> </w:t>
+      </w:r>
+      <w:r>
+        <w:t xml:space="preserve">하다드: 그중 한 명이 당신네 회수 기사를 읽었대요.</w:t>
       </w:r>
       <w:r>
         <w:t xml:space="preserve"> </w:t>
@@ -2153,6 +2159,9 @@
       </w:r>
       <w:r>
         <w:t xml:space="preserve">”</w:t>
+      </w:r>
+      <w:r>
+        <w:t xml:space="preserve">라고 하더군요. 15년 동안의 할번 광고 대신, 회수 기사 하나가 그 환자 마음을 얻은 거예요.</w:t>
       </w:r>
     </w:p>
     <w:p>
@@ -2377,13 +2386,13 @@
         </w:numPr>
       </w:pPr>
       <w:r>
-        <w:t xml:space="preserve">DEREK: And Haddad. Twelve Dallas doctors will hear about it. By Monday.</w:t>
-      </w:r>
-      <w:r>
-        <w:t xml:space="preserve"> </w:t>
-      </w:r>
-      <w:r>
-        <w:t xml:space="preserve">데릭: 그리고 하다드. 댈러스 의사 열두 명이 듣게 될 거예요. 월요일까지.</w:t>
+        <w:t xml:space="preserve">DEREK: And Haddad matters most. Twelve Dallas doctors follow what he does, and they’ll hear about it by Monday. One win in the right clinic is worth ten cold calls.</w:t>
+      </w:r>
+      <w:r>
+        <w:t xml:space="preserve"> </w:t>
+      </w:r>
+      <w:r>
+        <w:t xml:space="preserve">데릭: 그리고 하다드가 제일 중요해요. 댈러스 의사 열두 명이 그를 따라 하고, 월요일까지 이 얘기를 듣게 될 거예요. 제대로 된 병원 하나를 얻는 게 콜드콜 열 통보다 나아요.</w:t>
       </w:r>
     </w:p>
     <w:p>
@@ -2597,7 +2606,7 @@
         </w:numPr>
       </w:pPr>
       <w:r>
-        <w:t xml:space="preserve">MARCUS: That’s why. He says,</w:t>
+        <w:t xml:space="preserve">MARCUS: That’s exactly why. He says,</w:t>
       </w:r>
       <w:r>
         <w:t xml:space="preserve"> </w:t>
@@ -2615,7 +2624,13 @@
         <w:t xml:space="preserve"> </w:t>
       </w:r>
       <w:r>
-        <w:t xml:space="preserve">마커스: 그래서래.</w:t>
+        <w:t xml:space="preserve">Investors read that article too, Noah, and right now our story is the best it’s ever been.</w:t>
+      </w:r>
+      <w:r>
+        <w:t xml:space="preserve"> </w:t>
+      </w:r>
+      <w:r>
+        <w:t xml:space="preserve">마커스: 바로 그래서래.</w:t>
       </w:r>
       <w:r>
         <w:t xml:space="preserve"> </w:t>
@@ -2628,6 +2643,12 @@
       </w:r>
       <w:r>
         <w:t xml:space="preserve">”</w:t>
+      </w:r>
+      <w:r>
+        <w:t xml:space="preserve"> </w:t>
+      </w:r>
+      <w:r>
+        <w:t xml:space="preserve">투자자들도 그 기사를 읽었어, 노아. 그리고 지금 우리 이야기는 그 어느 때보다 좋아.</w:t>
       </w:r>
     </w:p>
     <w:p>
@@ -2656,7 +2677,7 @@
     </w:p>
     <w:bookmarkEnd w:id="25"/>
     <w:bookmarkEnd w:id="26"/>
-    <w:bookmarkStart w:id="30" w:name="학습-부록"/>
+    <w:bookmarkStart w:id="31" w:name="학습-부록"/>
     <w:p>
       <w:pPr>
         <w:pStyle w:val="Heading2"/>
@@ -3705,8 +3726,298 @@
       </w:r>
     </w:p>
     <w:bookmarkEnd w:id="29"/>
+    <w:bookmarkStart w:id="30" w:name="긴-발화-분석"/>
+    <w:p>
+      <w:pPr>
+        <w:pStyle w:val="Heading3"/>
+      </w:pPr>
+      <w:r>
+        <w:t xml:space="preserve">④ 긴 발화 분석</w:t>
+      </w:r>
+    </w:p>
+    <w:p>
+      <w:pPr>
+        <w:pStyle w:val="BlockText"/>
+      </w:pPr>
+      <w:r>
+        <w:rPr>
+          <w:bCs/>
+          <w:b/>
+        </w:rPr>
+        <w:t xml:space="preserve">48턴 NOAH:</w:t>
+      </w:r>
+      <w:r>
+        <w:t xml:space="preserve"> </w:t>
+      </w:r>
+      <w:r>
+        <w:t xml:space="preserve">“</w:t>
+      </w:r>
+      <w:r>
+        <w:t xml:space="preserve">Here’s the thing. If we discount you, the clinics who stayed with us pay for your anger. That’s not fair to them, and honestly, you wouldn’t respect us if we did it.</w:t>
+      </w:r>
+      <w:r>
+        <w:t xml:space="preserve">”</w:t>
+      </w:r>
+    </w:p>
+    <w:tbl>
+      <w:tblPr>
+        <w:tblStyle w:val="Table"/>
+        <w:tblW w:type="pct" w:w="5000"/>
+        <w:tblLook w:firstRow="1" w:lastRow="0" w:firstColumn="0" w:lastColumn="0" w:noHBand="0" w:noVBand="0" w:val="0020"/>
+        <w:jc w:val="start"/>
+      </w:tblPr>
+      <w:tblGrid>
+        <w:gridCol w:w="2640"/>
+        <w:gridCol w:w="2640"/>
+        <w:gridCol w:w="2640"/>
+      </w:tblGrid>
+      <w:tr>
+        <w:trPr>
+          <w:tblHeader w:val="true"/>
+        </w:trPr>
+        <w:tc>
+          <w:tcPr/>
+          <w:p>
+            <w:pPr>
+              <w:pStyle w:val="Compact"/>
+              <w:jc w:val="left"/>
+            </w:pPr>
+            <w:r>
+              <w:t xml:space="preserve">구조</w:t>
+            </w:r>
+          </w:p>
+        </w:tc>
+        <w:tc>
+          <w:tcPr/>
+          <w:p>
+            <w:pPr>
+              <w:pStyle w:val="Compact"/>
+              <w:jc w:val="left"/>
+            </w:pPr>
+            <w:r>
+              <w:t xml:space="preserve">영어</w:t>
+            </w:r>
+          </w:p>
+        </w:tc>
+        <w:tc>
+          <w:tcPr/>
+          <w:p>
+            <w:pPr>
+              <w:pStyle w:val="Compact"/>
+              <w:jc w:val="left"/>
+            </w:pPr>
+            <w:r>
+              <w:t xml:space="preserve">기능</w:t>
+            </w:r>
+          </w:p>
+        </w:tc>
+      </w:tr>
+      <w:tr>
+        <w:tc>
+          <w:tcPr/>
+          <w:p>
+            <w:pPr>
+              <w:pStyle w:val="Compact"/>
+              <w:jc w:val="left"/>
+            </w:pPr>
+            <w:r>
+              <w:t xml:space="preserve">① 신호(주의 집중)</w:t>
+            </w:r>
+          </w:p>
+        </w:tc>
+        <w:tc>
+          <w:tcPr/>
+          <w:p>
+            <w:pPr>
+              <w:pStyle w:val="Compact"/>
+              <w:jc w:val="left"/>
+            </w:pPr>
+            <w:r>
+              <w:t xml:space="preserve">Here’s the thing.</w:t>
+            </w:r>
+          </w:p>
+        </w:tc>
+        <w:tc>
+          <w:tcPr/>
+          <w:p>
+            <w:pPr>
+              <w:pStyle w:val="Compact"/>
+              <w:jc w:val="left"/>
+            </w:pPr>
+            <w:r>
+              <w:t xml:space="preserve">거절 전에 핵심을 말하겠다는 신호</w:t>
+            </w:r>
+          </w:p>
+        </w:tc>
+      </w:tr>
+      <w:tr>
+        <w:tc>
+          <w:tcPr/>
+          <w:p>
+            <w:pPr>
+              <w:pStyle w:val="Compact"/>
+              <w:jc w:val="left"/>
+            </w:pPr>
+            <w:r>
+              <w:t xml:space="preserve">② 결과 제시(조건)</w:t>
+            </w:r>
+          </w:p>
+        </w:tc>
+        <w:tc>
+          <w:tcPr/>
+          <w:p>
+            <w:pPr>
+              <w:pStyle w:val="Compact"/>
+              <w:jc w:val="left"/>
+            </w:pPr>
+            <w:r>
+              <w:t xml:space="preserve">If we discount you, the clinics who stayed with us pay for your anger.</w:t>
+            </w:r>
+          </w:p>
+        </w:tc>
+        <w:tc>
+          <w:tcPr/>
+          <w:p>
+            <w:pPr>
+              <w:pStyle w:val="Compact"/>
+              <w:jc w:val="left"/>
+            </w:pPr>
+            <w:r>
+              <w:t xml:space="preserve">if절로 요청을 들어줬을 때의 결과를 구체적으로 보여 줌</w:t>
+            </w:r>
+          </w:p>
+        </w:tc>
+      </w:tr>
+      <w:tr>
+        <w:tc>
+          <w:tcPr/>
+          <w:p>
+            <w:pPr>
+              <w:pStyle w:val="Compact"/>
+              <w:jc w:val="left"/>
+            </w:pPr>
+            <w:r>
+              <w:t xml:space="preserve">③ 공정성 근거</w:t>
+            </w:r>
+          </w:p>
+        </w:tc>
+        <w:tc>
+          <w:tcPr/>
+          <w:p>
+            <w:pPr>
+              <w:pStyle w:val="Compact"/>
+              <w:jc w:val="left"/>
+            </w:pPr>
+            <w:r>
+              <w:t xml:space="preserve">That’s not fair to them,</w:t>
+            </w:r>
+          </w:p>
+        </w:tc>
+        <w:tc>
+          <w:tcPr/>
+          <w:p>
+            <w:pPr>
+              <w:pStyle w:val="Compact"/>
+              <w:jc w:val="left"/>
+            </w:pPr>
+            <w:r>
+              <w:t xml:space="preserve">제3자(남은 고객)를 근거로 거절을 정당화</w:t>
+            </w:r>
+          </w:p>
+        </w:tc>
+      </w:tr>
+      <w:tr>
+        <w:tc>
+          <w:tcPr/>
+          <w:p>
+            <w:pPr>
+              <w:pStyle w:val="Compact"/>
+              <w:jc w:val="left"/>
+            </w:pPr>
+            <w:r>
+              <w:t xml:space="preserve">④ 상대 관점</w:t>
+            </w:r>
+          </w:p>
+        </w:tc>
+        <w:tc>
+          <w:tcPr/>
+          <w:p>
+            <w:pPr>
+              <w:pStyle w:val="Compact"/>
+              <w:jc w:val="left"/>
+            </w:pPr>
+            <w:r>
+              <w:t xml:space="preserve">and honestly, you wouldn’t respect us if we did it.</w:t>
+            </w:r>
+          </w:p>
+        </w:tc>
+        <w:tc>
+          <w:tcPr/>
+          <w:p>
+            <w:pPr>
+              <w:pStyle w:val="Compact"/>
+              <w:jc w:val="left"/>
+            </w:pPr>
+            <w:r>
+              <w:t xml:space="preserve">상대의 가치관에 호소해 거절을 존중으로 바꿈</w:t>
+            </w:r>
+          </w:p>
+        </w:tc>
+      </w:tr>
+    </w:tbl>
+    <w:p>
+      <w:pPr>
+        <w:pStyle w:val="BodyText"/>
+      </w:pPr>
+      <w:r>
+        <w:rPr>
+          <w:bCs/>
+          <w:b/>
+        </w:rPr>
+        <w:t xml:space="preserve">활용 패턴:</w:t>
+      </w:r>
+      <w:r>
+        <w:t xml:space="preserve"> </w:t>
+      </w:r>
+      <w:r>
+        <w:t xml:space="preserve">신호 → If + 들어줬을 때의 결과 → 공정성 → 상대 입장에서 본 이유</w:t>
+      </w:r>
+      <w:r>
+        <w:t xml:space="preserve"> </w:t>
+      </w:r>
+      <w:r>
+        <w:rPr>
+          <w:bCs/>
+          <w:b/>
+        </w:rPr>
+        <w:t xml:space="preserve">연결 표현:</w:t>
+      </w:r>
+      <w:r>
+        <w:t xml:space="preserve"> </w:t>
+      </w:r>
+      <w:r>
+        <w:t xml:space="preserve">Here’s the thing(중요한 건 이거예요) · pay for(~의 대가를 치르다) · honestly(솔직히)</w:t>
+      </w:r>
+      <w:r>
+        <w:t xml:space="preserve"> </w:t>
+      </w:r>
+      <w:r>
+        <w:rPr>
+          <w:bCs/>
+          <w:b/>
+        </w:rPr>
+        <w:t xml:space="preserve">연습:</w:t>
+      </w:r>
+      <w:r>
+        <w:t xml:space="preserve"> </w:t>
+      </w:r>
+      <w:r>
+        <w:t xml:space="preserve">할인을 요구하는 화난 고객에게, 같은 구조로 30단어 안팎으로 정중하게 거절해 보기.</w:t>
+      </w:r>
+    </w:p>
     <w:bookmarkEnd w:id="30"/>
     <w:bookmarkEnd w:id="31"/>
+    <w:bookmarkEnd w:id="32"/>
     <w:sectPr/>
   </w:body>
 </w:document>

--- a/대본/4부/14화_Win-Back.docx
+++ b/대본/4부/14화_Win-Back.docx
@@ -2,7 +2,7 @@
 <file path=word/document.xml><?xml version="1.0" encoding="utf-8"?>
 <w:document xmlns:w="http://schemas.openxmlformats.org/wordprocessingml/2006/main" xmlns:m="http://schemas.openxmlformats.org/officeDocument/2006/math" xmlns:r="http://schemas.openxmlformats.org/officeDocument/2006/relationships" xmlns:o="urn:schemas-microsoft-com:office:office" xmlns:v="urn:schemas-microsoft-com:vml" xmlns:w10="urn:schemas-microsoft-com:office:word" xmlns:a="http://schemas.openxmlformats.org/drawingml/2006/main" xmlns:pic="http://schemas.openxmlformats.org/drawingml/2006/picture" xmlns:wp="http://schemas.openxmlformats.org/drawingml/2006/wordprocessingDrawing">
   <w:body>
-    <w:bookmarkStart w:id="32" w:name="ship-it-4부-14화"/>
+    <w:bookmarkStart w:id="38" w:name="ship-it-4부-14화"/>
     <w:p>
       <w:pPr>
         <w:pStyle w:val="Heading1"/>
@@ -296,248 +296,119 @@
     </w:p>
     <w:p>
       <w:pPr>
-        <w:numPr>
-          <w:ilvl w:val="0"/>
-          <w:numId w:val="1001"/>
-        </w:numPr>
+        <w:pStyle w:val="FirstParagraph"/>
       </w:pPr>
       <w:r>
         <w:t xml:space="preserve">DEREK: Eighteen paused clinics. I sorted them. Three groups.</w:t>
       </w:r>
-      <w:r>
-        <w:t xml:space="preserve"> </w:t>
-      </w:r>
-      <w:r>
-        <w:t xml:space="preserve">데릭: 보류된 병원 18곳. 분류했어요. 세 그룹.</w:t>
-      </w:r>
-    </w:p>
-    <w:p>
-      <w:pPr>
-        <w:numPr>
-          <w:ilvl w:val="0"/>
-          <w:numId w:val="1001"/>
-        </w:numPr>
+    </w:p>
+    <w:p>
+      <w:pPr>
+        <w:pStyle w:val="BodyText"/>
       </w:pPr>
       <w:r>
         <w:t xml:space="preserve">AVA: Six are angry. Eight are scared. Four just went quiet.</w:t>
       </w:r>
-      <w:r>
-        <w:t xml:space="preserve"> </w:t>
-      </w:r>
-      <w:r>
-        <w:t xml:space="preserve">에이바: 여섯은 화났고. 여덟은 불안하고. 넷은 그냥 조용해졌어요.</w:t>
-      </w:r>
-    </w:p>
-    <w:p>
-      <w:pPr>
-        <w:numPr>
-          <w:ilvl w:val="0"/>
-          <w:numId w:val="1001"/>
-        </w:numPr>
+    </w:p>
+    <w:p>
+      <w:pPr>
+        <w:pStyle w:val="BodyText"/>
       </w:pPr>
       <w:r>
         <w:t xml:space="preserve">ZOE: Which group is hardest?</w:t>
       </w:r>
-      <w:r>
-        <w:t xml:space="preserve"> </w:t>
-      </w:r>
-      <w:r>
-        <w:t xml:space="preserve">조이: 어느 그룹이 제일 어려워요?</w:t>
-      </w:r>
-    </w:p>
-    <w:p>
-      <w:pPr>
-        <w:numPr>
-          <w:ilvl w:val="0"/>
-          <w:numId w:val="1001"/>
-        </w:numPr>
+    </w:p>
+    <w:p>
+      <w:pPr>
+        <w:pStyle w:val="BodyText"/>
       </w:pPr>
       <w:r>
         <w:t xml:space="preserve">DEREK: The quiet ones. Angry people still talk to you, so at least you know what they’re thinking. Quiet people have already decided, and they don’t tell you why.</w:t>
       </w:r>
-      <w:r>
-        <w:t xml:space="preserve"> </w:t>
-      </w:r>
-      <w:r>
-        <w:t xml:space="preserve">데릭: 조용한 쪽이요. 화난 사람은 그래도 말을 하니까, 적어도 무슨 생각인지는 알 수 있어요. 조용한 사람은 이미 결정했고, 이유도 말해 주지 않아요.</w:t>
-      </w:r>
-    </w:p>
-    <w:p>
-      <w:pPr>
-        <w:numPr>
-          <w:ilvl w:val="0"/>
-          <w:numId w:val="1001"/>
-        </w:numPr>
+    </w:p>
+    <w:p>
+      <w:pPr>
+        <w:pStyle w:val="BodyText"/>
       </w:pPr>
       <w:r>
         <w:t xml:space="preserve">NOAH: And Haddad? Which group?</w:t>
       </w:r>
-      <w:r>
-        <w:t xml:space="preserve"> </w:t>
-      </w:r>
-      <w:r>
-        <w:t xml:space="preserve">노아: 하다드는요? 어느 그룹?</w:t>
-      </w:r>
-    </w:p>
-    <w:p>
-      <w:pPr>
-        <w:numPr>
-          <w:ilvl w:val="0"/>
-          <w:numId w:val="1001"/>
-        </w:numPr>
+    </w:p>
+    <w:p>
+      <w:pPr>
+        <w:pStyle w:val="BodyText"/>
       </w:pPr>
       <w:r>
         <w:t xml:space="preserve">DEREK: Angry. And influential. Twelve doctors in Dallas follow what he does.</w:t>
       </w:r>
-      <w:r>
-        <w:t xml:space="preserve"> </w:t>
-      </w:r>
-      <w:r>
-        <w:t xml:space="preserve">데릭: 화남. 그리고 영향력 있음. 댈러스 의사 열두 명이 그를 따라 해요.</w:t>
-      </w:r>
-    </w:p>
-    <w:p>
-      <w:pPr>
-        <w:numPr>
-          <w:ilvl w:val="0"/>
-          <w:numId w:val="1001"/>
-        </w:numPr>
+    </w:p>
+    <w:p>
+      <w:pPr>
+        <w:pStyle w:val="BodyText"/>
       </w:pPr>
       <w:r>
         <w:t xml:space="preserve">NOAH: That’s why you start with him.</w:t>
       </w:r>
-      <w:r>
-        <w:t xml:space="preserve"> </w:t>
-      </w:r>
-      <w:r>
-        <w:t xml:space="preserve">노아: 그래서 그 사람부터 시작하는 거군요.</w:t>
-      </w:r>
-    </w:p>
-    <w:p>
-      <w:pPr>
-        <w:numPr>
-          <w:ilvl w:val="0"/>
-          <w:numId w:val="1001"/>
-        </w:numPr>
+    </w:p>
+    <w:p>
+      <w:pPr>
+        <w:pStyle w:val="BodyText"/>
       </w:pPr>
       <w:r>
         <w:t xml:space="preserve">DEREK: If Haddad comes back, the others hear about it. By Friday.</w:t>
       </w:r>
-      <w:r>
-        <w:t xml:space="preserve"> </w:t>
-      </w:r>
-      <w:r>
-        <w:t xml:space="preserve">데릭: 하다드가 돌아오면 나머지도 들어요. 금요일까지.</w:t>
-      </w:r>
-    </w:p>
-    <w:p>
-      <w:pPr>
-        <w:numPr>
-          <w:ilvl w:val="0"/>
-          <w:numId w:val="1001"/>
-        </w:numPr>
+    </w:p>
+    <w:p>
+      <w:pPr>
+        <w:pStyle w:val="BodyText"/>
       </w:pPr>
       <w:r>
         <w:t xml:space="preserve">ZOE: I have an idea. A win-back offer. Twenty percent off the next order.</w:t>
       </w:r>
-      <w:r>
-        <w:t xml:space="preserve"> </w:t>
-      </w:r>
-      <w:r>
-        <w:t xml:space="preserve">조이: 아이디어가 있어요. 재획득 혜택. 다음 주문 20% 할인.</w:t>
-      </w:r>
-    </w:p>
-    <w:p>
-      <w:pPr>
-        <w:numPr>
-          <w:ilvl w:val="0"/>
-          <w:numId w:val="1001"/>
-        </w:numPr>
+    </w:p>
+    <w:p>
+      <w:pPr>
+        <w:pStyle w:val="BodyText"/>
       </w:pPr>
       <w:r>
         <w:t xml:space="preserve">AVA: Discounts work. My old clinic loved discounts.</w:t>
       </w:r>
-      <w:r>
-        <w:t xml:space="preserve"> </w:t>
-      </w:r>
-      <w:r>
-        <w:t xml:space="preserve">에이바: 할인은 효과 있어요. 예전 병원은 할인을 좋아했어요.</w:t>
-      </w:r>
-    </w:p>
-    <w:p>
-      <w:pPr>
-        <w:numPr>
-          <w:ilvl w:val="0"/>
-          <w:numId w:val="1001"/>
-        </w:numPr>
+    </w:p>
+    <w:p>
+      <w:pPr>
+        <w:pStyle w:val="BodyText"/>
       </w:pPr>
       <w:r>
         <w:t xml:space="preserve">NOAH: No. We don’t buy trust. We earn it.</w:t>
       </w:r>
-      <w:r>
-        <w:t xml:space="preserve"> </w:t>
-      </w:r>
-      <w:r>
-        <w:t xml:space="preserve">노아: 안 돼요. 신뢰는 사는 게 아니에요. 얻는 거죠.</w:t>
-      </w:r>
-    </w:p>
-    <w:p>
-      <w:pPr>
-        <w:numPr>
-          <w:ilvl w:val="0"/>
-          <w:numId w:val="1001"/>
-        </w:numPr>
+    </w:p>
+    <w:p>
+      <w:pPr>
+        <w:pStyle w:val="BodyText"/>
       </w:pPr>
       <w:r>
         <w:t xml:space="preserve">DEREK: Also, it’s unfair. Two hundred seventy-two clinics stayed with us through the recall. If we give discounts to the ones who left, the loyal ones pay full price?</w:t>
       </w:r>
-      <w:r>
-        <w:t xml:space="preserve"> </w:t>
-      </w:r>
-      <w:r>
-        <w:t xml:space="preserve">데릭: 게다가 불공평해요. 272곳은 회수 내내 우리 곁에 남았어요. 떠난 곳에 할인을 주면, 충성스러운 곳은 정가를 내는 거예요?</w:t>
-      </w:r>
-    </w:p>
-    <w:p>
-      <w:pPr>
-        <w:numPr>
-          <w:ilvl w:val="0"/>
-          <w:numId w:val="1001"/>
-        </w:numPr>
+    </w:p>
+    <w:p>
+      <w:pPr>
+        <w:pStyle w:val="BodyText"/>
       </w:pPr>
       <w:r>
         <w:t xml:space="preserve">ZOE: …Good point. Loyal customers punished. Okay. No discount.</w:t>
       </w:r>
-      <w:r>
-        <w:t xml:space="preserve"> </w:t>
-      </w:r>
-      <w:r>
-        <w:t xml:space="preserve">조이: …좋은 지적이네요. 충성 고객이 벌받는 셈. 좋아요. 할인 없음.</w:t>
-      </w:r>
-    </w:p>
-    <w:p>
-      <w:pPr>
-        <w:numPr>
-          <w:ilvl w:val="0"/>
-          <w:numId w:val="1001"/>
-        </w:numPr>
+    </w:p>
+    <w:p>
+      <w:pPr>
+        <w:pStyle w:val="BodyText"/>
       </w:pPr>
       <w:r>
         <w:t xml:space="preserve">NOAH: So what do we bring instead?</w:t>
       </w:r>
-      <w:r>
-        <w:t xml:space="preserve"> </w:t>
-      </w:r>
-      <w:r>
-        <w:t xml:space="preserve">노아: 그럼 대신 뭘 가져가죠?</w:t>
-      </w:r>
-    </w:p>
-    <w:p>
-      <w:pPr>
-        <w:numPr>
-          <w:ilvl w:val="0"/>
-          <w:numId w:val="1001"/>
-        </w:numPr>
+    </w:p>
+    <w:p>
+      <w:pPr>
+        <w:pStyle w:val="BodyText"/>
       </w:pPr>
       <w:r>
         <w:t xml:space="preserve">DEREK: One page.</w:t>
@@ -559,30 +430,6 @@
       </w:r>
       <w:r>
         <w:t xml:space="preserve">And the person who made the decision. You.</w:t>
-      </w:r>
-      <w:r>
-        <w:t xml:space="preserve"> </w:t>
-      </w:r>
-      <w:r>
-        <w:t xml:space="preserve">데릭: 한 장.</w:t>
-      </w:r>
-      <w:r>
-        <w:t xml:space="preserve"> </w:t>
-      </w:r>
-      <w:r>
-        <w:t xml:space="preserve">“</w:t>
-      </w:r>
-      <w:r>
-        <w:t xml:space="preserve">이렇게 바뀌었습니다.</w:t>
-      </w:r>
-      <w:r>
-        <w:t xml:space="preserve">”</w:t>
-      </w:r>
-      <w:r>
-        <w:t xml:space="preserve"> </w:t>
-      </w:r>
-      <w:r>
-        <w:t xml:space="preserve">그리고 그 결정을 내린 사람. 당신.</w:t>
       </w:r>
     </w:p>
     <w:bookmarkEnd w:id="21"/>
@@ -597,486 +444,231 @@
     </w:p>
     <w:p>
       <w:pPr>
-        <w:numPr>
-          <w:ilvl w:val="0"/>
-          <w:numId w:val="1002"/>
-        </w:numPr>
+        <w:pStyle w:val="FirstParagraph"/>
       </w:pPr>
       <w:r>
         <w:t xml:space="preserve">RHONDA: He has ten minutes. He’s not happy. I’m Rhonda. Brenda’s cousin.</w:t>
       </w:r>
-      <w:r>
-        <w:t xml:space="preserve"> </w:t>
-      </w:r>
-      <w:r>
-        <w:t xml:space="preserve">론다: 10분 있으세요. 기분이 안 좋으세요. 전 론다예요. 브렌다 사촌.</w:t>
-      </w:r>
-    </w:p>
-    <w:p>
-      <w:pPr>
-        <w:numPr>
-          <w:ilvl w:val="0"/>
-          <w:numId w:val="1002"/>
-        </w:numPr>
+    </w:p>
+    <w:p>
+      <w:pPr>
+        <w:pStyle w:val="BodyText"/>
       </w:pPr>
       <w:r>
         <w:t xml:space="preserve">DEREK: Thank you, Rhonda. Brenda says the cache trick still works.</w:t>
       </w:r>
-      <w:r>
-        <w:t xml:space="preserve"> </w:t>
-      </w:r>
-      <w:r>
-        <w:t xml:space="preserve">데릭: 고마워요, 론다. 브렌다가 캐시 지우기 아직 효과 있대요.</w:t>
-      </w:r>
-    </w:p>
-    <w:p>
-      <w:pPr>
-        <w:numPr>
-          <w:ilvl w:val="0"/>
-          <w:numId w:val="1002"/>
-        </w:numPr>
+    </w:p>
+    <w:p>
+      <w:pPr>
+        <w:pStyle w:val="BodyText"/>
       </w:pPr>
       <w:r>
         <w:t xml:space="preserve">RHONDA: It does. That’s why you got ten minutes. Not five.</w:t>
       </w:r>
-      <w:r>
-        <w:t xml:space="preserve"> </w:t>
-      </w:r>
-      <w:r>
-        <w:t xml:space="preserve">론다: 있어요. 그래서 5분 말고 10분 받은 거예요.</w:t>
-      </w:r>
-    </w:p>
-    <w:p>
-      <w:pPr>
-        <w:numPr>
-          <w:ilvl w:val="0"/>
-          <w:numId w:val="1002"/>
-        </w:numPr>
+    </w:p>
+    <w:p>
+      <w:pPr>
+        <w:pStyle w:val="BodyText"/>
       </w:pPr>
       <w:r>
         <w:t xml:space="preserve">HADDAD: Bennett. Shaw. Sit. I’ll be direct. You let me down.</w:t>
       </w:r>
-      <w:r>
-        <w:t xml:space="preserve"> </w:t>
-      </w:r>
-      <w:r>
-        <w:t xml:space="preserve">하다드: 베넷. 쇼. 앉아요. 솔직히 말하죠. 날 실망시켰어요.</w:t>
-      </w:r>
-    </w:p>
-    <w:p>
-      <w:pPr>
-        <w:numPr>
-          <w:ilvl w:val="0"/>
-          <w:numId w:val="1002"/>
-        </w:numPr>
+    </w:p>
+    <w:p>
+      <w:pPr>
+        <w:pStyle w:val="BodyText"/>
       </w:pPr>
       <w:r>
         <w:t xml:space="preserve">NOAH: You’re right. We let you down. I’m here to say that in person.</w:t>
       </w:r>
-      <w:r>
-        <w:t xml:space="preserve"> </w:t>
-      </w:r>
-      <w:r>
-        <w:t xml:space="preserve">노아: 맞아요. 저희가 실망시켜 드렸어요. 직접 말씀드리려고 왔어요.</w:t>
-      </w:r>
-    </w:p>
-    <w:p>
-      <w:pPr>
-        <w:numPr>
-          <w:ilvl w:val="0"/>
-          <w:numId w:val="1002"/>
-        </w:numPr>
+    </w:p>
+    <w:p>
+      <w:pPr>
+        <w:pStyle w:val="BodyText"/>
       </w:pPr>
       <w:r>
         <w:t xml:space="preserve">HADDAD: I had thirty syringes from lot fifteen. I’d already injected nine of them. So I called all nine patients, at night, one by one, and told them what to watch for.</w:t>
       </w:r>
-      <w:r>
-        <w:t xml:space="preserve"> </w:t>
-      </w:r>
-      <w:r>
-        <w:t xml:space="preserve">하다드: 15번 로트 주사기가 30개 있었어요. 그중 9개는 이미 썼고요. 그래서 환자 아홉 명 전부한테 밤에 한 명씩 전화해서 뭘 지켜봐야 하는지 말했어요.</w:t>
-      </w:r>
-    </w:p>
-    <w:p>
-      <w:pPr>
-        <w:numPr>
-          <w:ilvl w:val="0"/>
-          <w:numId w:val="1002"/>
-        </w:numPr>
+    </w:p>
+    <w:p>
+      <w:pPr>
+        <w:pStyle w:val="BodyText"/>
       </w:pPr>
       <w:r>
         <w:t xml:space="preserve">DEREK: Yourself?</w:t>
       </w:r>
-      <w:r>
-        <w:t xml:space="preserve"> </w:t>
-      </w:r>
-      <w:r>
-        <w:t xml:space="preserve">데릭: 직접요?</w:t>
-      </w:r>
-    </w:p>
-    <w:p>
-      <w:pPr>
-        <w:numPr>
-          <w:ilvl w:val="0"/>
-          <w:numId w:val="1002"/>
-        </w:numPr>
+    </w:p>
+    <w:p>
+      <w:pPr>
+        <w:pStyle w:val="BodyText"/>
       </w:pPr>
       <w:r>
         <w:t xml:space="preserve">HADDAD: Myself. Do you know how that feels, Bennett?</w:t>
       </w:r>
-      <w:r>
-        <w:t xml:space="preserve"> </w:t>
-      </w:r>
-      <w:r>
-        <w:t xml:space="preserve">하다드: 직접. 그게 어떤 기분인지 알아요, 베넷?</w:t>
-      </w:r>
-    </w:p>
-    <w:p>
-      <w:pPr>
-        <w:numPr>
-          <w:ilvl w:val="0"/>
-          <w:numId w:val="1002"/>
-        </w:numPr>
+    </w:p>
+    <w:p>
+      <w:pPr>
+        <w:pStyle w:val="BodyText"/>
       </w:pPr>
       <w:r>
         <w:t xml:space="preserve">NOAH: Not the way you do. I called clinics, and that was hard enough. You called patients who trusted you with their faces. That’s much harder, and I’m sorry you had to.</w:t>
       </w:r>
-      <w:r>
-        <w:t xml:space="preserve"> </w:t>
-      </w:r>
-      <w:r>
-        <w:t xml:space="preserve">노아: 선생님만큼은 아니에요. 전 병원에 전화했고, 그것만으로도 힘들었어요. 선생님은 얼굴을 맡긴 환자들에게 전화하셨죠. 그게 훨씬 더 어려워요. 그러셔야 했던 게 죄송합니다.</w:t>
-      </w:r>
-    </w:p>
-    <w:p>
-      <w:pPr>
-        <w:numPr>
-          <w:ilvl w:val="0"/>
-          <w:numId w:val="1002"/>
-        </w:numPr>
+    </w:p>
+    <w:p>
+      <w:pPr>
+        <w:pStyle w:val="BodyText"/>
       </w:pPr>
       <w:r>
         <w:t xml:space="preserve">HADDAD: It is. All nine are okay, by the way.</w:t>
       </w:r>
-      <w:r>
-        <w:t xml:space="preserve"> </w:t>
-      </w:r>
-      <w:r>
-        <w:t xml:space="preserve">하다드: 그래요. 그나저나 아홉 명 다 괜찮아요.</w:t>
-      </w:r>
-    </w:p>
-    <w:p>
-      <w:pPr>
-        <w:numPr>
-          <w:ilvl w:val="0"/>
-          <w:numId w:val="1002"/>
-        </w:numPr>
+    </w:p>
+    <w:p>
+      <w:pPr>
+        <w:pStyle w:val="BodyText"/>
       </w:pPr>
       <w:r>
         <w:t xml:space="preserve">DEREK: Thank God.</w:t>
       </w:r>
-      <w:r>
-        <w:t xml:space="preserve"> </w:t>
-      </w:r>
-      <w:r>
-        <w:t xml:space="preserve">데릭: 다행이네요.</w:t>
-      </w:r>
-    </w:p>
-    <w:p>
-      <w:pPr>
-        <w:numPr>
-          <w:ilvl w:val="0"/>
-          <w:numId w:val="1002"/>
-        </w:numPr>
+    </w:p>
+    <w:p>
+      <w:pPr>
+        <w:pStyle w:val="BodyText"/>
       </w:pPr>
       <w:r>
         <w:t xml:space="preserve">HADDAD: One was terrified. She called your hotline at two a.m. Guess who answered.</w:t>
       </w:r>
-      <w:r>
-        <w:t xml:space="preserve"> </w:t>
-      </w:r>
-      <w:r>
-        <w:t xml:space="preserve">하다드: 한 명은 겁에 질렸었어요. 새벽 2시에 핫라인에 전화했대요. 누가 받았을까요.</w:t>
-      </w:r>
-    </w:p>
-    <w:p>
-      <w:pPr>
-        <w:numPr>
-          <w:ilvl w:val="0"/>
-          <w:numId w:val="1002"/>
-        </w:numPr>
+    </w:p>
+    <w:p>
+      <w:pPr>
+        <w:pStyle w:val="BodyText"/>
       </w:pPr>
       <w:r>
         <w:t xml:space="preserve">NOAH: …Who?</w:t>
       </w:r>
-      <w:r>
-        <w:t xml:space="preserve"> </w:t>
-      </w:r>
-      <w:r>
-        <w:t xml:space="preserve">노아: …누가요?</w:t>
-      </w:r>
-    </w:p>
-    <w:p>
-      <w:pPr>
-        <w:numPr>
-          <w:ilvl w:val="0"/>
-          <w:numId w:val="1002"/>
-        </w:numPr>
+    </w:p>
+    <w:p>
+      <w:pPr>
+        <w:pStyle w:val="BodyText"/>
       </w:pPr>
       <w:r>
         <w:t xml:space="preserve">HADDAD: Dr. Ruiz. At two a.m. My patient told me that three times.</w:t>
       </w:r>
-      <w:r>
-        <w:t xml:space="preserve"> </w:t>
-      </w:r>
-      <w:r>
-        <w:t xml:space="preserve">하다드: 루이즈 선생. 새벽 2시에. 우리 환자가 그 얘기를 세 번이나 했어요.</w:t>
-      </w:r>
-    </w:p>
-    <w:p>
-      <w:pPr>
-        <w:numPr>
-          <w:ilvl w:val="0"/>
-          <w:numId w:val="1002"/>
-        </w:numPr>
+    </w:p>
+    <w:p>
+      <w:pPr>
+        <w:pStyle w:val="BodyText"/>
       </w:pPr>
       <w:r>
         <w:t xml:space="preserve">DEREK: Elena took night shifts. For the first two weeks.</w:t>
       </w:r>
-      <w:r>
-        <w:t xml:space="preserve"> </w:t>
-      </w:r>
-      <w:r>
-        <w:t xml:space="preserve">데릭: 엘레나가 야간 근무를 했어요. 처음 2주 동안.</w:t>
-      </w:r>
-    </w:p>
-    <w:p>
-      <w:pPr>
-        <w:numPr>
-          <w:ilvl w:val="0"/>
-          <w:numId w:val="1002"/>
-        </w:numPr>
+    </w:p>
+    <w:p>
+      <w:pPr>
+        <w:pStyle w:val="BodyText"/>
       </w:pPr>
       <w:r>
         <w:t xml:space="preserve">HADDAD: …That, I respect. Now tell me why I should come back.</w:t>
       </w:r>
-      <w:r>
-        <w:t xml:space="preserve"> </w:t>
-      </w:r>
-      <w:r>
-        <w:t xml:space="preserve">하다드: …그건 존중해요. 이제 왜 내가 돌아가야 하는지 말해 봐요.</w:t>
-      </w:r>
-    </w:p>
-    <w:p>
-      <w:pPr>
-        <w:numPr>
-          <w:ilvl w:val="0"/>
-          <w:numId w:val="1002"/>
-        </w:numPr>
+    </w:p>
+    <w:p>
+      <w:pPr>
+        <w:pStyle w:val="BodyText"/>
       </w:pPr>
       <w:r>
         <w:t xml:space="preserve">NOAH: Here’s what’s changed. One: the bad stoppers are gone. The original supplier is back.</w:t>
       </w:r>
-      <w:r>
-        <w:t xml:space="preserve"> </w:t>
-      </w:r>
-      <w:r>
-        <w:t xml:space="preserve">노아: 이렇게 바뀌었습니다. 하나: 문제 마개는 없어졌어요. 원래 공급사가 돌아왔어요.</w:t>
-      </w:r>
-    </w:p>
-    <w:p>
-      <w:pPr>
-        <w:numPr>
-          <w:ilvl w:val="0"/>
-          <w:numId w:val="1002"/>
-        </w:numPr>
+    </w:p>
+    <w:p>
+      <w:pPr>
+        <w:pStyle w:val="BodyText"/>
       </w:pPr>
       <w:r>
         <w:t xml:space="preserve">DEREK: Two. Our quality lead inspects every incoming stopper batch. In person.</w:t>
       </w:r>
-      <w:r>
-        <w:t xml:space="preserve"> </w:t>
-      </w:r>
-      <w:r>
-        <w:t xml:space="preserve">데릭: 둘. 우리 품질 책임자가 입고되는 마개 배치를 전부 검사해요. 직접.</w:t>
-      </w:r>
-    </w:p>
-    <w:p>
-      <w:pPr>
-        <w:numPr>
-          <w:ilvl w:val="0"/>
-          <w:numId w:val="1002"/>
-        </w:numPr>
+    </w:p>
+    <w:p>
+      <w:pPr>
+        <w:pStyle w:val="BodyText"/>
       </w:pPr>
       <w:r>
         <w:t xml:space="preserve">NOAH: Three. A second manufacturer. In Korea. FDA approved. If one fails, we don’t stop.</w:t>
       </w:r>
-      <w:r>
-        <w:t xml:space="preserve"> </w:t>
-      </w:r>
-      <w:r>
-        <w:t xml:space="preserve">노아: 셋. 제2 제조사. 한국. FDA 승인. 하나가 실패해도 멈추지 않아요.</w:t>
-      </w:r>
-    </w:p>
-    <w:p>
-      <w:pPr>
-        <w:numPr>
-          <w:ilvl w:val="0"/>
-          <w:numId w:val="1002"/>
-        </w:numPr>
+    </w:p>
+    <w:p>
+      <w:pPr>
+        <w:pStyle w:val="BodyText"/>
       </w:pPr>
       <w:r>
         <w:t xml:space="preserve">HADDAD: And four?</w:t>
       </w:r>
-      <w:r>
-        <w:t xml:space="preserve"> </w:t>
-      </w:r>
-      <w:r>
-        <w:t xml:space="preserve">하다드: 그리고 넷은?</w:t>
-      </w:r>
-    </w:p>
-    <w:p>
-      <w:pPr>
-        <w:numPr>
-          <w:ilvl w:val="0"/>
-          <w:numId w:val="1002"/>
-        </w:numPr>
+    </w:p>
+    <w:p>
+      <w:pPr>
+        <w:pStyle w:val="BodyText"/>
       </w:pPr>
       <w:r>
         <w:t xml:space="preserve">NOAH: Four. Every month, we publish our quality chart. To every customer. Good and bad.</w:t>
       </w:r>
-      <w:r>
-        <w:t xml:space="preserve"> </w:t>
-      </w:r>
-      <w:r>
-        <w:t xml:space="preserve">노아: 넷. 매달 품질 차트를 공개해요. 모든 고객에게. 좋은 것도 나쁜 것도.</w:t>
-      </w:r>
-    </w:p>
-    <w:p>
-      <w:pPr>
-        <w:numPr>
-          <w:ilvl w:val="0"/>
-          <w:numId w:val="1002"/>
-        </w:numPr>
+    </w:p>
+    <w:p>
+      <w:pPr>
+        <w:pStyle w:val="BodyText"/>
       </w:pPr>
       <w:r>
         <w:t xml:space="preserve">HADDAD: You’ll show me your quality data? Every month?</w:t>
       </w:r>
-      <w:r>
-        <w:t xml:space="preserve"> </w:t>
-      </w:r>
-      <w:r>
-        <w:t xml:space="preserve">하다드: 품질 데이터를 보여 준다고요? 매달?</w:t>
-      </w:r>
-    </w:p>
-    <w:p>
-      <w:pPr>
-        <w:numPr>
-          <w:ilvl w:val="0"/>
-          <w:numId w:val="1002"/>
-        </w:numPr>
+    </w:p>
+    <w:p>
+      <w:pPr>
+        <w:pStyle w:val="BodyText"/>
       </w:pPr>
       <w:r>
         <w:t xml:space="preserve">NOAH: Extrusion force. Seal tests. Lot by lot. Leo, our quality lead, insisted.</w:t>
       </w:r>
-      <w:r>
-        <w:t xml:space="preserve"> </w:t>
-      </w:r>
-      <w:r>
-        <w:t xml:space="preserve">노아: 압출력. 밀봉 시험. 로트별로. 품질 책임자 레오가 고집했어요.</w:t>
-      </w:r>
-    </w:p>
-    <w:p>
-      <w:pPr>
-        <w:numPr>
-          <w:ilvl w:val="0"/>
-          <w:numId w:val="1002"/>
-        </w:numPr>
+    </w:p>
+    <w:p>
+      <w:pPr>
+        <w:pStyle w:val="BodyText"/>
       </w:pPr>
       <w:r>
         <w:t xml:space="preserve">HADDAD: Halvern never showed me a single chart. In fifteen years.</w:t>
       </w:r>
-      <w:r>
-        <w:t xml:space="preserve"> </w:t>
-      </w:r>
-      <w:r>
-        <w:t xml:space="preserve">하다드: 할번은 15년 동안 차트 하나 보여 준 적이 없어요.</w:t>
-      </w:r>
-    </w:p>
-    <w:p>
-      <w:pPr>
-        <w:numPr>
-          <w:ilvl w:val="0"/>
-          <w:numId w:val="1002"/>
-        </w:numPr>
+    </w:p>
+    <w:p>
+      <w:pPr>
+        <w:pStyle w:val="BodyText"/>
       </w:pPr>
       <w:r>
         <w:t xml:space="preserve">DEREK: That chart is why we caught the problem. Leo saw the trend months before.</w:t>
       </w:r>
-      <w:r>
-        <w:t xml:space="preserve"> </w:t>
-      </w:r>
-      <w:r>
-        <w:t xml:space="preserve">데릭: 그 차트 덕분에 문제를 잡았어요. 레오가 몇 달 전에 추세를 봤거든요.</w:t>
-      </w:r>
-    </w:p>
-    <w:p>
-      <w:pPr>
-        <w:numPr>
-          <w:ilvl w:val="0"/>
-          <w:numId w:val="1002"/>
-        </w:numPr>
+    </w:p>
+    <w:p>
+      <w:pPr>
+        <w:pStyle w:val="BodyText"/>
       </w:pPr>
       <w:r>
         <w:t xml:space="preserve">HADDAD: Months before? Then why didn’t you act months before?</w:t>
       </w:r>
-      <w:r>
-        <w:t xml:space="preserve"> </w:t>
-      </w:r>
-      <w:r>
-        <w:t xml:space="preserve">하다드: 몇 달 전에요? 그럼 왜 몇 달 전에 조치하지 않았어요?</w:t>
-      </w:r>
-    </w:p>
-    <w:p>
-      <w:pPr>
-        <w:numPr>
-          <w:ilvl w:val="0"/>
-          <w:numId w:val="1002"/>
-        </w:numPr>
+    </w:p>
+    <w:p>
+      <w:pPr>
+        <w:pStyle w:val="BodyText"/>
       </w:pPr>
       <w:r>
         <w:t xml:space="preserve">NOAH: Fair question. The trend was still inside the spec, so we investigated instead of stopping. But we didn’t move fast enough. That was our mistake, and I won’t defend it.</w:t>
       </w:r>
-      <w:r>
-        <w:t xml:space="preserve"> </w:t>
-      </w:r>
-      <w:r>
-        <w:t xml:space="preserve">노아: 정당한 질문이에요. 추세가 아직 규격 안이어서, 멈추는 대신 조사를 했어요. 하지만 충분히 빠르게 움직이지 않았어요. 그건 저희 실수였고, 변명하지 않겠습니다.</w:t>
-      </w:r>
-    </w:p>
-    <w:p>
-      <w:pPr>
-        <w:numPr>
-          <w:ilvl w:val="0"/>
-          <w:numId w:val="1002"/>
-        </w:numPr>
+    </w:p>
+    <w:p>
+      <w:pPr>
+        <w:pStyle w:val="BodyText"/>
       </w:pPr>
       <w:r>
         <w:t xml:space="preserve">HADDAD: You admit that?</w:t>
       </w:r>
-      <w:r>
-        <w:t xml:space="preserve"> </w:t>
-      </w:r>
-      <w:r>
-        <w:t xml:space="preserve">하다드: 그걸 인정해요?</w:t>
-      </w:r>
-    </w:p>
-    <w:p>
-      <w:pPr>
-        <w:numPr>
-          <w:ilvl w:val="0"/>
-          <w:numId w:val="1002"/>
-        </w:numPr>
+    </w:p>
+    <w:p>
+      <w:pPr>
+        <w:pStyle w:val="BodyText"/>
       </w:pPr>
       <w:r>
         <w:t xml:space="preserve">NOAH: It’s in our root cause report. Page four.</w:t>
@@ -1093,125 +685,53 @@
       <w:r>
         <w:t xml:space="preserve">”</w:t>
       </w:r>
-      <w:r>
-        <w:t xml:space="preserve"> </w:t>
-      </w:r>
-      <w:r>
-        <w:t xml:space="preserve">노아: 근본 원인 보고서에 있어요. 4쪽.</w:t>
-      </w:r>
-      <w:r>
-        <w:t xml:space="preserve"> </w:t>
-      </w:r>
-      <w:r>
-        <w:t xml:space="preserve">“</w:t>
-      </w:r>
-      <w:r>
-        <w:t xml:space="preserve">더 빨리 상부에 보고했어야 했다.</w:t>
-      </w:r>
-      <w:r>
-        <w:t xml:space="preserve">”</w:t>
-      </w:r>
-    </w:p>
-    <w:p>
-      <w:pPr>
-        <w:numPr>
-          <w:ilvl w:val="0"/>
-          <w:numId w:val="1002"/>
-        </w:numPr>
+    </w:p>
+    <w:p>
+      <w:pPr>
+        <w:pStyle w:val="BodyText"/>
       </w:pPr>
       <w:r>
         <w:t xml:space="preserve">HADDAD: Hmm. And price? Any discount? For my trouble?</w:t>
       </w:r>
-      <w:r>
-        <w:t xml:space="preserve"> </w:t>
-      </w:r>
-      <w:r>
-        <w:t xml:space="preserve">하다드: 흠. 가격은요? 할인은? 내가 고생한 대가로?</w:t>
-      </w:r>
-    </w:p>
-    <w:p>
-      <w:pPr>
-        <w:numPr>
-          <w:ilvl w:val="0"/>
-          <w:numId w:val="1002"/>
-        </w:numPr>
+    </w:p>
+    <w:p>
+      <w:pPr>
+        <w:pStyle w:val="BodyText"/>
       </w:pPr>
       <w:r>
         <w:t xml:space="preserve">DEREK: No discount. Same price as everyone. Including those who stayed.</w:t>
       </w:r>
-      <w:r>
-        <w:t xml:space="preserve"> </w:t>
-      </w:r>
-      <w:r>
-        <w:t xml:space="preserve">데릭: 할인 없어요. 모두와 같은 가격. 남아 준 분들을 포함해서.</w:t>
-      </w:r>
-    </w:p>
-    <w:p>
-      <w:pPr>
-        <w:numPr>
-          <w:ilvl w:val="0"/>
-          <w:numId w:val="1002"/>
-        </w:numPr>
+    </w:p>
+    <w:p>
+      <w:pPr>
+        <w:pStyle w:val="BodyText"/>
       </w:pPr>
       <w:r>
         <w:t xml:space="preserve">HADDAD: Not even a little? For an angry doctor?</w:t>
       </w:r>
-      <w:r>
-        <w:t xml:space="preserve"> </w:t>
-      </w:r>
-      <w:r>
-        <w:t xml:space="preserve">하다드: 조금도요? 화난 의사한테?</w:t>
-      </w:r>
-    </w:p>
-    <w:p>
-      <w:pPr>
-        <w:numPr>
-          <w:ilvl w:val="0"/>
-          <w:numId w:val="1002"/>
-        </w:numPr>
+    </w:p>
+    <w:p>
+      <w:pPr>
+        <w:pStyle w:val="BodyText"/>
       </w:pPr>
       <w:r>
         <w:t xml:space="preserve">NOAH: Here’s the thing. If we discount you, the clinics who stayed with us pay for your anger. That’s not fair to them, and honestly, you wouldn’t respect us if we did it.</w:t>
       </w:r>
-      <w:r>
-        <w:t xml:space="preserve"> </w:t>
-      </w:r>
-      <w:r>
-        <w:t xml:space="preserve">노아: 중요한 건 이거예요. 선생님께 할인하면, 저희 곁에 남은 병원들이 선생님의 분노 값을 내는 셈이에요. 그분들께 공정하지 않고, 솔직히 저희가 그렇게 하면 선생님도 저희를 존중하지 않으실 거예요.</w:t>
-      </w:r>
-    </w:p>
-    <w:p>
-      <w:pPr>
-        <w:numPr>
-          <w:ilvl w:val="0"/>
-          <w:numId w:val="1002"/>
-        </w:numPr>
+    </w:p>
+    <w:p>
+      <w:pPr>
+        <w:pStyle w:val="BodyText"/>
       </w:pPr>
       <w:r>
         <w:t xml:space="preserve">HADDAD: …That’s the first rep answer I’ve liked in years.</w:t>
       </w:r>
-      <w:r>
-        <w:t xml:space="preserve"> </w:t>
-      </w:r>
-      <w:r>
-        <w:t xml:space="preserve">하다드: …몇 년 만에 마음에 드는 영업 답변이네요.</w:t>
-      </w:r>
-    </w:p>
-    <w:p>
-      <w:pPr>
-        <w:numPr>
-          <w:ilvl w:val="0"/>
-          <w:numId w:val="1002"/>
-        </w:numPr>
+    </w:p>
+    <w:p>
+      <w:pPr>
+        <w:pStyle w:val="BodyText"/>
       </w:pPr>
       <w:r>
         <w:t xml:space="preserve">DEREK: So? Give us another shot?</w:t>
-      </w:r>
-      <w:r>
-        <w:t xml:space="preserve"> </w:t>
-      </w:r>
-      <w:r>
-        <w:t xml:space="preserve">데릭: 그래서요? 한 번 더 기회를 주실래요?</w:t>
       </w:r>
     </w:p>
     <w:bookmarkEnd w:id="22"/>
@@ -1226,146 +746,71 @@
     </w:p>
     <w:p>
       <w:pPr>
-        <w:numPr>
-          <w:ilvl w:val="0"/>
-          <w:numId w:val="1003"/>
-        </w:numPr>
+        <w:pStyle w:val="FirstParagraph"/>
       </w:pPr>
       <w:r>
         <w:t xml:space="preserve">HADDAD: Not yet. Do the lunch training first. My staff. Two sessions. Then I decide.</w:t>
       </w:r>
-      <w:r>
-        <w:t xml:space="preserve"> </w:t>
-      </w:r>
-      <w:r>
-        <w:t xml:space="preserve">하다드: 아직은요. 점심 교육 먼저 해요. 우리 직원들. 두 번. 그다음 결정할게요.</w:t>
-      </w:r>
-    </w:p>
-    <w:p>
-      <w:pPr>
-        <w:numPr>
-          <w:ilvl w:val="0"/>
-          <w:numId w:val="1003"/>
-        </w:numPr>
+    </w:p>
+    <w:p>
+      <w:pPr>
+        <w:pStyle w:val="BodyText"/>
       </w:pPr>
       <w:r>
         <w:t xml:space="preserve">DEREK: Rhonda, can we book it now?</w:t>
       </w:r>
-      <w:r>
-        <w:t xml:space="preserve"> </w:t>
-      </w:r>
-      <w:r>
-        <w:t xml:space="preserve">데릭: 론다, 지금 예약해도 될까요?</w:t>
-      </w:r>
-    </w:p>
-    <w:p>
-      <w:pPr>
-        <w:numPr>
-          <w:ilvl w:val="0"/>
-          <w:numId w:val="1003"/>
-        </w:numPr>
+    </w:p>
+    <w:p>
+      <w:pPr>
+        <w:pStyle w:val="BodyText"/>
       </w:pPr>
       <w:r>
         <w:t xml:space="preserve">RHONDA: Four weeks from Friday. Twelve-thirty. Bring sandwiches. Not pizza. He hates pizza.</w:t>
       </w:r>
-      <w:r>
-        <w:t xml:space="preserve"> </w:t>
-      </w:r>
-      <w:r>
-        <w:t xml:space="preserve">론다: 4주 뒤 금요일. 12시 반. 샌드위치 가져와요. 피자 말고. 선생님이 피자 싫어하세요.</w:t>
-      </w:r>
-    </w:p>
-    <w:p>
-      <w:pPr>
-        <w:numPr>
-          <w:ilvl w:val="0"/>
-          <w:numId w:val="1003"/>
-        </w:numPr>
+    </w:p>
+    <w:p>
+      <w:pPr>
+        <w:pStyle w:val="BodyText"/>
       </w:pPr>
       <w:r>
         <w:t xml:space="preserve">HADDAD: I do hate pizza. Ten minutes are up.</w:t>
       </w:r>
-      <w:r>
-        <w:t xml:space="preserve"> </w:t>
-      </w:r>
-      <w:r>
-        <w:t xml:space="preserve">하다드: 피자 싫어하는 거 맞아요. 10분 끝났어요.</w:t>
-      </w:r>
-    </w:p>
-    <w:p>
-      <w:pPr>
-        <w:numPr>
-          <w:ilvl w:val="0"/>
-          <w:numId w:val="1003"/>
-        </w:numPr>
+    </w:p>
+    <w:p>
+      <w:pPr>
+        <w:pStyle w:val="BodyText"/>
       </w:pPr>
       <w:r>
         <w:t xml:space="preserve">NOAH: Thank you, Dr. Haddad. For the ten minutes. And the honesty.</w:t>
       </w:r>
-      <w:r>
-        <w:t xml:space="preserve"> </w:t>
-      </w:r>
-      <w:r>
-        <w:t xml:space="preserve">노아: 감사합니다, 하다드 선생님. 10분과. 솔직함에.</w:t>
-      </w:r>
-    </w:p>
-    <w:p>
-      <w:pPr>
-        <w:numPr>
-          <w:ilvl w:val="0"/>
-          <w:numId w:val="1003"/>
-        </w:numPr>
+    </w:p>
+    <w:p>
+      <w:pPr>
+        <w:pStyle w:val="BodyText"/>
       </w:pPr>
       <w:r>
         <w:t xml:space="preserve">AVA: Noah? Miami. Dr. Carla Mendes. She agreed to a call. Five minutes.</w:t>
       </w:r>
-      <w:r>
-        <w:t xml:space="preserve"> </w:t>
-      </w:r>
-      <w:r>
-        <w:t xml:space="preserve">에이바: 노아? 마이애미. 카를라 멘데스 선생님. 통화에 동의했어요. 5분.</w:t>
-      </w:r>
-    </w:p>
-    <w:p>
-      <w:pPr>
-        <w:numPr>
-          <w:ilvl w:val="0"/>
-          <w:numId w:val="1003"/>
-        </w:numPr>
+    </w:p>
+    <w:p>
+      <w:pPr>
+        <w:pStyle w:val="BodyText"/>
       </w:pPr>
       <w:r>
         <w:t xml:space="preserve">MENDES: Mr. Bennett. I’ll save you time. We’re not coming back.</w:t>
       </w:r>
-      <w:r>
-        <w:t xml:space="preserve"> </w:t>
-      </w:r>
-      <w:r>
-        <w:t xml:space="preserve">멘데스: 베넷 씨. 시간 아껴 드릴게요. 우린 안 돌아가요.</w:t>
-      </w:r>
-    </w:p>
-    <w:p>
-      <w:pPr>
-        <w:numPr>
-          <w:ilvl w:val="0"/>
-          <w:numId w:val="1003"/>
-        </w:numPr>
+    </w:p>
+    <w:p>
+      <w:pPr>
+        <w:pStyle w:val="BodyText"/>
       </w:pPr>
       <w:r>
         <w:t xml:space="preserve">NOAH: I understand. May I ask why? So we learn.</w:t>
       </w:r>
-      <w:r>
-        <w:t xml:space="preserve"> </w:t>
-      </w:r>
-      <w:r>
-        <w:t xml:space="preserve">노아: 이해해요. 이유를 물어도 될까요? 배우려고요.</w:t>
-      </w:r>
-    </w:p>
-    <w:p>
-      <w:pPr>
-        <w:numPr>
-          <w:ilvl w:val="0"/>
-          <w:numId w:val="1003"/>
-        </w:numPr>
+    </w:p>
+    <w:p>
+      <w:pPr>
+        <w:pStyle w:val="BodyText"/>
       </w:pPr>
       <w:r>
         <w:t xml:space="preserve">MENDES: My patients read the news.</w:t>
@@ -1388,11 +833,157 @@
       <w:r>
         <w:t xml:space="preserve">is the only word they remember.</w:t>
       </w:r>
-      <w:r>
-        <w:t xml:space="preserve"> </w:t>
-      </w:r>
-      <w:r>
-        <w:t xml:space="preserve">멘데스: 우리 환자들이 뉴스를 읽어요.</w:t>
+    </w:p>
+    <w:p>
+      <w:pPr>
+        <w:pStyle w:val="BodyText"/>
+      </w:pPr>
+      <w:r>
+        <w:t xml:space="preserve">NOAH: Even with zero infections?</w:t>
+      </w:r>
+    </w:p>
+    <w:p>
+      <w:pPr>
+        <w:pStyle w:val="BodyText"/>
+      </w:pPr>
+      <w:r>
+        <w:t xml:space="preserve">MENDES: They don’t read that far. In my market, perception is everything. My patients pay a lot, and they want to feel safe. One bad word in the news is enough.</w:t>
+      </w:r>
+    </w:p>
+    <w:p>
+      <w:pPr>
+        <w:pStyle w:val="BodyText"/>
+      </w:pPr>
+      <w:r>
+        <w:t xml:space="preserve">NOAH: That’s fair. You know your patients better than we do.</w:t>
+      </w:r>
+    </w:p>
+    <w:p>
+      <w:pPr>
+        <w:pStyle w:val="BodyText"/>
+      </w:pPr>
+      <w:r>
+        <w:t xml:space="preserve">MENDES: You’re not going to argue?</w:t>
+      </w:r>
+    </w:p>
+    <w:p>
+      <w:pPr>
+        <w:pStyle w:val="BodyText"/>
+      </w:pPr>
+      <w:r>
+        <w:t xml:space="preserve">NOAH: No. We let you down, and I’m sorry this happened. I won’t try to change your mind today. But I want you to know the door stays open, whenever you’re ready.</w:t>
+      </w:r>
+    </w:p>
+    <w:p>
+      <w:pPr>
+        <w:pStyle w:val="BodyText"/>
+      </w:pPr>
+      <w:r>
+        <w:t xml:space="preserve">MENDES: The door stays open. Hmm. Most companies slam it. Or keep calling.</w:t>
+      </w:r>
+    </w:p>
+    <w:p>
+      <w:pPr>
+        <w:pStyle w:val="BodyText"/>
+      </w:pPr>
+      <w:r>
+        <w:t xml:space="preserve">NOAH: We’ll send the monthly quality chart. Nothing else. Unless you ask.</w:t>
+      </w:r>
+    </w:p>
+    <w:p>
+      <w:pPr>
+        <w:pStyle w:val="BodyText"/>
+      </w:pPr>
+      <w:r>
+        <w:t xml:space="preserve">MENDES: Fine. Send the chart. Goodbye, Mr. Bennett.</w:t>
+      </w:r>
+    </w:p>
+    <w:p>
+      <w:pPr>
+        <w:pStyle w:val="BodyText"/>
+      </w:pPr>
+      <w:r>
+        <w:t xml:space="preserve">AVA: That was a no.</w:t>
+      </w:r>
+    </w:p>
+    <w:p>
+      <w:pPr>
+        <w:pStyle w:val="BodyText"/>
+      </w:pPr>
+      <w:r>
+        <w:t xml:space="preserve">NOAH: That was a no with a chart. Better than a no with a slammed door.</w:t>
+      </w:r>
+    </w:p>
+    <w:p>
+      <w:pPr>
+        <w:pStyle w:val="BodyText"/>
+      </w:pPr>
+      <w:r>
+        <w:t xml:space="preserve">AVA: Keisha’s calling. Line two.</w:t>
+      </w:r>
+    </w:p>
+    <w:p>
+      <w:pPr>
+        <w:pStyle w:val="BodyText"/>
+      </w:pPr>
+      <w:r>
+        <w:t xml:space="preserve">KEISHA: Ava! Good news. All twenty patients are fine. And I want to order again.</w:t>
+      </w:r>
+    </w:p>
+    <w:p>
+      <w:pPr>
+        <w:pStyle w:val="BodyText"/>
+      </w:pPr>
+      <w:r>
+        <w:t xml:space="preserve">AVA: Keisha! You were angry three weeks ago.</w:t>
+      </w:r>
+    </w:p>
+    <w:p>
+      <w:pPr>
+        <w:pStyle w:val="BodyText"/>
+      </w:pPr>
+      <w:r>
+        <w:t xml:space="preserve">KEISHA: I was. Then you sat with me that night and called twenty patients, one after another, and ate cold pizza. Nobody from any company ever did that for me.</w:t>
+      </w:r>
+    </w:p>
+    <w:p>
+      <w:pPr>
+        <w:pStyle w:val="BodyText"/>
+      </w:pPr>
+      <w:r>
+        <w:t xml:space="preserve">AVA: I’d do it again. Cold pizza and all.</w:t>
+      </w:r>
+    </w:p>
+    <w:p>
+      <w:pPr>
+        <w:pStyle w:val="BodyText"/>
+      </w:pPr>
+      <w:r>
+        <w:t xml:space="preserve">NOAH: Keisha, it’s Noah. Thank you. Truly.</w:t>
+      </w:r>
+    </w:p>
+    <w:p>
+      <w:pPr>
+        <w:pStyle w:val="BodyText"/>
+      </w:pPr>
+      <w:r>
+        <w:t xml:space="preserve">KEISHA: Can I ask something? For the faculty program?</w:t>
+      </w:r>
+    </w:p>
+    <w:p>
+      <w:pPr>
+        <w:pStyle w:val="BodyText"/>
+      </w:pPr>
+      <w:r>
+        <w:t xml:space="preserve">AVA: Of course.</w:t>
+      </w:r>
+    </w:p>
+    <w:p>
+      <w:pPr>
+        <w:pStyle w:val="BodyText"/>
+      </w:pPr>
+      <w:r>
+        <w:t xml:space="preserve">KEISHA: Let me teach a session.</w:t>
       </w:r>
       <w:r>
         <w:t xml:space="preserve"> </w:t>
@@ -1401,406 +992,32 @@
         <w:t xml:space="preserve">“</w:t>
       </w:r>
       <w:r>
-        <w:t xml:space="preserve">회수</w:t>
+        <w:t xml:space="preserve">How to call patients after a recall.</w:t>
       </w:r>
       <w:r>
         <w:t xml:space="preserve">”</w:t>
       </w:r>
       <w:r>
-        <w:t xml:space="preserve">라는 단어만 기억하죠.</w:t>
-      </w:r>
-    </w:p>
-    <w:p>
-      <w:pPr>
-        <w:numPr>
-          <w:ilvl w:val="0"/>
-          <w:numId w:val="1003"/>
-        </w:numPr>
-      </w:pPr>
-      <w:r>
-        <w:t xml:space="preserve">NOAH: Even with zero infections?</w:t>
-      </w:r>
-      <w:r>
-        <w:t xml:space="preserve"> </w:t>
-      </w:r>
-      <w:r>
-        <w:t xml:space="preserve">노아: 감염이 0건인데도요?</w:t>
-      </w:r>
-    </w:p>
-    <w:p>
-      <w:pPr>
-        <w:numPr>
-          <w:ilvl w:val="0"/>
-          <w:numId w:val="1003"/>
-        </w:numPr>
-      </w:pPr>
-      <w:r>
-        <w:t xml:space="preserve">MENDES: They don’t read that far. In my market, perception is everything. My patients pay a lot, and they want to feel safe. One bad word in the news is enough.</w:t>
-      </w:r>
-      <w:r>
-        <w:t xml:space="preserve"> </w:t>
-      </w:r>
-      <w:r>
-        <w:t xml:space="preserve">멘데스: 거기까지 안 읽어요. 우리 시장에선 인식이 전부예요. 우리 환자들은 돈을 많이 내고, 안전하다고 느끼고 싶어 해요. 뉴스에 나쁜 단어 하나면 충분해요.</w:t>
-      </w:r>
-    </w:p>
-    <w:p>
-      <w:pPr>
-        <w:numPr>
-          <w:ilvl w:val="0"/>
-          <w:numId w:val="1003"/>
-        </w:numPr>
-      </w:pPr>
-      <w:r>
-        <w:t xml:space="preserve">NOAH: That’s fair. You know your patients better than we do.</w:t>
-      </w:r>
-      <w:r>
-        <w:t xml:space="preserve"> </w:t>
-      </w:r>
-      <w:r>
-        <w:t xml:space="preserve">노아: 그럴 만하네요. 환자분들은 선생님이 저희보다 더 잘 아시니까요.</w:t>
-      </w:r>
-    </w:p>
-    <w:p>
-      <w:pPr>
-        <w:numPr>
-          <w:ilvl w:val="0"/>
-          <w:numId w:val="1003"/>
-        </w:numPr>
-      </w:pPr>
-      <w:r>
-        <w:t xml:space="preserve">MENDES: You’re not going to argue?</w:t>
-      </w:r>
-      <w:r>
-        <w:t xml:space="preserve"> </w:t>
-      </w:r>
-      <w:r>
-        <w:t xml:space="preserve">멘데스: 반박 안 해요?</w:t>
-      </w:r>
-    </w:p>
-    <w:p>
-      <w:pPr>
-        <w:numPr>
-          <w:ilvl w:val="0"/>
-          <w:numId w:val="1003"/>
-        </w:numPr>
-      </w:pPr>
-      <w:r>
-        <w:t xml:space="preserve">NOAH: No. We let you down, and I’m sorry this happened. I won’t try to change your mind today. But I want you to know the door stays open, whenever you’re ready.</w:t>
-      </w:r>
-      <w:r>
-        <w:t xml:space="preserve"> </w:t>
-      </w:r>
-      <w:r>
-        <w:t xml:space="preserve">노아: 아니요. 저희가 실망시켜 드렸고, 이런 일이 생겨 죄송해요. 오늘 마음을 바꾸시라고 설득하지 않을게요. 하지만 준비되시면 언제든 문은 열려 있다는 걸 알아 주셨으면 해요.</w:t>
-      </w:r>
-    </w:p>
-    <w:p>
-      <w:pPr>
-        <w:numPr>
-          <w:ilvl w:val="0"/>
-          <w:numId w:val="1003"/>
-        </w:numPr>
-      </w:pPr>
-      <w:r>
-        <w:t xml:space="preserve">MENDES: The door stays open. Hmm. Most companies slam it. Or keep calling.</w:t>
-      </w:r>
-      <w:r>
-        <w:t xml:space="preserve"> </w:t>
-      </w:r>
-      <w:r>
-        <w:t xml:space="preserve">멘데스: 문은 열려 있다. 흠. 대부분 회사는 쾅 닫거나. 계속 전화하죠.</w:t>
-      </w:r>
-    </w:p>
-    <w:p>
-      <w:pPr>
-        <w:numPr>
-          <w:ilvl w:val="0"/>
-          <w:numId w:val="1003"/>
-        </w:numPr>
-      </w:pPr>
-      <w:r>
-        <w:t xml:space="preserve">NOAH: We’ll send the monthly quality chart. Nothing else. Unless you ask.</w:t>
-      </w:r>
-      <w:r>
-        <w:t xml:space="preserve"> </w:t>
-      </w:r>
-      <w:r>
-        <w:t xml:space="preserve">노아: 월간 품질 차트만 보낼게요. 그 외엔 아무것도. 요청하시지 않는 한.</w:t>
-      </w:r>
-    </w:p>
-    <w:p>
-      <w:pPr>
-        <w:numPr>
-          <w:ilvl w:val="0"/>
-          <w:numId w:val="1003"/>
-        </w:numPr>
-      </w:pPr>
-      <w:r>
-        <w:t xml:space="preserve">MENDES: Fine. Send the chart. Goodbye, Mr. Bennett.</w:t>
-      </w:r>
-      <w:r>
-        <w:t xml:space="preserve"> </w:t>
-      </w:r>
-      <w:r>
-        <w:t xml:space="preserve">멘데스: 좋아요. 차트 보내요. 안녕히 계세요, 베넷 씨.</w:t>
-      </w:r>
-    </w:p>
-    <w:p>
-      <w:pPr>
-        <w:numPr>
-          <w:ilvl w:val="0"/>
-          <w:numId w:val="1003"/>
-        </w:numPr>
-      </w:pPr>
-      <w:r>
-        <w:t xml:space="preserve">AVA: That was a no.</w:t>
-      </w:r>
-      <w:r>
-        <w:t xml:space="preserve"> </w:t>
-      </w:r>
-      <w:r>
-        <w:t xml:space="preserve">에이바: 거절이었네요.</w:t>
-      </w:r>
-    </w:p>
-    <w:p>
-      <w:pPr>
-        <w:numPr>
-          <w:ilvl w:val="0"/>
-          <w:numId w:val="1003"/>
-        </w:numPr>
-      </w:pPr>
-      <w:r>
-        <w:t xml:space="preserve">NOAH: That was a no with a chart. Better than a no with a slammed door.</w:t>
-      </w:r>
-      <w:r>
-        <w:t xml:space="preserve"> </w:t>
-      </w:r>
-      <w:r>
-        <w:t xml:space="preserve">노아: 차트가 딸린 거절이죠. 문을 쾅 닫은 거절보단 나아요.</w:t>
-      </w:r>
-    </w:p>
-    <w:p>
-      <w:pPr>
-        <w:numPr>
-          <w:ilvl w:val="0"/>
-          <w:numId w:val="1003"/>
-        </w:numPr>
-      </w:pPr>
-      <w:r>
-        <w:t xml:space="preserve">AVA: Keisha’s calling. Line two.</w:t>
-      </w:r>
-      <w:r>
-        <w:t xml:space="preserve"> </w:t>
-      </w:r>
-      <w:r>
-        <w:t xml:space="preserve">에이바: 키샤 전화예요. 2번 회선.</w:t>
-      </w:r>
-    </w:p>
-    <w:p>
-      <w:pPr>
-        <w:numPr>
-          <w:ilvl w:val="0"/>
-          <w:numId w:val="1003"/>
-        </w:numPr>
-      </w:pPr>
-      <w:r>
-        <w:t xml:space="preserve">KEISHA: Ava! Good news. All twenty patients are fine. And I want to order again.</w:t>
-      </w:r>
-      <w:r>
-        <w:t xml:space="preserve"> </w:t>
-      </w:r>
-      <w:r>
-        <w:t xml:space="preserve">키샤: 에이바! 좋은 소식. 환자 스무 명 다 괜찮아요. 그리고 다시 주문하고 싶어요.</w:t>
-      </w:r>
-    </w:p>
-    <w:p>
-      <w:pPr>
-        <w:numPr>
-          <w:ilvl w:val="0"/>
-          <w:numId w:val="1003"/>
-        </w:numPr>
-      </w:pPr>
-      <w:r>
-        <w:t xml:space="preserve">AVA: Keisha! You were angry three weeks ago.</w:t>
-      </w:r>
-      <w:r>
-        <w:t xml:space="preserve"> </w:t>
-      </w:r>
-      <w:r>
-        <w:t xml:space="preserve">에이바: 키샤! 3주 전엔 화났었잖아요.</w:t>
-      </w:r>
-    </w:p>
-    <w:p>
-      <w:pPr>
-        <w:numPr>
-          <w:ilvl w:val="0"/>
-          <w:numId w:val="1003"/>
-        </w:numPr>
-      </w:pPr>
-      <w:r>
-        <w:t xml:space="preserve">KEISHA: I was. Then you sat with me that night and called twenty patients, one after another, and ate cold pizza. Nobody from any company ever did that for me.</w:t>
-      </w:r>
-      <w:r>
-        <w:t xml:space="preserve"> </w:t>
-      </w:r>
-      <w:r>
-        <w:t xml:space="preserve">키샤: 그랬죠. 그런데 그날 밤 당신이 내 옆에 앉아서 환자 스무 명한테 한 명씩 전화하고, 식은 피자를 먹었잖아요. 어느 회사 사람도 나한테 그렇게 해 준 적 없어요.</w:t>
-      </w:r>
-    </w:p>
-    <w:p>
-      <w:pPr>
-        <w:numPr>
-          <w:ilvl w:val="0"/>
-          <w:numId w:val="1003"/>
-        </w:numPr>
-      </w:pPr>
-      <w:r>
-        <w:t xml:space="preserve">AVA: I’d do it again. Cold pizza and all.</w:t>
-      </w:r>
-      <w:r>
-        <w:t xml:space="preserve"> </w:t>
-      </w:r>
-      <w:r>
-        <w:t xml:space="preserve">에이바: 또 할 거예요. 식은 피자까지 전부.</w:t>
-      </w:r>
-    </w:p>
-    <w:p>
-      <w:pPr>
-        <w:numPr>
-          <w:ilvl w:val="0"/>
-          <w:numId w:val="1003"/>
-        </w:numPr>
-      </w:pPr>
-      <w:r>
-        <w:t xml:space="preserve">NOAH: Keisha, it’s Noah. Thank you. Truly.</w:t>
-      </w:r>
-      <w:r>
-        <w:t xml:space="preserve"> </w:t>
-      </w:r>
-      <w:r>
-        <w:t xml:space="preserve">노아: 키샤, 노아예요. 고마워요. 진심으로.</w:t>
-      </w:r>
-    </w:p>
-    <w:p>
-      <w:pPr>
-        <w:numPr>
-          <w:ilvl w:val="0"/>
-          <w:numId w:val="1003"/>
-        </w:numPr>
-      </w:pPr>
-      <w:r>
-        <w:t xml:space="preserve">KEISHA: Can I ask something? For the faculty program?</w:t>
-      </w:r>
-      <w:r>
-        <w:t xml:space="preserve"> </w:t>
-      </w:r>
-      <w:r>
-        <w:t xml:space="preserve">키샤: 하나 부탁해도 돼요? 교수진 프로그램 관련해서?</w:t>
-      </w:r>
-    </w:p>
-    <w:p>
-      <w:pPr>
-        <w:numPr>
-          <w:ilvl w:val="0"/>
-          <w:numId w:val="1003"/>
-        </w:numPr>
-      </w:pPr>
-      <w:r>
-        <w:t xml:space="preserve">AVA: Of course.</w:t>
-      </w:r>
-      <w:r>
-        <w:t xml:space="preserve"> </w:t>
-      </w:r>
-      <w:r>
-        <w:t xml:space="preserve">에이바: 물론이죠.</w:t>
-      </w:r>
-    </w:p>
-    <w:p>
-      <w:pPr>
-        <w:numPr>
-          <w:ilvl w:val="0"/>
-          <w:numId w:val="1003"/>
-        </w:numPr>
-      </w:pPr>
-      <w:r>
-        <w:t xml:space="preserve">KEISHA: Let me teach a session.</w:t>
-      </w:r>
-      <w:r>
-        <w:t xml:space="preserve"> </w:t>
-      </w:r>
-      <w:r>
-        <w:t xml:space="preserve">“</w:t>
-      </w:r>
-      <w:r>
-        <w:t xml:space="preserve">How to call patients after a recall.</w:t>
-      </w:r>
-      <w:r>
-        <w:t xml:space="preserve">”</w:t>
-      </w:r>
-      <w:r>
         <w:t xml:space="preserve"> </w:t>
       </w:r>
       <w:r>
         <w:t xml:space="preserve">Nobody teaches that.</w:t>
       </w:r>
-      <w:r>
-        <w:t xml:space="preserve"> </w:t>
-      </w:r>
-      <w:r>
-        <w:t xml:space="preserve">키샤: 세션 하나 가르치게 해 줘요.</w:t>
-      </w:r>
-      <w:r>
-        <w:t xml:space="preserve"> </w:t>
-      </w:r>
-      <w:r>
-        <w:t xml:space="preserve">“</w:t>
-      </w:r>
-      <w:r>
-        <w:t xml:space="preserve">회수 후 환자에게 전화하는 법.</w:t>
-      </w:r>
-      <w:r>
-        <w:t xml:space="preserve">”</w:t>
-      </w:r>
-      <w:r>
-        <w:t xml:space="preserve"> </w:t>
-      </w:r>
-      <w:r>
-        <w:t xml:space="preserve">아무도 그걸 안 가르쳐요.</w:t>
-      </w:r>
-    </w:p>
-    <w:p>
-      <w:pPr>
-        <w:numPr>
-          <w:ilvl w:val="0"/>
-          <w:numId w:val="1003"/>
-        </w:numPr>
+    </w:p>
+    <w:p>
+      <w:pPr>
+        <w:pStyle w:val="BodyText"/>
       </w:pPr>
       <w:r>
         <w:t xml:space="preserve">NOAH: That’s brilliant. Tasha will love it.</w:t>
       </w:r>
-      <w:r>
-        <w:t xml:space="preserve"> </w:t>
-      </w:r>
-      <w:r>
-        <w:t xml:space="preserve">노아: 훌륭해요. 타샤가 좋아할 거예요.</w:t>
-      </w:r>
-    </w:p>
-    <w:p>
-      <w:pPr>
-        <w:numPr>
-          <w:ilvl w:val="0"/>
-          <w:numId w:val="1003"/>
-        </w:numPr>
+    </w:p>
+    <w:p>
+      <w:pPr>
+        <w:pStyle w:val="BodyText"/>
       </w:pPr>
       <w:r>
         <w:t xml:space="preserve">KEISHA: And I’ll bring the cold pizza. For authenticity.</w:t>
-      </w:r>
-      <w:r>
-        <w:t xml:space="preserve"> </w:t>
-      </w:r>
-      <w:r>
-        <w:t xml:space="preserve">키샤: 그리고 식은 피자 가져갈게요. 진정성을 위해.</w:t>
       </w:r>
     </w:p>
     <w:bookmarkEnd w:id="23"/>
@@ -1815,10 +1032,7 @@
     </w:p>
     <w:p>
       <w:pPr>
-        <w:numPr>
-          <w:ilvl w:val="0"/>
-          <w:numId w:val="1004"/>
-        </w:numPr>
+        <w:pStyle w:val="FirstParagraph"/>
       </w:pPr>
       <w:r>
         <w:t xml:space="preserve">TASHA: Last question, Dr. Haddad. The patient says,</w:t>
@@ -1841,11 +1055,101 @@
       <w:r>
         <w:t xml:space="preserve">Skin turns white. Go.</w:t>
       </w:r>
-      <w:r>
-        <w:t xml:space="preserve"> </w:t>
-      </w:r>
-      <w:r>
-        <w:t xml:space="preserve">타샤: 마지막 문제, 하다드 선생님. 환자가</w:t>
+    </w:p>
+    <w:p>
+      <w:pPr>
+        <w:pStyle w:val="BodyText"/>
+      </w:pPr>
+      <w:r>
+        <w:t xml:space="preserve">HADDAD: Hyaluronidase. Immediately. High dose.</w:t>
+      </w:r>
+    </w:p>
+    <w:p>
+      <w:pPr>
+        <w:pStyle w:val="BodyText"/>
+      </w:pPr>
+      <w:r>
+        <w:t xml:space="preserve">TASHA: Step one?</w:t>
+      </w:r>
+    </w:p>
+    <w:p>
+      <w:pPr>
+        <w:pStyle w:val="BodyText"/>
+      </w:pPr>
+      <w:r>
+        <w:t xml:space="preserve">HADDAD: …Stop injecting. Right. I skipped it. Twenty years, and I skipped step one.</w:t>
+      </w:r>
+    </w:p>
+    <w:p>
+      <w:pPr>
+        <w:pStyle w:val="BodyText"/>
+      </w:pPr>
+      <w:r>
+        <w:t xml:space="preserve">TASHA: Everyone does, even our CEO. When you’ve done this for years, your hands go straight to the fix. That’s exactly why step one is on the card.</w:t>
+      </w:r>
+    </w:p>
+    <w:p>
+      <w:pPr>
+        <w:pStyle w:val="BodyText"/>
+      </w:pPr>
+      <w:r>
+        <w:t xml:space="preserve">HADDAD: Again. Stop injecting. Call for help. Start the timer. Flip the card.</w:t>
+      </w:r>
+    </w:p>
+    <w:p>
+      <w:pPr>
+        <w:pStyle w:val="BodyText"/>
+      </w:pPr>
+      <w:r>
+        <w:t xml:space="preserve">TASHA: One point nine seconds. Pass.</w:t>
+      </w:r>
+    </w:p>
+    <w:p>
+      <w:pPr>
+        <w:pStyle w:val="BodyText"/>
+      </w:pPr>
+      <w:r>
+        <w:t xml:space="preserve">RHONDA: All eleven staff passed. Even the new nurse.</w:t>
+      </w:r>
+    </w:p>
+    <w:p>
+      <w:pPr>
+        <w:pStyle w:val="BodyText"/>
+      </w:pPr>
+      <w:r>
+        <w:t xml:space="preserve">HADDAD: Bennett. Shaw. My office. Two minutes.</w:t>
+      </w:r>
+    </w:p>
+    <w:p>
+      <w:pPr>
+        <w:pStyle w:val="BodyText"/>
+      </w:pPr>
+      <w:r>
+        <w:t xml:space="preserve">DEREK: Here we go.</w:t>
+      </w:r>
+    </w:p>
+    <w:p>
+      <w:pPr>
+        <w:pStyle w:val="BodyText"/>
+      </w:pPr>
+      <w:r>
+        <w:t xml:space="preserve">HADDAD: Three months ago, I told you patients ask for Lumaderm by name. Remember?</w:t>
+      </w:r>
+    </w:p>
+    <w:p>
+      <w:pPr>
+        <w:pStyle w:val="BodyText"/>
+      </w:pPr>
+      <w:r>
+        <w:t xml:space="preserve">DEREK: I promised to bring an answer. I never did.</w:t>
+      </w:r>
+    </w:p>
+    <w:p>
+      <w:pPr>
+        <w:pStyle w:val="BodyText"/>
+      </w:pPr>
+      <w:r>
+        <w:t xml:space="preserve">HADDAD: No need. Last week, three patients asked for</w:t>
       </w:r>
       <w:r>
         <w:t xml:space="preserve"> </w:t>
@@ -1854,214 +1158,26 @@
         <w:t xml:space="preserve">“</w:t>
       </w:r>
       <w:r>
-        <w:t xml:space="preserve">아파요.</w:t>
+        <w:t xml:space="preserve">the one you can take back.</w:t>
       </w:r>
       <w:r>
         <w:t xml:space="preserve">”</w:t>
       </w:r>
-      <w:r>
-        <w:t xml:space="preserve"> </w:t>
-      </w:r>
-      <w:r>
-        <w:t xml:space="preserve">피부가 하얘져요. 시작.</w:t>
-      </w:r>
-    </w:p>
-    <w:p>
-      <w:pPr>
-        <w:numPr>
-          <w:ilvl w:val="0"/>
-          <w:numId w:val="1004"/>
-        </w:numPr>
-      </w:pPr>
-      <w:r>
-        <w:t xml:space="preserve">HADDAD: Hyaluronidase. Immediately. High dose.</w:t>
-      </w:r>
-      <w:r>
-        <w:t xml:space="preserve"> </w:t>
-      </w:r>
-      <w:r>
-        <w:t xml:space="preserve">하다드: 히알루로니다아제. 즉시. 고용량.</w:t>
-      </w:r>
-    </w:p>
-    <w:p>
-      <w:pPr>
-        <w:numPr>
-          <w:ilvl w:val="0"/>
-          <w:numId w:val="1004"/>
-        </w:numPr>
-      </w:pPr>
-      <w:r>
-        <w:t xml:space="preserve">TASHA: Step one?</w:t>
-      </w:r>
-      <w:r>
-        <w:t xml:space="preserve"> </w:t>
-      </w:r>
-      <w:r>
-        <w:t xml:space="preserve">타샤: 1단계는요?</w:t>
-      </w:r>
-    </w:p>
-    <w:p>
-      <w:pPr>
-        <w:numPr>
-          <w:ilvl w:val="0"/>
-          <w:numId w:val="1004"/>
-        </w:numPr>
-      </w:pPr>
-      <w:r>
-        <w:t xml:space="preserve">HADDAD: …Stop injecting. Right. I skipped it. Twenty years, and I skipped step one.</w:t>
-      </w:r>
-      <w:r>
-        <w:t xml:space="preserve"> </w:t>
-      </w:r>
-      <w:r>
-        <w:t xml:space="preserve">하다드: …주입 중단. 맞다. 건너뛰었네. 20년인데 1단계를 건너뛰었어요.</w:t>
-      </w:r>
-    </w:p>
-    <w:p>
-      <w:pPr>
-        <w:numPr>
-          <w:ilvl w:val="0"/>
-          <w:numId w:val="1004"/>
-        </w:numPr>
-      </w:pPr>
-      <w:r>
-        <w:t xml:space="preserve">TASHA: Everyone does, even our CEO. When you’ve done this for years, your hands go straight to the fix. That’s exactly why step one is on the card.</w:t>
-      </w:r>
-      <w:r>
-        <w:t xml:space="preserve"> </w:t>
-      </w:r>
-      <w:r>
-        <w:t xml:space="preserve">타샤: 다들 그래요. 우리 CEO도요. 몇 년씩 하다 보면 손이 바로 해결책으로 가거든요. 바로 그래서 1단계가 카드에 있는 거예요.</w:t>
-      </w:r>
-    </w:p>
-    <w:p>
-      <w:pPr>
-        <w:numPr>
-          <w:ilvl w:val="0"/>
-          <w:numId w:val="1004"/>
-        </w:numPr>
-      </w:pPr>
-      <w:r>
-        <w:t xml:space="preserve">HADDAD: Again. Stop injecting. Call for help. Start the timer. Flip the card.</w:t>
-      </w:r>
-      <w:r>
-        <w:t xml:space="preserve"> </w:t>
-      </w:r>
-      <w:r>
-        <w:t xml:space="preserve">하다드: 다시. 주입 중단. 도움 요청. 타이머 시작. 카드 뒤집기.</w:t>
-      </w:r>
-    </w:p>
-    <w:p>
-      <w:pPr>
-        <w:numPr>
-          <w:ilvl w:val="0"/>
-          <w:numId w:val="1004"/>
-        </w:numPr>
-      </w:pPr>
-      <w:r>
-        <w:t xml:space="preserve">TASHA: One point nine seconds. Pass.</w:t>
-      </w:r>
-      <w:r>
-        <w:t xml:space="preserve"> </w:t>
-      </w:r>
-      <w:r>
-        <w:t xml:space="preserve">타샤: 1.9초. 합격.</w:t>
-      </w:r>
-    </w:p>
-    <w:p>
-      <w:pPr>
-        <w:numPr>
-          <w:ilvl w:val="0"/>
-          <w:numId w:val="1004"/>
-        </w:numPr>
-      </w:pPr>
-      <w:r>
-        <w:t xml:space="preserve">RHONDA: All eleven staff passed. Even the new nurse.</w:t>
-      </w:r>
-      <w:r>
-        <w:t xml:space="preserve"> </w:t>
-      </w:r>
-      <w:r>
-        <w:t xml:space="preserve">론다: 직원 열한 명 전원 합격. 새 간호사까지.</w:t>
-      </w:r>
-    </w:p>
-    <w:p>
-      <w:pPr>
-        <w:numPr>
-          <w:ilvl w:val="0"/>
-          <w:numId w:val="1004"/>
-        </w:numPr>
-      </w:pPr>
-      <w:r>
-        <w:t xml:space="preserve">HADDAD: Bennett. Shaw. My office. Two minutes.</w:t>
-      </w:r>
-      <w:r>
-        <w:t xml:space="preserve"> </w:t>
-      </w:r>
-      <w:r>
-        <w:t xml:space="preserve">하다드: 베넷. 쇼. 내 사무실. 2분.</w:t>
-      </w:r>
-    </w:p>
-    <w:p>
-      <w:pPr>
-        <w:numPr>
-          <w:ilvl w:val="0"/>
-          <w:numId w:val="1004"/>
-        </w:numPr>
-      </w:pPr>
-      <w:r>
-        <w:t xml:space="preserve">DEREK: Here we go.</w:t>
-      </w:r>
-      <w:r>
-        <w:t xml:space="preserve"> </w:t>
-      </w:r>
-      <w:r>
-        <w:t xml:space="preserve">데릭: 시작이네요.</w:t>
-      </w:r>
-    </w:p>
-    <w:p>
-      <w:pPr>
-        <w:numPr>
-          <w:ilvl w:val="0"/>
-          <w:numId w:val="1004"/>
-        </w:numPr>
-      </w:pPr>
-      <w:r>
-        <w:t xml:space="preserve">HADDAD: Three months ago, I told you patients ask for Lumaderm by name. Remember?</w:t>
-      </w:r>
-      <w:r>
-        <w:t xml:space="preserve"> </w:t>
-      </w:r>
-      <w:r>
-        <w:t xml:space="preserve">하다드: 석 달 전에 환자들이 루마덤을 이름으로 찾는다고 했죠. 기억해요?</w:t>
-      </w:r>
-    </w:p>
-    <w:p>
-      <w:pPr>
-        <w:numPr>
-          <w:ilvl w:val="0"/>
-          <w:numId w:val="1004"/>
-        </w:numPr>
-      </w:pPr>
-      <w:r>
-        <w:t xml:space="preserve">DEREK: I promised to bring an answer. I never did.</w:t>
-      </w:r>
-      <w:r>
-        <w:t xml:space="preserve"> </w:t>
-      </w:r>
-      <w:r>
-        <w:t xml:space="preserve">데릭: 답을 가져오겠다고 약속했죠. 못 가져왔고요.</w:t>
-      </w:r>
-    </w:p>
-    <w:p>
-      <w:pPr>
-        <w:numPr>
-          <w:ilvl w:val="0"/>
-          <w:numId w:val="1004"/>
-        </w:numPr>
-      </w:pPr>
-      <w:r>
-        <w:t xml:space="preserve">HADDAD: No need. Last week, three patients asked for</w:t>
+    </w:p>
+    <w:p>
+      <w:pPr>
+        <w:pStyle w:val="BodyText"/>
+      </w:pPr>
+      <w:r>
+        <w:t xml:space="preserve">NOAH: Three?</w:t>
+      </w:r>
+    </w:p>
+    <w:p>
+      <w:pPr>
+        <w:pStyle w:val="BodyText"/>
+      </w:pPr>
+      <w:r>
+        <w:t xml:space="preserve">HADDAD: One of them read your recall article. She told me,</w:t>
       </w:r>
       <w:r>
         <w:t xml:space="preserve"> </w:t>
@@ -2070,7 +1186,7 @@
         <w:t xml:space="preserve">“</w:t>
       </w:r>
       <w:r>
-        <w:t xml:space="preserve">the one you can take back.</w:t>
+        <w:t xml:space="preserve">That company tells the truth. I want theirs.</w:t>
       </w:r>
       <w:r>
         <w:t xml:space="preserve">”</w:t>
@@ -2079,259 +1195,87 @@
         <w:t xml:space="preserve"> </w:t>
       </w:r>
       <w:r>
-        <w:t xml:space="preserve">하다드: 그럴 필요 없었어요. 지난주에 환자 세 명이</w:t>
-      </w:r>
-      <w:r>
-        <w:t xml:space="preserve"> </w:t>
-      </w:r>
-      <w:r>
-        <w:t xml:space="preserve">“</w:t>
-      </w:r>
-      <w:r>
-        <w:t xml:space="preserve">되돌릴 수 있는 그거</w:t>
-      </w:r>
-      <w:r>
-        <w:t xml:space="preserve">”</w:t>
-      </w:r>
-      <w:r>
-        <w:t xml:space="preserve">를 찾았어요.</w:t>
-      </w:r>
-    </w:p>
-    <w:p>
-      <w:pPr>
-        <w:numPr>
-          <w:ilvl w:val="0"/>
-          <w:numId w:val="1004"/>
-        </w:numPr>
-      </w:pPr>
-      <w:r>
-        <w:t xml:space="preserve">NOAH: Three?</w:t>
-      </w:r>
-      <w:r>
-        <w:t xml:space="preserve"> </w:t>
-      </w:r>
-      <w:r>
-        <w:t xml:space="preserve">노아: 세 명이요?</w:t>
-      </w:r>
-    </w:p>
-    <w:p>
-      <w:pPr>
-        <w:numPr>
-          <w:ilvl w:val="0"/>
-          <w:numId w:val="1004"/>
-        </w:numPr>
-      </w:pPr>
-      <w:r>
-        <w:t xml:space="preserve">HADDAD: One of them read your recall article. She told me,</w:t>
-      </w:r>
-      <w:r>
-        <w:t xml:space="preserve"> </w:t>
-      </w:r>
-      <w:r>
-        <w:t xml:space="preserve">“</w:t>
-      </w:r>
-      <w:r>
-        <w:t xml:space="preserve">That company tells the truth. I want theirs.</w:t>
-      </w:r>
-      <w:r>
-        <w:t xml:space="preserve">”</w:t>
-      </w:r>
-      <w:r>
-        <w:t xml:space="preserve"> </w:t>
-      </w:r>
-      <w:r>
         <w:t xml:space="preserve">Fifteen years of Halvern ads, and a recall story won her over.</w:t>
       </w:r>
-      <w:r>
-        <w:t xml:space="preserve"> </w:t>
-      </w:r>
-      <w:r>
-        <w:t xml:space="preserve">하다드: 그중 한 명이 당신네 회수 기사를 읽었대요.</w:t>
-      </w:r>
-      <w:r>
-        <w:t xml:space="preserve"> </w:t>
-      </w:r>
-      <w:r>
-        <w:t xml:space="preserve">“</w:t>
-      </w:r>
-      <w:r>
-        <w:t xml:space="preserve">그 회사는 진실을 말해요. 그 회사 걸로 할래요.</w:t>
-      </w:r>
-      <w:r>
-        <w:t xml:space="preserve">”</w:t>
-      </w:r>
-      <w:r>
-        <w:t xml:space="preserve">라고 하더군요. 15년 동안의 할번 광고 대신, 회수 기사 하나가 그 환자 마음을 얻은 거예요.</w:t>
-      </w:r>
-    </w:p>
-    <w:p>
-      <w:pPr>
-        <w:numPr>
-          <w:ilvl w:val="0"/>
-          <w:numId w:val="1004"/>
-        </w:numPr>
+    </w:p>
+    <w:p>
+      <w:pPr>
+        <w:pStyle w:val="BodyText"/>
       </w:pPr>
       <w:r>
         <w:t xml:space="preserve">DEREK: The recall article? Brought you a patient?</w:t>
       </w:r>
-      <w:r>
-        <w:t xml:space="preserve"> </w:t>
-      </w:r>
-      <w:r>
-        <w:t xml:space="preserve">데릭: 회수 기사가요? 환자를 데려왔다고요?</w:t>
-      </w:r>
-    </w:p>
-    <w:p>
-      <w:pPr>
-        <w:numPr>
-          <w:ilvl w:val="0"/>
-          <w:numId w:val="1004"/>
-        </w:numPr>
+    </w:p>
+    <w:p>
+      <w:pPr>
+        <w:pStyle w:val="BodyText"/>
       </w:pPr>
       <w:r>
         <w:t xml:space="preserve">HADDAD: Strange world. Thirty syringes. The Korean lot. Rhonda has the order.</w:t>
       </w:r>
-      <w:r>
-        <w:t xml:space="preserve"> </w:t>
-      </w:r>
-      <w:r>
-        <w:t xml:space="preserve">하다드: 이상한 세상이죠. 주사기 30개. 한국산 로트. 론다가 주문서 가지고 있어요.</w:t>
-      </w:r>
-    </w:p>
-    <w:p>
-      <w:pPr>
-        <w:numPr>
-          <w:ilvl w:val="0"/>
-          <w:numId w:val="1004"/>
-        </w:numPr>
+    </w:p>
+    <w:p>
+      <w:pPr>
+        <w:pStyle w:val="BodyText"/>
       </w:pPr>
       <w:r>
         <w:t xml:space="preserve">NOAH: Thank you, Dr. Haddad. For another shot.</w:t>
       </w:r>
-      <w:r>
-        <w:t xml:space="preserve"> </w:t>
-      </w:r>
-      <w:r>
-        <w:t xml:space="preserve">노아: 감사합니다, 하다드 선생님. 한 번 더 기회를 주셔서.</w:t>
-      </w:r>
-    </w:p>
-    <w:p>
-      <w:pPr>
-        <w:numPr>
-          <w:ilvl w:val="0"/>
-          <w:numId w:val="1004"/>
-        </w:numPr>
+    </w:p>
+    <w:p>
+      <w:pPr>
+        <w:pStyle w:val="BodyText"/>
       </w:pPr>
       <w:r>
         <w:t xml:space="preserve">HADDAD: Don’t thank me. Don’t waste it.</w:t>
       </w:r>
-      <w:r>
-        <w:t xml:space="preserve"> </w:t>
-      </w:r>
-      <w:r>
-        <w:t xml:space="preserve">하다드: 고마워하지 마요. 낭비하지 마요.</w:t>
-      </w:r>
-    </w:p>
-    <w:p>
-      <w:pPr>
-        <w:numPr>
-          <w:ilvl w:val="0"/>
-          <w:numId w:val="1004"/>
-        </w:numPr>
+    </w:p>
+    <w:p>
+      <w:pPr>
+        <w:pStyle w:val="BodyText"/>
       </w:pPr>
       <w:r>
         <w:t xml:space="preserve">DEREK: We won’t. And I brought sandwiches. As instructed.</w:t>
       </w:r>
-      <w:r>
-        <w:t xml:space="preserve"> </w:t>
-      </w:r>
-      <w:r>
-        <w:t xml:space="preserve">데릭: 안 할게요. 그리고 샌드위치 가져왔어요. 지시대로.</w:t>
-      </w:r>
-    </w:p>
-    <w:p>
-      <w:pPr>
-        <w:numPr>
-          <w:ilvl w:val="0"/>
-          <w:numId w:val="1004"/>
-        </w:numPr>
+    </w:p>
+    <w:p>
+      <w:pPr>
+        <w:pStyle w:val="BodyText"/>
       </w:pPr>
       <w:r>
         <w:t xml:space="preserve">HADDAD: I noticed. Turkey. Good choice. Rhonda told you?</w:t>
       </w:r>
-      <w:r>
-        <w:t xml:space="preserve"> </w:t>
-      </w:r>
-      <w:r>
-        <w:t xml:space="preserve">하다드: 봤어요. 칠면조. 좋은 선택이네요. 론다가 말해 줬어요?</w:t>
-      </w:r>
-    </w:p>
-    <w:p>
-      <w:pPr>
-        <w:numPr>
-          <w:ilvl w:val="0"/>
-          <w:numId w:val="1004"/>
-        </w:numPr>
+    </w:p>
+    <w:p>
+      <w:pPr>
+        <w:pStyle w:val="BodyText"/>
       </w:pPr>
       <w:r>
         <w:t xml:space="preserve">RHONDA: Brenda told me. Brenda told Derek. Family network.</w:t>
       </w:r>
-      <w:r>
-        <w:t xml:space="preserve"> </w:t>
-      </w:r>
-      <w:r>
-        <w:t xml:space="preserve">론다: 브렌다가 나한테 말했고. 브렌다가 데릭한테 말했죠. 가족 네트워크.</w:t>
-      </w:r>
-    </w:p>
-    <w:p>
-      <w:pPr>
-        <w:numPr>
-          <w:ilvl w:val="0"/>
-          <w:numId w:val="1004"/>
-        </w:numPr>
+    </w:p>
+    <w:p>
+      <w:pPr>
+        <w:pStyle w:val="BodyText"/>
       </w:pPr>
       <w:r>
         <w:t xml:space="preserve">NOAH: Derek, did you plan the turkey?</w:t>
       </w:r>
-      <w:r>
-        <w:t xml:space="preserve"> </w:t>
-      </w:r>
-      <w:r>
-        <w:t xml:space="preserve">노아: 데릭, 칠면조까지 계획했어요?</w:t>
-      </w:r>
-    </w:p>
-    <w:p>
-      <w:pPr>
-        <w:numPr>
-          <w:ilvl w:val="0"/>
-          <w:numId w:val="1004"/>
-        </w:numPr>
+    </w:p>
+    <w:p>
+      <w:pPr>
+        <w:pStyle w:val="BodyText"/>
       </w:pPr>
       <w:r>
         <w:t xml:space="preserve">DEREK: Fifteen years of Tuesdays, Noah. I plan everything. Except smiling.</w:t>
       </w:r>
-      <w:r>
-        <w:t xml:space="preserve"> </w:t>
-      </w:r>
-      <w:r>
-        <w:t xml:space="preserve">데릭: 15년의 화요일이에요, 노아. 전 다 계획해요. 웃는 것만 빼고.</w:t>
-      </w:r>
-    </w:p>
-    <w:p>
-      <w:pPr>
-        <w:numPr>
-          <w:ilvl w:val="0"/>
-          <w:numId w:val="1004"/>
-        </w:numPr>
+    </w:p>
+    <w:p>
+      <w:pPr>
+        <w:pStyle w:val="BodyText"/>
       </w:pPr>
       <w:r>
         <w:t xml:space="preserve">HADDAD: Get out. Both of you. Before I order more.</w:t>
-      </w:r>
-      <w:r>
-        <w:t xml:space="preserve"> </w:t>
-      </w:r>
-      <w:r>
-        <w:t xml:space="preserve">하다드: 나가요. 둘 다. 내가 더 주문하기 전에.</w:t>
       </w:r>
     </w:p>
     <w:bookmarkEnd w:id="24"/>
@@ -2346,129 +1290,63 @@
     </w:p>
     <w:p>
       <w:pPr>
-        <w:numPr>
-          <w:ilvl w:val="0"/>
-          <w:numId w:val="1005"/>
-        </w:numPr>
+        <w:pStyle w:val="FirstParagraph"/>
       </w:pPr>
       <w:r>
         <w:t xml:space="preserve">AVA: Win-back final count. Four weeks. Fourteen back. Two said no. Two still thinking.</w:t>
       </w:r>
-      <w:r>
-        <w:t xml:space="preserve"> </w:t>
-      </w:r>
-      <w:r>
-        <w:t xml:space="preserve">에이바: 재획득 최종 집계. 4주. 14곳 복귀. 2곳 거절. 2곳 아직 고민 중.</w:t>
-      </w:r>
-    </w:p>
-    <w:p>
-      <w:pPr>
-        <w:numPr>
-          <w:ilvl w:val="0"/>
-          <w:numId w:val="1005"/>
-        </w:numPr>
+    </w:p>
+    <w:p>
+      <w:pPr>
+        <w:pStyle w:val="BodyText"/>
       </w:pPr>
       <w:r>
         <w:t xml:space="preserve">ZOE: Fourteen out of eighteen. Without a single discount.</w:t>
       </w:r>
-      <w:r>
-        <w:t xml:space="preserve"> </w:t>
-      </w:r>
-      <w:r>
-        <w:t xml:space="preserve">조이: 18곳 중 14곳. 할인 하나 없이.</w:t>
-      </w:r>
-    </w:p>
-    <w:p>
-      <w:pPr>
-        <w:numPr>
-          <w:ilvl w:val="0"/>
-          <w:numId w:val="1005"/>
-        </w:numPr>
+    </w:p>
+    <w:p>
+      <w:pPr>
+        <w:pStyle w:val="BodyText"/>
       </w:pPr>
       <w:r>
         <w:t xml:space="preserve">DEREK: And Haddad matters most. Twelve Dallas doctors follow what he does, and they’ll hear about it by Monday. One win in the right clinic is worth ten cold calls.</w:t>
       </w:r>
-      <w:r>
-        <w:t xml:space="preserve"> </w:t>
-      </w:r>
-      <w:r>
-        <w:t xml:space="preserve">데릭: 그리고 하다드가 제일 중요해요. 댈러스 의사 열두 명이 그를 따라 하고, 월요일까지 이 얘기를 듣게 될 거예요. 제대로 된 병원 하나를 얻는 게 콜드콜 열 통보다 나아요.</w:t>
-      </w:r>
-    </w:p>
-    <w:p>
-      <w:pPr>
-        <w:numPr>
-          <w:ilvl w:val="0"/>
-          <w:numId w:val="1005"/>
-        </w:numPr>
+    </w:p>
+    <w:p>
+      <w:pPr>
+        <w:pStyle w:val="BodyText"/>
       </w:pPr>
       <w:r>
         <w:t xml:space="preserve">NOAH: What worked? In one sentence.</w:t>
       </w:r>
-      <w:r>
-        <w:t xml:space="preserve"> </w:t>
-      </w:r>
-      <w:r>
-        <w:t xml:space="preserve">노아: 뭐가 효과 있었어요? 한 문장으로.</w:t>
-      </w:r>
-    </w:p>
-    <w:p>
-      <w:pPr>
-        <w:numPr>
-          <w:ilvl w:val="0"/>
-          <w:numId w:val="1005"/>
-        </w:numPr>
+    </w:p>
+    <w:p>
+      <w:pPr>
+        <w:pStyle w:val="BodyText"/>
       </w:pPr>
       <w:r>
         <w:t xml:space="preserve">AVA: Showing up. Saying sorry. Showing what changed. Not asking for too much.</w:t>
       </w:r>
-      <w:r>
-        <w:t xml:space="preserve"> </w:t>
-      </w:r>
-      <w:r>
-        <w:t xml:space="preserve">에이바: 찾아가기. 사과하기. 바뀐 걸 보여 주기. 너무 많이 요구하지 않기.</w:t>
-      </w:r>
-    </w:p>
-    <w:p>
-      <w:pPr>
-        <w:numPr>
-          <w:ilvl w:val="0"/>
-          <w:numId w:val="1005"/>
-        </w:numPr>
+    </w:p>
+    <w:p>
+      <w:pPr>
+        <w:pStyle w:val="BodyText"/>
       </w:pPr>
       <w:r>
         <w:t xml:space="preserve">DEREK: That’s four sentences.</w:t>
       </w:r>
-      <w:r>
-        <w:t xml:space="preserve"> </w:t>
-      </w:r>
-      <w:r>
-        <w:t xml:space="preserve">데릭: 그건 네 문장이에요.</w:t>
-      </w:r>
-    </w:p>
-    <w:p>
-      <w:pPr>
-        <w:numPr>
-          <w:ilvl w:val="0"/>
-          <w:numId w:val="1005"/>
-        </w:numPr>
+    </w:p>
+    <w:p>
+      <w:pPr>
+        <w:pStyle w:val="BodyText"/>
       </w:pPr>
       <w:r>
         <w:t xml:space="preserve">AVA: It’s a short sentence with periods.</w:t>
       </w:r>
-      <w:r>
-        <w:t xml:space="preserve"> </w:t>
-      </w:r>
-      <w:r>
-        <w:t xml:space="preserve">에이바: 마침표가 있는 짧은 한 문장이에요.</w:t>
-      </w:r>
-    </w:p>
-    <w:p>
-      <w:pPr>
-        <w:numPr>
-          <w:ilvl w:val="0"/>
-          <w:numId w:val="1005"/>
-        </w:numPr>
+    </w:p>
+    <w:p>
+      <w:pPr>
+        <w:pStyle w:val="BodyText"/>
       </w:pPr>
       <w:r>
         <w:t xml:space="preserve">ZOE: And patients now ask for</w:t>
@@ -2491,11 +1369,53 @@
       <w:r>
         <w:t xml:space="preserve">Lily’s line.</w:t>
       </w:r>
-      <w:r>
-        <w:t xml:space="preserve"> </w:t>
-      </w:r>
-      <w:r>
-        <w:t xml:space="preserve">조이: 그리고 이제 환자들이</w:t>
+    </w:p>
+    <w:p>
+      <w:pPr>
+        <w:pStyle w:val="BodyText"/>
+      </w:pPr>
+      <w:r>
+        <w:t xml:space="preserve">NOAH: Don’t tell her it’s working. She’ll want royalties.</w:t>
+      </w:r>
+    </w:p>
+    <w:p>
+      <w:pPr>
+        <w:pStyle w:val="BodyText"/>
+      </w:pPr>
+      <w:r>
+        <w:t xml:space="preserve">MARCUS: Noah. Board meeting next Thursday. Full board. In person.</w:t>
+      </w:r>
+    </w:p>
+    <w:p>
+      <w:pPr>
+        <w:pStyle w:val="BodyText"/>
+      </w:pPr>
+      <w:r>
+        <w:t xml:space="preserve">NOAH: Any surprises?</w:t>
+      </w:r>
+    </w:p>
+    <w:p>
+      <w:pPr>
+        <w:pStyle w:val="BodyText"/>
+      </w:pPr>
+      <w:r>
+        <w:t xml:space="preserve">MARCUS: Richard called me. He wants to talk about Series B.</w:t>
+      </w:r>
+    </w:p>
+    <w:p>
+      <w:pPr>
+        <w:pStyle w:val="BodyText"/>
+      </w:pPr>
+      <w:r>
+        <w:t xml:space="preserve">NOAH: Already? We just survived a recall.</w:t>
+      </w:r>
+    </w:p>
+    <w:p>
+      <w:pPr>
+        <w:pStyle w:val="BodyText"/>
+      </w:pPr>
+      <w:r>
+        <w:t xml:space="preserve">MARCUS: That’s exactly why. He says,</w:t>
       </w:r>
       <w:r>
         <w:t xml:space="preserve"> </w:t>
@@ -2504,168 +1424,24 @@
         <w:t xml:space="preserve">“</w:t>
       </w:r>
       <w:r>
-        <w:t xml:space="preserve">되돌릴 수 있는 그거</w:t>
+        <w:t xml:space="preserve">Survivors raise money. The clock is ticking.</w:t>
       </w:r>
       <w:r>
         <w:t xml:space="preserve">”</w:t>
       </w:r>
       <w:r>
-        <w:t xml:space="preserve">를 찾아요. 릴리의 문장.</w:t>
-      </w:r>
-    </w:p>
-    <w:p>
-      <w:pPr>
-        <w:numPr>
-          <w:ilvl w:val="0"/>
-          <w:numId w:val="1005"/>
-        </w:numPr>
-      </w:pPr>
-      <w:r>
-        <w:t xml:space="preserve">NOAH: Don’t tell her it’s working. She’ll want royalties.</w:t>
-      </w:r>
-      <w:r>
-        <w:t xml:space="preserve"> </w:t>
-      </w:r>
-      <w:r>
-        <w:t xml:space="preserve">노아: 효과 있다고 말하지 마요. 로열티 달라고 할 거예요.</w:t>
-      </w:r>
-    </w:p>
-    <w:p>
-      <w:pPr>
-        <w:numPr>
-          <w:ilvl w:val="0"/>
-          <w:numId w:val="1005"/>
-        </w:numPr>
-      </w:pPr>
-      <w:r>
-        <w:t xml:space="preserve">MARCUS: Noah. Board meeting next Thursday. Full board. In person.</w:t>
-      </w:r>
-      <w:r>
-        <w:t xml:space="preserve"> </w:t>
-      </w:r>
-      <w:r>
-        <w:t xml:space="preserve">마커스: 노아. 다음 주 목요일 이사회. 전원. 대면으로.</w:t>
-      </w:r>
-    </w:p>
-    <w:p>
-      <w:pPr>
-        <w:numPr>
-          <w:ilvl w:val="0"/>
-          <w:numId w:val="1005"/>
-        </w:numPr>
-      </w:pPr>
-      <w:r>
-        <w:t xml:space="preserve">NOAH: Any surprises?</w:t>
-      </w:r>
-      <w:r>
-        <w:t xml:space="preserve"> </w:t>
-      </w:r>
-      <w:r>
-        <w:t xml:space="preserve">노아: 놀랄 일 있어?</w:t>
-      </w:r>
-    </w:p>
-    <w:p>
-      <w:pPr>
-        <w:numPr>
-          <w:ilvl w:val="0"/>
-          <w:numId w:val="1005"/>
-        </w:numPr>
-      </w:pPr>
-      <w:r>
-        <w:t xml:space="preserve">MARCUS: Richard called me. He wants to talk about Series B.</w:t>
-      </w:r>
-      <w:r>
-        <w:t xml:space="preserve"> </w:t>
-      </w:r>
-      <w:r>
-        <w:t xml:space="preserve">마커스: 리처드가 전화했어. 시리즈 B 얘기를 하고 싶대.</w:t>
-      </w:r>
-    </w:p>
-    <w:p>
-      <w:pPr>
-        <w:numPr>
-          <w:ilvl w:val="0"/>
-          <w:numId w:val="1005"/>
-        </w:numPr>
-      </w:pPr>
-      <w:r>
-        <w:t xml:space="preserve">NOAH: Already? We just survived a recall.</w:t>
-      </w:r>
-      <w:r>
-        <w:t xml:space="preserve"> </w:t>
-      </w:r>
-      <w:r>
-        <w:t xml:space="preserve">노아: 벌써? 회수에서 겨우 살아남았는데.</w:t>
-      </w:r>
-    </w:p>
-    <w:p>
-      <w:pPr>
-        <w:numPr>
-          <w:ilvl w:val="0"/>
-          <w:numId w:val="1005"/>
-        </w:numPr>
-      </w:pPr>
-      <w:r>
-        <w:t xml:space="preserve">MARCUS: That’s exactly why. He says,</w:t>
-      </w:r>
-      <w:r>
-        <w:t xml:space="preserve"> </w:t>
-      </w:r>
-      <w:r>
-        <w:t xml:space="preserve">“</w:t>
-      </w:r>
-      <w:r>
-        <w:t xml:space="preserve">Survivors raise money. The clock is ticking.</w:t>
-      </w:r>
-      <w:r>
-        <w:t xml:space="preserve">”</w:t>
-      </w:r>
-      <w:r>
         <w:t xml:space="preserve"> </w:t>
       </w:r>
       <w:r>
         <w:t xml:space="preserve">Investors read that article too, Noah, and right now our story is the best it’s ever been.</w:t>
       </w:r>
-      <w:r>
-        <w:t xml:space="preserve"> </w:t>
-      </w:r>
-      <w:r>
-        <w:t xml:space="preserve">마커스: 바로 그래서래.</w:t>
-      </w:r>
-      <w:r>
-        <w:t xml:space="preserve"> </w:t>
-      </w:r>
-      <w:r>
-        <w:t xml:space="preserve">“</w:t>
-      </w:r>
-      <w:r>
-        <w:t xml:space="preserve">살아남은 자가 투자를 받는다. 시간이 없다.</w:t>
-      </w:r>
-      <w:r>
-        <w:t xml:space="preserve">”</w:t>
-      </w:r>
-      <w:r>
-        <w:t xml:space="preserve"> </w:t>
-      </w:r>
-      <w:r>
-        <w:t xml:space="preserve">투자자들도 그 기사를 읽었어, 노아. 그리고 지금 우리 이야기는 그 어느 때보다 좋아.</w:t>
-      </w:r>
-    </w:p>
-    <w:p>
-      <w:pPr>
-        <w:numPr>
-          <w:ilvl w:val="0"/>
-          <w:numId w:val="1005"/>
-        </w:numPr>
+    </w:p>
+    <w:p>
+      <w:pPr>
+        <w:pStyle w:val="BodyText"/>
       </w:pPr>
       <w:r>
         <w:t xml:space="preserve">ZOE: And there’s something else. Halvern sent a press invite. For next Thursday. Same day.</w:t>
-      </w:r>
-      <w:r>
-        <w:t xml:space="preserve"> </w:t>
-      </w:r>
-      <w:r>
-        <w:t xml:space="preserve">조이: 그리고 또 있어요. 할번이 언론 초대장을 보냈어요. 다음 주 목요일. 같은 날.</w:t>
       </w:r>
     </w:p>
     <w:p>
@@ -2806,7 +1582,7 @@
               <w:jc w:val="left"/>
             </w:pPr>
             <w:r>
-              <w:t xml:space="preserve">11턴. 할인으로 관계를 회복하려는 유혹을 거절하기.</w:t>
+              <w:t xml:space="preserve">도입. 할인으로 관계를 회복하려는 유혹을 거절하기.</w:t>
             </w:r>
           </w:p>
         </w:tc>
@@ -2856,7 +1632,7 @@
               <w:jc w:val="left"/>
             </w:pPr>
             <w:r>
-              <w:t xml:space="preserve">19~20턴. 고객의 비난을 그대로 받아 인정하는 사과.</w:t>
+              <w:t xml:space="preserve">장면1. 고객의 비난을 그대로 받아 인정하는 사과.</w:t>
             </w:r>
           </w:p>
         </w:tc>
@@ -2906,7 +1682,7 @@
               <w:jc w:val="left"/>
             </w:pPr>
             <w:r>
-              <w:t xml:space="preserve">32턴. 사과 뒤에 반드시 따라야 할 구체적 변화 설명.</w:t>
+              <w:t xml:space="preserve">장면1. 사과 뒤에 반드시 따라야 할 구체적 변화 설명.</w:t>
             </w:r>
           </w:p>
         </w:tc>
@@ -2956,7 +1732,7 @@
               <w:jc w:val="left"/>
             </w:pPr>
             <w:r>
-              <w:t xml:space="preserve">42턴. 불편한 질문에 약점을 인정하는 답.</w:t>
+              <w:t xml:space="preserve">장면1. 불편한 질문에 약점을 인정하는 답.</w:t>
             </w:r>
           </w:p>
         </w:tc>
@@ -3006,7 +1782,7 @@
               <w:jc w:val="left"/>
             </w:pPr>
             <w:r>
-              <w:t xml:space="preserve">48턴. 공정성을 이유로 할인을 거절하는 논리.</w:t>
+              <w:t xml:space="preserve">장면1. 공정성을 이유로 할인을 거절하는 논리.</w:t>
             </w:r>
           </w:p>
         </w:tc>
@@ -3056,7 +1832,7 @@
               <w:jc w:val="left"/>
             </w:pPr>
             <w:r>
-              <w:t xml:space="preserve">50·98턴. 관계 회복 요청의 관용 표현.</w:t>
+              <w:t xml:space="preserve">장면1. 관계 회복 요청의 관용 표현.</w:t>
             </w:r>
           </w:p>
         </w:tc>
@@ -3106,7 +1882,7 @@
               <w:jc w:val="left"/>
             </w:pPr>
             <w:r>
-              <w:t xml:space="preserve">58턴. 거절을 학습 기회로 바꾸는 질문.</w:t>
+              <w:t xml:space="preserve">장면2. 거절을 학습 기회로 바꾸는 질문.</w:t>
             </w:r>
           </w:p>
         </w:tc>
@@ -3156,7 +1932,7 @@
               <w:jc w:val="left"/>
             </w:pPr>
             <w:r>
-              <w:t xml:space="preserve">64턴. 거절을 품위 있게 받아들이는 마무리.</w:t>
+              <w:t xml:space="preserve">장면2. 거절을 품위 있게 받아들이는 마무리.</w:t>
             </w:r>
           </w:p>
         </w:tc>
@@ -3206,7 +1982,7 @@
               <w:jc w:val="left"/>
             </w:pPr>
             <w:r>
-              <w:t xml:space="preserve">99턴. 두 번째 기회를 주는 고객의 경고.</w:t>
+              <w:t xml:space="preserve">절정·전환. 두 번째 기회를 주는 고객의 경고.</w:t>
             </w:r>
           </w:p>
         </w:tc>
@@ -3256,7 +2032,7 @@
               <w:jc w:val="left"/>
             </w:pPr>
             <w:r>
-              <w:t xml:space="preserve">119턴. 위기 직후 투자 유치 타이밍.</w:t>
+              <w:t xml:space="preserve">마무리. 위기 직후 투자 유치 타이밍.</w:t>
             </w:r>
           </w:p>
         </w:tc>
@@ -3744,7 +2520,7 @@
           <w:bCs/>
           <w:b/>
         </w:rPr>
-        <w:t xml:space="preserve">48턴 NOAH:</w:t>
+        <w:t xml:space="preserve">NOAH (장면1):</w:t>
       </w:r>
       <w:r>
         <w:t xml:space="preserve"> </w:t>
@@ -4015,9 +2791,1180 @@
         <w:t xml:space="preserve">할인을 요구하는 화난 고객에게, 같은 구조로 30단어 안팎으로 정중하게 거절해 보기.</w:t>
       </w:r>
     </w:p>
+    <w:p>
+      <w:r>
+        <w:pict>
+          <v:rect style="width:0;height:1.5pt" o:hralign="center" o:hrstd="t" o:hr="t"/>
+        </w:pict>
+      </w:r>
+    </w:p>
     <w:bookmarkEnd w:id="30"/>
     <w:bookmarkEnd w:id="31"/>
+    <w:bookmarkStart w:id="37" w:name="한국어-번역"/>
+    <w:p>
+      <w:pPr>
+        <w:pStyle w:val="Heading2"/>
+      </w:pPr>
+      <w:r>
+        <w:t xml:space="preserve">한국어 번역</w:t>
+      </w:r>
+    </w:p>
+    <w:bookmarkStart w:id="32" w:name="도입-월요일-오전-8시-1"/>
+    <w:p>
+      <w:pPr>
+        <w:pStyle w:val="Heading3"/>
+      </w:pPr>
+      <w:r>
+        <w:t xml:space="preserve">도입 — 월요일 오전 8시</w:t>
+      </w:r>
+    </w:p>
+    <w:p>
+      <w:pPr>
+        <w:pStyle w:val="FirstParagraph"/>
+      </w:pPr>
+      <w:r>
+        <w:t xml:space="preserve">데릭: 보류된 병원 18곳. 분류했어요. 세 그룹.</w:t>
+      </w:r>
+    </w:p>
+    <w:p>
+      <w:pPr>
+        <w:pStyle w:val="BodyText"/>
+      </w:pPr>
+      <w:r>
+        <w:t xml:space="preserve">에이바: 여섯은 화났고. 여덟은 불안하고. 넷은 그냥 조용해졌어요.</w:t>
+      </w:r>
+    </w:p>
+    <w:p>
+      <w:pPr>
+        <w:pStyle w:val="BodyText"/>
+      </w:pPr>
+      <w:r>
+        <w:t xml:space="preserve">조이: 어느 그룹이 제일 어려워요?</w:t>
+      </w:r>
+    </w:p>
+    <w:p>
+      <w:pPr>
+        <w:pStyle w:val="BodyText"/>
+      </w:pPr>
+      <w:r>
+        <w:t xml:space="preserve">데릭: 조용한 쪽이요. 화난 사람은 그래도 말을 하니까, 적어도 무슨 생각인지는 알 수 있어요. 조용한 사람은 이미 결정했고, 이유도 말해 주지 않아요.</w:t>
+      </w:r>
+    </w:p>
+    <w:p>
+      <w:pPr>
+        <w:pStyle w:val="BodyText"/>
+      </w:pPr>
+      <w:r>
+        <w:t xml:space="preserve">노아: 하다드는요? 어느 그룹?</w:t>
+      </w:r>
+    </w:p>
+    <w:p>
+      <w:pPr>
+        <w:pStyle w:val="BodyText"/>
+      </w:pPr>
+      <w:r>
+        <w:t xml:space="preserve">데릭: 화남. 그리고 영향력 있음. 댈러스 의사 열두 명이 그를 따라 해요.</w:t>
+      </w:r>
+    </w:p>
+    <w:p>
+      <w:pPr>
+        <w:pStyle w:val="BodyText"/>
+      </w:pPr>
+      <w:r>
+        <w:t xml:space="preserve">노아: 그래서 그 사람부터 시작하는 거군요.</w:t>
+      </w:r>
+    </w:p>
+    <w:p>
+      <w:pPr>
+        <w:pStyle w:val="BodyText"/>
+      </w:pPr>
+      <w:r>
+        <w:t xml:space="preserve">데릭: 하다드가 돌아오면 나머지도 들어요. 금요일까지.</w:t>
+      </w:r>
+    </w:p>
+    <w:p>
+      <w:pPr>
+        <w:pStyle w:val="BodyText"/>
+      </w:pPr>
+      <w:r>
+        <w:t xml:space="preserve">조이: 아이디어가 있어요. 재획득 혜택. 다음 주문 20% 할인.</w:t>
+      </w:r>
+    </w:p>
+    <w:p>
+      <w:pPr>
+        <w:pStyle w:val="BodyText"/>
+      </w:pPr>
+      <w:r>
+        <w:t xml:space="preserve">에이바: 할인은 효과 있어요. 예전 병원은 할인을 좋아했어요.</w:t>
+      </w:r>
+    </w:p>
+    <w:p>
+      <w:pPr>
+        <w:pStyle w:val="BodyText"/>
+      </w:pPr>
+      <w:r>
+        <w:t xml:space="preserve">노아: 안 돼요. 신뢰는 사는 게 아니에요. 얻는 거죠.</w:t>
+      </w:r>
+    </w:p>
+    <w:p>
+      <w:pPr>
+        <w:pStyle w:val="BodyText"/>
+      </w:pPr>
+      <w:r>
+        <w:t xml:space="preserve">데릭: 게다가 불공평해요. 272곳은 회수 내내 우리 곁에 남았어요. 떠난 곳에 할인을 주면, 충성스러운 곳은 정가를 내는 거예요?</w:t>
+      </w:r>
+    </w:p>
+    <w:p>
+      <w:pPr>
+        <w:pStyle w:val="BodyText"/>
+      </w:pPr>
+      <w:r>
+        <w:t xml:space="preserve">조이: …좋은 지적이네요. 충성 고객이 벌받는 셈. 좋아요. 할인 없음.</w:t>
+      </w:r>
+    </w:p>
+    <w:p>
+      <w:pPr>
+        <w:pStyle w:val="BodyText"/>
+      </w:pPr>
+      <w:r>
+        <w:t xml:space="preserve">노아: 그럼 대신 뭘 가져가죠?</w:t>
+      </w:r>
+    </w:p>
+    <w:p>
+      <w:pPr>
+        <w:pStyle w:val="BodyText"/>
+      </w:pPr>
+      <w:r>
+        <w:t xml:space="preserve">데릭: 한 장.</w:t>
+      </w:r>
+      <w:r>
+        <w:t xml:space="preserve"> </w:t>
+      </w:r>
+      <w:r>
+        <w:t xml:space="preserve">“</w:t>
+      </w:r>
+      <w:r>
+        <w:t xml:space="preserve">이렇게 바뀌었습니다.</w:t>
+      </w:r>
+      <w:r>
+        <w:t xml:space="preserve">”</w:t>
+      </w:r>
+      <w:r>
+        <w:t xml:space="preserve"> </w:t>
+      </w:r>
+      <w:r>
+        <w:t xml:space="preserve">그리고 그 결정을 내린 사람. 당신.</w:t>
+      </w:r>
+    </w:p>
     <w:bookmarkEnd w:id="32"/>
+    <w:bookmarkStart w:id="33" w:name="장면1-오전-11시-haddad-피부과-1"/>
+    <w:p>
+      <w:pPr>
+        <w:pStyle w:val="Heading3"/>
+      </w:pPr>
+      <w:r>
+        <w:t xml:space="preserve">장면1 — 오전 11시, Haddad 피부과</w:t>
+      </w:r>
+    </w:p>
+    <w:p>
+      <w:pPr>
+        <w:pStyle w:val="FirstParagraph"/>
+      </w:pPr>
+      <w:r>
+        <w:t xml:space="preserve">론다: 10분 있으세요. 기분이 안 좋으세요. 전 론다예요. 브렌다 사촌.</w:t>
+      </w:r>
+    </w:p>
+    <w:p>
+      <w:pPr>
+        <w:pStyle w:val="BodyText"/>
+      </w:pPr>
+      <w:r>
+        <w:t xml:space="preserve">데릭: 고마워요, 론다. 브렌다가 캐시 지우기 아직 효과 있대요.</w:t>
+      </w:r>
+    </w:p>
+    <w:p>
+      <w:pPr>
+        <w:pStyle w:val="BodyText"/>
+      </w:pPr>
+      <w:r>
+        <w:t xml:space="preserve">론다: 있어요. 그래서 5분 말고 10분 받은 거예요.</w:t>
+      </w:r>
+    </w:p>
+    <w:p>
+      <w:pPr>
+        <w:pStyle w:val="BodyText"/>
+      </w:pPr>
+      <w:r>
+        <w:t xml:space="preserve">하다드: 베넷. 쇼. 앉아요. 솔직히 말하죠. 날 실망시켰어요.</w:t>
+      </w:r>
+    </w:p>
+    <w:p>
+      <w:pPr>
+        <w:pStyle w:val="BodyText"/>
+      </w:pPr>
+      <w:r>
+        <w:t xml:space="preserve">노아: 맞아요. 저희가 실망시켜 드렸어요. 직접 말씀드리려고 왔어요.</w:t>
+      </w:r>
+    </w:p>
+    <w:p>
+      <w:pPr>
+        <w:pStyle w:val="BodyText"/>
+      </w:pPr>
+      <w:r>
+        <w:t xml:space="preserve">하다드: 15번 로트 주사기가 30개 있었어요. 그중 9개는 이미 썼고요. 그래서 환자 아홉 명 전부한테 밤에 한 명씩 전화해서 뭘 지켜봐야 하는지 말했어요.</w:t>
+      </w:r>
+    </w:p>
+    <w:p>
+      <w:pPr>
+        <w:pStyle w:val="BodyText"/>
+      </w:pPr>
+      <w:r>
+        <w:t xml:space="preserve">데릭: 직접요?</w:t>
+      </w:r>
+    </w:p>
+    <w:p>
+      <w:pPr>
+        <w:pStyle w:val="BodyText"/>
+      </w:pPr>
+      <w:r>
+        <w:t xml:space="preserve">하다드: 직접. 그게 어떤 기분인지 알아요, 베넷?</w:t>
+      </w:r>
+    </w:p>
+    <w:p>
+      <w:pPr>
+        <w:pStyle w:val="BodyText"/>
+      </w:pPr>
+      <w:r>
+        <w:t xml:space="preserve">노아: 선생님만큼은 아니에요. 전 병원에 전화했고, 그것만으로도 힘들었어요. 선생님은 얼굴을 맡긴 환자들에게 전화하셨죠. 그게 훨씬 더 어려워요. 그러셔야 했던 게 죄송합니다.</w:t>
+      </w:r>
+    </w:p>
+    <w:p>
+      <w:pPr>
+        <w:pStyle w:val="BodyText"/>
+      </w:pPr>
+      <w:r>
+        <w:t xml:space="preserve">하다드: 그래요. 그나저나 아홉 명 다 괜찮아요.</w:t>
+      </w:r>
+    </w:p>
+    <w:p>
+      <w:pPr>
+        <w:pStyle w:val="BodyText"/>
+      </w:pPr>
+      <w:r>
+        <w:t xml:space="preserve">데릭: 다행이네요.</w:t>
+      </w:r>
+    </w:p>
+    <w:p>
+      <w:pPr>
+        <w:pStyle w:val="BodyText"/>
+      </w:pPr>
+      <w:r>
+        <w:t xml:space="preserve">하다드: 한 명은 겁에 질렸었어요. 새벽 2시에 핫라인에 전화했대요. 누가 받았을까요.</w:t>
+      </w:r>
+    </w:p>
+    <w:p>
+      <w:pPr>
+        <w:pStyle w:val="BodyText"/>
+      </w:pPr>
+      <w:r>
+        <w:t xml:space="preserve">노아: …누가요?</w:t>
+      </w:r>
+    </w:p>
+    <w:p>
+      <w:pPr>
+        <w:pStyle w:val="BodyText"/>
+      </w:pPr>
+      <w:r>
+        <w:t xml:space="preserve">하다드: 루이즈 선생. 새벽 2시에. 우리 환자가 그 얘기를 세 번이나 했어요.</w:t>
+      </w:r>
+    </w:p>
+    <w:p>
+      <w:pPr>
+        <w:pStyle w:val="BodyText"/>
+      </w:pPr>
+      <w:r>
+        <w:t xml:space="preserve">데릭: 엘레나가 야간 근무를 했어요. 처음 2주 동안.</w:t>
+      </w:r>
+    </w:p>
+    <w:p>
+      <w:pPr>
+        <w:pStyle w:val="BodyText"/>
+      </w:pPr>
+      <w:r>
+        <w:t xml:space="preserve">하다드: …그건 존중해요. 이제 왜 내가 돌아가야 하는지 말해 봐요.</w:t>
+      </w:r>
+    </w:p>
+    <w:p>
+      <w:pPr>
+        <w:pStyle w:val="BodyText"/>
+      </w:pPr>
+      <w:r>
+        <w:t xml:space="preserve">노아: 이렇게 바뀌었습니다. 하나: 문제 마개는 없어졌어요. 원래 공급사가 돌아왔어요.</w:t>
+      </w:r>
+    </w:p>
+    <w:p>
+      <w:pPr>
+        <w:pStyle w:val="BodyText"/>
+      </w:pPr>
+      <w:r>
+        <w:t xml:space="preserve">데릭: 둘. 우리 품질 책임자가 입고되는 마개 배치를 전부 검사해요. 직접.</w:t>
+      </w:r>
+    </w:p>
+    <w:p>
+      <w:pPr>
+        <w:pStyle w:val="BodyText"/>
+      </w:pPr>
+      <w:r>
+        <w:t xml:space="preserve">노아: 셋. 제2 제조사. 한국. FDA 승인. 하나가 실패해도 멈추지 않아요.</w:t>
+      </w:r>
+    </w:p>
+    <w:p>
+      <w:pPr>
+        <w:pStyle w:val="BodyText"/>
+      </w:pPr>
+      <w:r>
+        <w:t xml:space="preserve">하다드: 그리고 넷은?</w:t>
+      </w:r>
+    </w:p>
+    <w:p>
+      <w:pPr>
+        <w:pStyle w:val="BodyText"/>
+      </w:pPr>
+      <w:r>
+        <w:t xml:space="preserve">노아: 넷. 매달 품질 차트를 공개해요. 모든 고객에게. 좋은 것도 나쁜 것도.</w:t>
+      </w:r>
+    </w:p>
+    <w:p>
+      <w:pPr>
+        <w:pStyle w:val="BodyText"/>
+      </w:pPr>
+      <w:r>
+        <w:t xml:space="preserve">하다드: 품질 데이터를 보여 준다고요? 매달?</w:t>
+      </w:r>
+    </w:p>
+    <w:p>
+      <w:pPr>
+        <w:pStyle w:val="BodyText"/>
+      </w:pPr>
+      <w:r>
+        <w:t xml:space="preserve">노아: 압출력. 밀봉 시험. 로트별로. 품질 책임자 레오가 고집했어요.</w:t>
+      </w:r>
+    </w:p>
+    <w:p>
+      <w:pPr>
+        <w:pStyle w:val="BodyText"/>
+      </w:pPr>
+      <w:r>
+        <w:t xml:space="preserve">하다드: 할번은 15년 동안 차트 하나 보여 준 적이 없어요.</w:t>
+      </w:r>
+    </w:p>
+    <w:p>
+      <w:pPr>
+        <w:pStyle w:val="BodyText"/>
+      </w:pPr>
+      <w:r>
+        <w:t xml:space="preserve">데릭: 그 차트 덕분에 문제를 잡았어요. 레오가 몇 달 전에 추세를 봤거든요.</w:t>
+      </w:r>
+    </w:p>
+    <w:p>
+      <w:pPr>
+        <w:pStyle w:val="BodyText"/>
+      </w:pPr>
+      <w:r>
+        <w:t xml:space="preserve">하다드: 몇 달 전에요? 그럼 왜 몇 달 전에 조치하지 않았어요?</w:t>
+      </w:r>
+    </w:p>
+    <w:p>
+      <w:pPr>
+        <w:pStyle w:val="BodyText"/>
+      </w:pPr>
+      <w:r>
+        <w:t xml:space="preserve">노아: 정당한 질문이에요. 추세가 아직 규격 안이어서, 멈추는 대신 조사를 했어요. 하지만 충분히 빠르게 움직이지 않았어요. 그건 저희 실수였고, 변명하지 않겠습니다.</w:t>
+      </w:r>
+    </w:p>
+    <w:p>
+      <w:pPr>
+        <w:pStyle w:val="BodyText"/>
+      </w:pPr>
+      <w:r>
+        <w:t xml:space="preserve">하다드: 그걸 인정해요?</w:t>
+      </w:r>
+    </w:p>
+    <w:p>
+      <w:pPr>
+        <w:pStyle w:val="BodyText"/>
+      </w:pPr>
+      <w:r>
+        <w:t xml:space="preserve">노아: 근본 원인 보고서에 있어요. 4쪽.</w:t>
+      </w:r>
+      <w:r>
+        <w:t xml:space="preserve"> </w:t>
+      </w:r>
+      <w:r>
+        <w:t xml:space="preserve">“</w:t>
+      </w:r>
+      <w:r>
+        <w:t xml:space="preserve">더 빨리 상부에 보고했어야 했다.</w:t>
+      </w:r>
+      <w:r>
+        <w:t xml:space="preserve">”</w:t>
+      </w:r>
+    </w:p>
+    <w:p>
+      <w:pPr>
+        <w:pStyle w:val="BodyText"/>
+      </w:pPr>
+      <w:r>
+        <w:t xml:space="preserve">하다드: 흠. 가격은요? 할인은? 내가 고생한 대가로?</w:t>
+      </w:r>
+    </w:p>
+    <w:p>
+      <w:pPr>
+        <w:pStyle w:val="BodyText"/>
+      </w:pPr>
+      <w:r>
+        <w:t xml:space="preserve">데릭: 할인 없어요. 모두와 같은 가격. 남아 준 분들을 포함해서.</w:t>
+      </w:r>
+    </w:p>
+    <w:p>
+      <w:pPr>
+        <w:pStyle w:val="BodyText"/>
+      </w:pPr>
+      <w:r>
+        <w:t xml:space="preserve">하다드: 조금도요? 화난 의사한테?</w:t>
+      </w:r>
+    </w:p>
+    <w:p>
+      <w:pPr>
+        <w:pStyle w:val="BodyText"/>
+      </w:pPr>
+      <w:r>
+        <w:t xml:space="preserve">노아: 중요한 건 이거예요. 선생님께 할인하면, 저희 곁에 남은 병원들이 선생님의 분노 값을 내는 셈이에요. 그분들께 공정하지 않고, 솔직히 저희가 그렇게 하면 선생님도 저희를 존중하지 않으실 거예요.</w:t>
+      </w:r>
+    </w:p>
+    <w:p>
+      <w:pPr>
+        <w:pStyle w:val="BodyText"/>
+      </w:pPr>
+      <w:r>
+        <w:t xml:space="preserve">하다드: …몇 년 만에 마음에 드는 영업 답변이네요.</w:t>
+      </w:r>
+    </w:p>
+    <w:p>
+      <w:pPr>
+        <w:pStyle w:val="BodyText"/>
+      </w:pPr>
+      <w:r>
+        <w:t xml:space="preserve">데릭: 그래서요? 한 번 더 기회를 주실래요?</w:t>
+      </w:r>
+    </w:p>
+    <w:bookmarkEnd w:id="33"/>
+    <w:bookmarkStart w:id="34" w:name="장면2-거절과-복귀-1"/>
+    <w:p>
+      <w:pPr>
+        <w:pStyle w:val="Heading3"/>
+      </w:pPr>
+      <w:r>
+        <w:t xml:space="preserve">장면2 — 거절과 복귀</w:t>
+      </w:r>
+    </w:p>
+    <w:p>
+      <w:pPr>
+        <w:pStyle w:val="FirstParagraph"/>
+      </w:pPr>
+      <w:r>
+        <w:t xml:space="preserve">하다드: 아직은요. 점심 교육 먼저 해요. 우리 직원들. 두 번. 그다음 결정할게요.</w:t>
+      </w:r>
+    </w:p>
+    <w:p>
+      <w:pPr>
+        <w:pStyle w:val="BodyText"/>
+      </w:pPr>
+      <w:r>
+        <w:t xml:space="preserve">데릭: 론다, 지금 예약해도 될까요?</w:t>
+      </w:r>
+    </w:p>
+    <w:p>
+      <w:pPr>
+        <w:pStyle w:val="BodyText"/>
+      </w:pPr>
+      <w:r>
+        <w:t xml:space="preserve">론다: 4주 뒤 금요일. 12시 반. 샌드위치 가져와요. 피자 말고. 선생님이 피자 싫어하세요.</w:t>
+      </w:r>
+    </w:p>
+    <w:p>
+      <w:pPr>
+        <w:pStyle w:val="BodyText"/>
+      </w:pPr>
+      <w:r>
+        <w:t xml:space="preserve">하다드: 피자 싫어하는 거 맞아요. 10분 끝났어요.</w:t>
+      </w:r>
+    </w:p>
+    <w:p>
+      <w:pPr>
+        <w:pStyle w:val="BodyText"/>
+      </w:pPr>
+      <w:r>
+        <w:t xml:space="preserve">노아: 감사합니다, 하다드 선생님. 10분과. 솔직함에.</w:t>
+      </w:r>
+    </w:p>
+    <w:p>
+      <w:pPr>
+        <w:pStyle w:val="BodyText"/>
+      </w:pPr>
+      <w:r>
+        <w:t xml:space="preserve">에이바: 노아? 마이애미. 카를라 멘데스 선생님. 통화에 동의했어요. 5분.</w:t>
+      </w:r>
+    </w:p>
+    <w:p>
+      <w:pPr>
+        <w:pStyle w:val="BodyText"/>
+      </w:pPr>
+      <w:r>
+        <w:t xml:space="preserve">멘데스: 베넷 씨. 시간 아껴 드릴게요. 우린 안 돌아가요.</w:t>
+      </w:r>
+    </w:p>
+    <w:p>
+      <w:pPr>
+        <w:pStyle w:val="BodyText"/>
+      </w:pPr>
+      <w:r>
+        <w:t xml:space="preserve">노아: 이해해요. 이유를 물어도 될까요? 배우려고요.</w:t>
+      </w:r>
+    </w:p>
+    <w:p>
+      <w:pPr>
+        <w:pStyle w:val="BodyText"/>
+      </w:pPr>
+      <w:r>
+        <w:t xml:space="preserve">멘데스: 우리 환자들이 뉴스를 읽어요.</w:t>
+      </w:r>
+      <w:r>
+        <w:t xml:space="preserve"> </w:t>
+      </w:r>
+      <w:r>
+        <w:t xml:space="preserve">“</w:t>
+      </w:r>
+      <w:r>
+        <w:t xml:space="preserve">회수</w:t>
+      </w:r>
+      <w:r>
+        <w:t xml:space="preserve">”</w:t>
+      </w:r>
+      <w:r>
+        <w:t xml:space="preserve">라는 단어만 기억하죠.</w:t>
+      </w:r>
+    </w:p>
+    <w:p>
+      <w:pPr>
+        <w:pStyle w:val="BodyText"/>
+      </w:pPr>
+      <w:r>
+        <w:t xml:space="preserve">노아: 감염이 0건인데도요?</w:t>
+      </w:r>
+    </w:p>
+    <w:p>
+      <w:pPr>
+        <w:pStyle w:val="BodyText"/>
+      </w:pPr>
+      <w:r>
+        <w:t xml:space="preserve">멘데스: 거기까지 안 읽어요. 우리 시장에선 인식이 전부예요. 우리 환자들은 돈을 많이 내고, 안전하다고 느끼고 싶어 해요. 뉴스에 나쁜 단어 하나면 충분해요.</w:t>
+      </w:r>
+    </w:p>
+    <w:p>
+      <w:pPr>
+        <w:pStyle w:val="BodyText"/>
+      </w:pPr>
+      <w:r>
+        <w:t xml:space="preserve">노아: 그럴 만하네요. 환자분들은 선생님이 저희보다 더 잘 아시니까요.</w:t>
+      </w:r>
+    </w:p>
+    <w:p>
+      <w:pPr>
+        <w:pStyle w:val="BodyText"/>
+      </w:pPr>
+      <w:r>
+        <w:t xml:space="preserve">멘데스: 반박 안 해요?</w:t>
+      </w:r>
+    </w:p>
+    <w:p>
+      <w:pPr>
+        <w:pStyle w:val="BodyText"/>
+      </w:pPr>
+      <w:r>
+        <w:t xml:space="preserve">노아: 아니요. 저희가 실망시켜 드렸고, 이런 일이 생겨 죄송해요. 오늘 마음을 바꾸시라고 설득하지 않을게요. 하지만 준비되시면 언제든 문은 열려 있다는 걸 알아 주셨으면 해요.</w:t>
+      </w:r>
+    </w:p>
+    <w:p>
+      <w:pPr>
+        <w:pStyle w:val="BodyText"/>
+      </w:pPr>
+      <w:r>
+        <w:t xml:space="preserve">멘데스: 문은 열려 있다. 흠. 대부분 회사는 쾅 닫거나. 계속 전화하죠.</w:t>
+      </w:r>
+    </w:p>
+    <w:p>
+      <w:pPr>
+        <w:pStyle w:val="BodyText"/>
+      </w:pPr>
+      <w:r>
+        <w:t xml:space="preserve">노아: 월간 품질 차트만 보낼게요. 그 외엔 아무것도. 요청하시지 않는 한.</w:t>
+      </w:r>
+    </w:p>
+    <w:p>
+      <w:pPr>
+        <w:pStyle w:val="BodyText"/>
+      </w:pPr>
+      <w:r>
+        <w:t xml:space="preserve">멘데스: 좋아요. 차트 보내요. 안녕히 계세요, 베넷 씨.</w:t>
+      </w:r>
+    </w:p>
+    <w:p>
+      <w:pPr>
+        <w:pStyle w:val="BodyText"/>
+      </w:pPr>
+      <w:r>
+        <w:t xml:space="preserve">에이바: 거절이었네요.</w:t>
+      </w:r>
+    </w:p>
+    <w:p>
+      <w:pPr>
+        <w:pStyle w:val="BodyText"/>
+      </w:pPr>
+      <w:r>
+        <w:t xml:space="preserve">노아: 차트가 딸린 거절이죠. 문을 쾅 닫은 거절보단 나아요.</w:t>
+      </w:r>
+    </w:p>
+    <w:p>
+      <w:pPr>
+        <w:pStyle w:val="BodyText"/>
+      </w:pPr>
+      <w:r>
+        <w:t xml:space="preserve">에이바: 키샤 전화예요. 2번 회선.</w:t>
+      </w:r>
+    </w:p>
+    <w:p>
+      <w:pPr>
+        <w:pStyle w:val="BodyText"/>
+      </w:pPr>
+      <w:r>
+        <w:t xml:space="preserve">키샤: 에이바! 좋은 소식. 환자 스무 명 다 괜찮아요. 그리고 다시 주문하고 싶어요.</w:t>
+      </w:r>
+    </w:p>
+    <w:p>
+      <w:pPr>
+        <w:pStyle w:val="BodyText"/>
+      </w:pPr>
+      <w:r>
+        <w:t xml:space="preserve">에이바: 키샤! 3주 전엔 화났었잖아요.</w:t>
+      </w:r>
+    </w:p>
+    <w:p>
+      <w:pPr>
+        <w:pStyle w:val="BodyText"/>
+      </w:pPr>
+      <w:r>
+        <w:t xml:space="preserve">키샤: 그랬죠. 그런데 그날 밤 당신이 내 옆에 앉아서 환자 스무 명한테 한 명씩 전화하고, 식은 피자를 먹었잖아요. 어느 회사 사람도 나한테 그렇게 해 준 적 없어요.</w:t>
+      </w:r>
+    </w:p>
+    <w:p>
+      <w:pPr>
+        <w:pStyle w:val="BodyText"/>
+      </w:pPr>
+      <w:r>
+        <w:t xml:space="preserve">에이바: 또 할 거예요. 식은 피자까지 전부.</w:t>
+      </w:r>
+    </w:p>
+    <w:p>
+      <w:pPr>
+        <w:pStyle w:val="BodyText"/>
+      </w:pPr>
+      <w:r>
+        <w:t xml:space="preserve">노아: 키샤, 노아예요. 고마워요. 진심으로.</w:t>
+      </w:r>
+    </w:p>
+    <w:p>
+      <w:pPr>
+        <w:pStyle w:val="BodyText"/>
+      </w:pPr>
+      <w:r>
+        <w:t xml:space="preserve">키샤: 하나 부탁해도 돼요? 교수진 프로그램 관련해서?</w:t>
+      </w:r>
+    </w:p>
+    <w:p>
+      <w:pPr>
+        <w:pStyle w:val="BodyText"/>
+      </w:pPr>
+      <w:r>
+        <w:t xml:space="preserve">에이바: 물론이죠.</w:t>
+      </w:r>
+    </w:p>
+    <w:p>
+      <w:pPr>
+        <w:pStyle w:val="BodyText"/>
+      </w:pPr>
+      <w:r>
+        <w:t xml:space="preserve">키샤: 세션 하나 가르치게 해 줘요.</w:t>
+      </w:r>
+      <w:r>
+        <w:t xml:space="preserve"> </w:t>
+      </w:r>
+      <w:r>
+        <w:t xml:space="preserve">“</w:t>
+      </w:r>
+      <w:r>
+        <w:t xml:space="preserve">회수 후 환자에게 전화하는 법.</w:t>
+      </w:r>
+      <w:r>
+        <w:t xml:space="preserve">”</w:t>
+      </w:r>
+      <w:r>
+        <w:t xml:space="preserve"> </w:t>
+      </w:r>
+      <w:r>
+        <w:t xml:space="preserve">아무도 그걸 안 가르쳐요.</w:t>
+      </w:r>
+    </w:p>
+    <w:p>
+      <w:pPr>
+        <w:pStyle w:val="BodyText"/>
+      </w:pPr>
+      <w:r>
+        <w:t xml:space="preserve">노아: 훌륭해요. 타샤가 좋아할 거예요.</w:t>
+      </w:r>
+    </w:p>
+    <w:p>
+      <w:pPr>
+        <w:pStyle w:val="BodyText"/>
+      </w:pPr>
+      <w:r>
+        <w:t xml:space="preserve">키샤: 그리고 식은 피자 가져갈게요. 진정성을 위해.</w:t>
+      </w:r>
+    </w:p>
+    <w:bookmarkEnd w:id="34"/>
+    <w:bookmarkStart w:id="35" w:name="절정전환-4주-뒤-금요일-haddad-점심-교육-1"/>
+    <w:p>
+      <w:pPr>
+        <w:pStyle w:val="Heading3"/>
+      </w:pPr>
+      <w:r>
+        <w:t xml:space="preserve">절정·전환 — 4주 뒤 금요일, Haddad 점심 교육</w:t>
+      </w:r>
+    </w:p>
+    <w:p>
+      <w:pPr>
+        <w:pStyle w:val="FirstParagraph"/>
+      </w:pPr>
+      <w:r>
+        <w:t xml:space="preserve">타샤: 마지막 문제, 하다드 선생님. 환자가</w:t>
+      </w:r>
+      <w:r>
+        <w:t xml:space="preserve"> </w:t>
+      </w:r>
+      <w:r>
+        <w:t xml:space="preserve">“</w:t>
+      </w:r>
+      <w:r>
+        <w:t xml:space="preserve">아파요.</w:t>
+      </w:r>
+      <w:r>
+        <w:t xml:space="preserve">”</w:t>
+      </w:r>
+      <w:r>
+        <w:t xml:space="preserve"> </w:t>
+      </w:r>
+      <w:r>
+        <w:t xml:space="preserve">피부가 하얘져요. 시작.</w:t>
+      </w:r>
+    </w:p>
+    <w:p>
+      <w:pPr>
+        <w:pStyle w:val="BodyText"/>
+      </w:pPr>
+      <w:r>
+        <w:t xml:space="preserve">하다드: 히알루로니다아제. 즉시. 고용량.</w:t>
+      </w:r>
+    </w:p>
+    <w:p>
+      <w:pPr>
+        <w:pStyle w:val="BodyText"/>
+      </w:pPr>
+      <w:r>
+        <w:t xml:space="preserve">타샤: 1단계는요?</w:t>
+      </w:r>
+    </w:p>
+    <w:p>
+      <w:pPr>
+        <w:pStyle w:val="BodyText"/>
+      </w:pPr>
+      <w:r>
+        <w:t xml:space="preserve">하다드: …주입 중단. 맞다. 건너뛰었네. 20년인데 1단계를 건너뛰었어요.</w:t>
+      </w:r>
+    </w:p>
+    <w:p>
+      <w:pPr>
+        <w:pStyle w:val="BodyText"/>
+      </w:pPr>
+      <w:r>
+        <w:t xml:space="preserve">타샤: 다들 그래요. 우리 CEO도요. 몇 년씩 하다 보면 손이 바로 해결책으로 가거든요. 바로 그래서 1단계가 카드에 있는 거예요.</w:t>
+      </w:r>
+    </w:p>
+    <w:p>
+      <w:pPr>
+        <w:pStyle w:val="BodyText"/>
+      </w:pPr>
+      <w:r>
+        <w:t xml:space="preserve">하다드: 다시. 주입 중단. 도움 요청. 타이머 시작. 카드 뒤집기.</w:t>
+      </w:r>
+    </w:p>
+    <w:p>
+      <w:pPr>
+        <w:pStyle w:val="BodyText"/>
+      </w:pPr>
+      <w:r>
+        <w:t xml:space="preserve">타샤: 1.9초. 합격.</w:t>
+      </w:r>
+    </w:p>
+    <w:p>
+      <w:pPr>
+        <w:pStyle w:val="BodyText"/>
+      </w:pPr>
+      <w:r>
+        <w:t xml:space="preserve">론다: 직원 열한 명 전원 합격. 새 간호사까지.</w:t>
+      </w:r>
+    </w:p>
+    <w:p>
+      <w:pPr>
+        <w:pStyle w:val="BodyText"/>
+      </w:pPr>
+      <w:r>
+        <w:t xml:space="preserve">하다드: 베넷. 쇼. 내 사무실. 2분.</w:t>
+      </w:r>
+    </w:p>
+    <w:p>
+      <w:pPr>
+        <w:pStyle w:val="BodyText"/>
+      </w:pPr>
+      <w:r>
+        <w:t xml:space="preserve">데릭: 시작이네요.</w:t>
+      </w:r>
+    </w:p>
+    <w:p>
+      <w:pPr>
+        <w:pStyle w:val="BodyText"/>
+      </w:pPr>
+      <w:r>
+        <w:t xml:space="preserve">하다드: 석 달 전에 환자들이 루마덤을 이름으로 찾는다고 했죠. 기억해요?</w:t>
+      </w:r>
+    </w:p>
+    <w:p>
+      <w:pPr>
+        <w:pStyle w:val="BodyText"/>
+      </w:pPr>
+      <w:r>
+        <w:t xml:space="preserve">데릭: 답을 가져오겠다고 약속했죠. 못 가져왔고요.</w:t>
+      </w:r>
+    </w:p>
+    <w:p>
+      <w:pPr>
+        <w:pStyle w:val="BodyText"/>
+      </w:pPr>
+      <w:r>
+        <w:t xml:space="preserve">하다드: 그럴 필요 없었어요. 지난주에 환자 세 명이</w:t>
+      </w:r>
+      <w:r>
+        <w:t xml:space="preserve"> </w:t>
+      </w:r>
+      <w:r>
+        <w:t xml:space="preserve">“</w:t>
+      </w:r>
+      <w:r>
+        <w:t xml:space="preserve">되돌릴 수 있는 그거</w:t>
+      </w:r>
+      <w:r>
+        <w:t xml:space="preserve">”</w:t>
+      </w:r>
+      <w:r>
+        <w:t xml:space="preserve">를 찾았어요.</w:t>
+      </w:r>
+    </w:p>
+    <w:p>
+      <w:pPr>
+        <w:pStyle w:val="BodyText"/>
+      </w:pPr>
+      <w:r>
+        <w:t xml:space="preserve">노아: 세 명이요?</w:t>
+      </w:r>
+    </w:p>
+    <w:p>
+      <w:pPr>
+        <w:pStyle w:val="BodyText"/>
+      </w:pPr>
+      <w:r>
+        <w:t xml:space="preserve">하다드: 그중 한 명이 당신네 회수 기사를 읽었대요.</w:t>
+      </w:r>
+      <w:r>
+        <w:t xml:space="preserve"> </w:t>
+      </w:r>
+      <w:r>
+        <w:t xml:space="preserve">“</w:t>
+      </w:r>
+      <w:r>
+        <w:t xml:space="preserve">그 회사는 진실을 말해요. 그 회사 걸로 할래요.</w:t>
+      </w:r>
+      <w:r>
+        <w:t xml:space="preserve">”</w:t>
+      </w:r>
+      <w:r>
+        <w:t xml:space="preserve">라고 하더군요. 15년 동안의 할번 광고 대신, 회수 기사 하나가 그 환자 마음을 얻은 거예요.</w:t>
+      </w:r>
+    </w:p>
+    <w:p>
+      <w:pPr>
+        <w:pStyle w:val="BodyText"/>
+      </w:pPr>
+      <w:r>
+        <w:t xml:space="preserve">데릭: 회수 기사가요? 환자를 데려왔다고요?</w:t>
+      </w:r>
+    </w:p>
+    <w:p>
+      <w:pPr>
+        <w:pStyle w:val="BodyText"/>
+      </w:pPr>
+      <w:r>
+        <w:t xml:space="preserve">하다드: 이상한 세상이죠. 주사기 30개. 한국산 로트. 론다가 주문서 가지고 있어요.</w:t>
+      </w:r>
+    </w:p>
+    <w:p>
+      <w:pPr>
+        <w:pStyle w:val="BodyText"/>
+      </w:pPr>
+      <w:r>
+        <w:t xml:space="preserve">노아: 감사합니다, 하다드 선생님. 한 번 더 기회를 주셔서.</w:t>
+      </w:r>
+    </w:p>
+    <w:p>
+      <w:pPr>
+        <w:pStyle w:val="BodyText"/>
+      </w:pPr>
+      <w:r>
+        <w:t xml:space="preserve">하다드: 고마워하지 마요. 낭비하지 마요.</w:t>
+      </w:r>
+    </w:p>
+    <w:p>
+      <w:pPr>
+        <w:pStyle w:val="BodyText"/>
+      </w:pPr>
+      <w:r>
+        <w:t xml:space="preserve">데릭: 안 할게요. 그리고 샌드위치 가져왔어요. 지시대로.</w:t>
+      </w:r>
+    </w:p>
+    <w:p>
+      <w:pPr>
+        <w:pStyle w:val="BodyText"/>
+      </w:pPr>
+      <w:r>
+        <w:t xml:space="preserve">하다드: 봤어요. 칠면조. 좋은 선택이네요. 론다가 말해 줬어요?</w:t>
+      </w:r>
+    </w:p>
+    <w:p>
+      <w:pPr>
+        <w:pStyle w:val="BodyText"/>
+      </w:pPr>
+      <w:r>
+        <w:t xml:space="preserve">론다: 브렌다가 나한테 말했고. 브렌다가 데릭한테 말했죠. 가족 네트워크.</w:t>
+      </w:r>
+    </w:p>
+    <w:p>
+      <w:pPr>
+        <w:pStyle w:val="BodyText"/>
+      </w:pPr>
+      <w:r>
+        <w:t xml:space="preserve">노아: 데릭, 칠면조까지 계획했어요?</w:t>
+      </w:r>
+    </w:p>
+    <w:p>
+      <w:pPr>
+        <w:pStyle w:val="BodyText"/>
+      </w:pPr>
+      <w:r>
+        <w:t xml:space="preserve">데릭: 15년의 화요일이에요, 노아. 전 다 계획해요. 웃는 것만 빼고.</w:t>
+      </w:r>
+    </w:p>
+    <w:p>
+      <w:pPr>
+        <w:pStyle w:val="BodyText"/>
+      </w:pPr>
+      <w:r>
+        <w:t xml:space="preserve">하다드: 나가요. 둘 다. 내가 더 주문하기 전에.</w:t>
+      </w:r>
+    </w:p>
+    <w:bookmarkEnd w:id="35"/>
+    <w:bookmarkStart w:id="36" w:name="마무리-그날-저녁-사무실-1"/>
+    <w:p>
+      <w:pPr>
+        <w:pStyle w:val="Heading3"/>
+      </w:pPr>
+      <w:r>
+        <w:t xml:space="preserve">마무리 — 그날 저녁, 사무실</w:t>
+      </w:r>
+    </w:p>
+    <w:p>
+      <w:pPr>
+        <w:pStyle w:val="FirstParagraph"/>
+      </w:pPr>
+      <w:r>
+        <w:t xml:space="preserve">에이바: 재획득 최종 집계. 4주. 14곳 복귀. 2곳 거절. 2곳 아직 고민 중.</w:t>
+      </w:r>
+    </w:p>
+    <w:p>
+      <w:pPr>
+        <w:pStyle w:val="BodyText"/>
+      </w:pPr>
+      <w:r>
+        <w:t xml:space="preserve">조이: 18곳 중 14곳. 할인 하나 없이.</w:t>
+      </w:r>
+    </w:p>
+    <w:p>
+      <w:pPr>
+        <w:pStyle w:val="BodyText"/>
+      </w:pPr>
+      <w:r>
+        <w:t xml:space="preserve">데릭: 그리고 하다드가 제일 중요해요. 댈러스 의사 열두 명이 그를 따라 하고, 월요일까지 이 얘기를 듣게 될 거예요. 제대로 된 병원 하나를 얻는 게 콜드콜 열 통보다 나아요.</w:t>
+      </w:r>
+    </w:p>
+    <w:p>
+      <w:pPr>
+        <w:pStyle w:val="BodyText"/>
+      </w:pPr>
+      <w:r>
+        <w:t xml:space="preserve">노아: 뭐가 효과 있었어요? 한 문장으로.</w:t>
+      </w:r>
+    </w:p>
+    <w:p>
+      <w:pPr>
+        <w:pStyle w:val="BodyText"/>
+      </w:pPr>
+      <w:r>
+        <w:t xml:space="preserve">에이바: 찾아가기. 사과하기. 바뀐 걸 보여 주기. 너무 많이 요구하지 않기.</w:t>
+      </w:r>
+    </w:p>
+    <w:p>
+      <w:pPr>
+        <w:pStyle w:val="BodyText"/>
+      </w:pPr>
+      <w:r>
+        <w:t xml:space="preserve">데릭: 그건 네 문장이에요.</w:t>
+      </w:r>
+    </w:p>
+    <w:p>
+      <w:pPr>
+        <w:pStyle w:val="BodyText"/>
+      </w:pPr>
+      <w:r>
+        <w:t xml:space="preserve">에이바: 마침표가 있는 짧은 한 문장이에요.</w:t>
+      </w:r>
+    </w:p>
+    <w:p>
+      <w:pPr>
+        <w:pStyle w:val="BodyText"/>
+      </w:pPr>
+      <w:r>
+        <w:t xml:space="preserve">조이: 그리고 이제 환자들이</w:t>
+      </w:r>
+      <w:r>
+        <w:t xml:space="preserve"> </w:t>
+      </w:r>
+      <w:r>
+        <w:t xml:space="preserve">“</w:t>
+      </w:r>
+      <w:r>
+        <w:t xml:space="preserve">되돌릴 수 있는 그거</w:t>
+      </w:r>
+      <w:r>
+        <w:t xml:space="preserve">”</w:t>
+      </w:r>
+      <w:r>
+        <w:t xml:space="preserve">를 찾아요. 릴리의 문장.</w:t>
+      </w:r>
+    </w:p>
+    <w:p>
+      <w:pPr>
+        <w:pStyle w:val="BodyText"/>
+      </w:pPr>
+      <w:r>
+        <w:t xml:space="preserve">노아: 효과 있다고 말하지 마요. 로열티 달라고 할 거예요.</w:t>
+      </w:r>
+    </w:p>
+    <w:p>
+      <w:pPr>
+        <w:pStyle w:val="BodyText"/>
+      </w:pPr>
+      <w:r>
+        <w:t xml:space="preserve">마커스: 노아. 다음 주 목요일 이사회. 전원. 대면으로.</w:t>
+      </w:r>
+    </w:p>
+    <w:p>
+      <w:pPr>
+        <w:pStyle w:val="BodyText"/>
+      </w:pPr>
+      <w:r>
+        <w:t xml:space="preserve">노아: 놀랄 일 있어?</w:t>
+      </w:r>
+    </w:p>
+    <w:p>
+      <w:pPr>
+        <w:pStyle w:val="BodyText"/>
+      </w:pPr>
+      <w:r>
+        <w:t xml:space="preserve">마커스: 리처드가 전화했어. 시리즈 B 얘기를 하고 싶대.</w:t>
+      </w:r>
+    </w:p>
+    <w:p>
+      <w:pPr>
+        <w:pStyle w:val="BodyText"/>
+      </w:pPr>
+      <w:r>
+        <w:t xml:space="preserve">노아: 벌써? 회수에서 겨우 살아남았는데.</w:t>
+      </w:r>
+    </w:p>
+    <w:p>
+      <w:pPr>
+        <w:pStyle w:val="BodyText"/>
+      </w:pPr>
+      <w:r>
+        <w:t xml:space="preserve">마커스: 바로 그래서래.</w:t>
+      </w:r>
+      <w:r>
+        <w:t xml:space="preserve"> </w:t>
+      </w:r>
+      <w:r>
+        <w:t xml:space="preserve">“</w:t>
+      </w:r>
+      <w:r>
+        <w:t xml:space="preserve">살아남은 자가 투자를 받는다. 시간이 없다.</w:t>
+      </w:r>
+      <w:r>
+        <w:t xml:space="preserve">”</w:t>
+      </w:r>
+      <w:r>
+        <w:t xml:space="preserve"> </w:t>
+      </w:r>
+      <w:r>
+        <w:t xml:space="preserve">투자자들도 그 기사를 읽었어, 노아. 그리고 지금 우리 이야기는 그 어느 때보다 좋아.</w:t>
+      </w:r>
+    </w:p>
+    <w:p>
+      <w:pPr>
+        <w:pStyle w:val="BodyText"/>
+      </w:pPr>
+      <w:r>
+        <w:t xml:space="preserve">조이: 그리고 또 있어요. 할번이 언론 초대장을 보냈어요. 다음 주 목요일. 같은 날.</w:t>
+      </w:r>
+    </w:p>
+    <w:bookmarkEnd w:id="36"/>
+    <w:bookmarkEnd w:id="37"/>
+    <w:bookmarkEnd w:id="38"/>
     <w:sectPr/>
   </w:body>
 </w:document>
@@ -4124,583 +4071,8 @@
       </w:pPr>
     </w:lvl>
   </w:abstractNum>
-  <w:abstractNum w:abstractNumId="99411">
-    <w:nsid w:val="A99411"/>
-    <w:multiLevelType w:val="multilevel"/>
-    <w:lvl w:ilvl="0">
-      <w:start w:val="1"/>
-      <w:numFmt w:val="decimal"/>
-      <w:lvlText w:val="%1."/>
-      <w:lvlJc w:val="left"/>
-      <w:pPr>
-        <w:ind w:left="720" w:hanging="480"/>
-      </w:pPr>
-    </w:lvl>
-    <w:lvl w:ilvl="1">
-      <w:start w:val="1"/>
-      <w:numFmt w:val="decimal"/>
-      <w:lvlText w:val="%2."/>
-      <w:lvlJc w:val="left"/>
-      <w:pPr>
-        <w:ind w:left="1440" w:hanging="480"/>
-      </w:pPr>
-    </w:lvl>
-    <w:lvl w:ilvl="2">
-      <w:start w:val="1"/>
-      <w:numFmt w:val="decimal"/>
-      <w:lvlText w:val="%3."/>
-      <w:lvlJc w:val="left"/>
-      <w:pPr>
-        <w:ind w:left="2160" w:hanging="480"/>
-      </w:pPr>
-    </w:lvl>
-    <w:lvl w:ilvl="3">
-      <w:start w:val="1"/>
-      <w:numFmt w:val="decimal"/>
-      <w:lvlText w:val="%4."/>
-      <w:lvlJc w:val="left"/>
-      <w:pPr>
-        <w:ind w:left="2880" w:hanging="480"/>
-      </w:pPr>
-    </w:lvl>
-    <w:lvl w:ilvl="4">
-      <w:start w:val="1"/>
-      <w:numFmt w:val="decimal"/>
-      <w:lvlText w:val="%5."/>
-      <w:lvlJc w:val="left"/>
-      <w:pPr>
-        <w:ind w:left="3600" w:hanging="480"/>
-      </w:pPr>
-    </w:lvl>
-    <w:lvl w:ilvl="5">
-      <w:start w:val="1"/>
-      <w:numFmt w:val="decimal"/>
-      <w:lvlText w:val="%6."/>
-      <w:lvlJc w:val="left"/>
-      <w:pPr>
-        <w:ind w:left="4320" w:hanging="480"/>
-      </w:pPr>
-    </w:lvl>
-    <w:lvl w:ilvl="6">
-      <w:start w:val="1"/>
-      <w:numFmt w:val="decimal"/>
-      <w:lvlText w:val="%7."/>
-      <w:lvlJc w:val="left"/>
-      <w:pPr>
-        <w:ind w:left="5040" w:hanging="480"/>
-      </w:pPr>
-    </w:lvl>
-    <w:lvl w:ilvl="7">
-      <w:start w:val="1"/>
-      <w:numFmt w:val="decimal"/>
-      <w:lvlText w:val="%8."/>
-      <w:lvlJc w:val="left"/>
-      <w:pPr>
-        <w:ind w:left="5760" w:hanging="480"/>
-      </w:pPr>
-    </w:lvl>
-    <w:lvl w:ilvl="8">
-      <w:start w:val="1"/>
-      <w:numFmt w:val="decimal"/>
-      <w:lvlText w:val="%9."/>
-      <w:lvlJc w:val="left"/>
-      <w:pPr>
-        <w:ind w:left="6480" w:hanging="480"/>
-      </w:pPr>
-    </w:lvl>
-  </w:abstractNum>
-  <w:abstractNum w:abstractNumId="994116">
-    <w:nsid w:val="A994116"/>
-    <w:multiLevelType w:val="multilevel"/>
-    <w:lvl w:ilvl="0">
-      <w:start w:val="16"/>
-      <w:numFmt w:val="decimal"/>
-      <w:lvlText w:val="%1."/>
-      <w:lvlJc w:val="left"/>
-      <w:pPr>
-        <w:ind w:left="720" w:hanging="480"/>
-      </w:pPr>
-    </w:lvl>
-    <w:lvl w:ilvl="1">
-      <w:start w:val="16"/>
-      <w:numFmt w:val="decimal"/>
-      <w:lvlText w:val="%2."/>
-      <w:lvlJc w:val="left"/>
-      <w:pPr>
-        <w:ind w:left="1440" w:hanging="480"/>
-      </w:pPr>
-    </w:lvl>
-    <w:lvl w:ilvl="2">
-      <w:start w:val="16"/>
-      <w:numFmt w:val="decimal"/>
-      <w:lvlText w:val="%3."/>
-      <w:lvlJc w:val="left"/>
-      <w:pPr>
-        <w:ind w:left="2160" w:hanging="480"/>
-      </w:pPr>
-    </w:lvl>
-    <w:lvl w:ilvl="3">
-      <w:start w:val="16"/>
-      <w:numFmt w:val="decimal"/>
-      <w:lvlText w:val="%4."/>
-      <w:lvlJc w:val="left"/>
-      <w:pPr>
-        <w:ind w:left="2880" w:hanging="480"/>
-      </w:pPr>
-    </w:lvl>
-    <w:lvl w:ilvl="4">
-      <w:start w:val="16"/>
-      <w:numFmt w:val="decimal"/>
-      <w:lvlText w:val="%5."/>
-      <w:lvlJc w:val="left"/>
-      <w:pPr>
-        <w:ind w:left="3600" w:hanging="480"/>
-      </w:pPr>
-    </w:lvl>
-    <w:lvl w:ilvl="5">
-      <w:start w:val="16"/>
-      <w:numFmt w:val="decimal"/>
-      <w:lvlText w:val="%6."/>
-      <w:lvlJc w:val="left"/>
-      <w:pPr>
-        <w:ind w:left="4320" w:hanging="480"/>
-      </w:pPr>
-    </w:lvl>
-    <w:lvl w:ilvl="6">
-      <w:start w:val="16"/>
-      <w:numFmt w:val="decimal"/>
-      <w:lvlText w:val="%7."/>
-      <w:lvlJc w:val="left"/>
-      <w:pPr>
-        <w:ind w:left="5040" w:hanging="480"/>
-      </w:pPr>
-    </w:lvl>
-    <w:lvl w:ilvl="7">
-      <w:start w:val="16"/>
-      <w:numFmt w:val="decimal"/>
-      <w:lvlText w:val="%8."/>
-      <w:lvlJc w:val="left"/>
-      <w:pPr>
-        <w:ind w:left="5760" w:hanging="480"/>
-      </w:pPr>
-    </w:lvl>
-    <w:lvl w:ilvl="8">
-      <w:start w:val="16"/>
-      <w:numFmt w:val="decimal"/>
-      <w:lvlText w:val="%9."/>
-      <w:lvlJc w:val="left"/>
-      <w:pPr>
-        <w:ind w:left="6480" w:hanging="480"/>
-      </w:pPr>
-    </w:lvl>
-  </w:abstractNum>
-  <w:abstractNum w:abstractNumId="994151">
-    <w:nsid w:val="A994151"/>
-    <w:multiLevelType w:val="multilevel"/>
-    <w:lvl w:ilvl="0">
-      <w:start w:val="51"/>
-      <w:numFmt w:val="decimal"/>
-      <w:lvlText w:val="%1."/>
-      <w:lvlJc w:val="left"/>
-      <w:pPr>
-        <w:ind w:left="720" w:hanging="480"/>
-      </w:pPr>
-    </w:lvl>
-    <w:lvl w:ilvl="1">
-      <w:start w:val="51"/>
-      <w:numFmt w:val="decimal"/>
-      <w:lvlText w:val="%2."/>
-      <w:lvlJc w:val="left"/>
-      <w:pPr>
-        <w:ind w:left="1440" w:hanging="480"/>
-      </w:pPr>
-    </w:lvl>
-    <w:lvl w:ilvl="2">
-      <w:start w:val="51"/>
-      <w:numFmt w:val="decimal"/>
-      <w:lvlText w:val="%3."/>
-      <w:lvlJc w:val="left"/>
-      <w:pPr>
-        <w:ind w:left="2160" w:hanging="480"/>
-      </w:pPr>
-    </w:lvl>
-    <w:lvl w:ilvl="3">
-      <w:start w:val="51"/>
-      <w:numFmt w:val="decimal"/>
-      <w:lvlText w:val="%4."/>
-      <w:lvlJc w:val="left"/>
-      <w:pPr>
-        <w:ind w:left="2880" w:hanging="480"/>
-      </w:pPr>
-    </w:lvl>
-    <w:lvl w:ilvl="4">
-      <w:start w:val="51"/>
-      <w:numFmt w:val="decimal"/>
-      <w:lvlText w:val="%5."/>
-      <w:lvlJc w:val="left"/>
-      <w:pPr>
-        <w:ind w:left="3600" w:hanging="480"/>
-      </w:pPr>
-    </w:lvl>
-    <w:lvl w:ilvl="5">
-      <w:start w:val="51"/>
-      <w:numFmt w:val="decimal"/>
-      <w:lvlText w:val="%6."/>
-      <w:lvlJc w:val="left"/>
-      <w:pPr>
-        <w:ind w:left="4320" w:hanging="480"/>
-      </w:pPr>
-    </w:lvl>
-    <w:lvl w:ilvl="6">
-      <w:start w:val="51"/>
-      <w:numFmt w:val="decimal"/>
-      <w:lvlText w:val="%7."/>
-      <w:lvlJc w:val="left"/>
-      <w:pPr>
-        <w:ind w:left="5040" w:hanging="480"/>
-      </w:pPr>
-    </w:lvl>
-    <w:lvl w:ilvl="7">
-      <w:start w:val="51"/>
-      <w:numFmt w:val="decimal"/>
-      <w:lvlText w:val="%8."/>
-      <w:lvlJc w:val="left"/>
-      <w:pPr>
-        <w:ind w:left="5760" w:hanging="480"/>
-      </w:pPr>
-    </w:lvl>
-    <w:lvl w:ilvl="8">
-      <w:start w:val="51"/>
-      <w:numFmt w:val="decimal"/>
-      <w:lvlText w:val="%9."/>
-      <w:lvlJc w:val="left"/>
-      <w:pPr>
-        <w:ind w:left="6480" w:hanging="480"/>
-      </w:pPr>
-    </w:lvl>
-  </w:abstractNum>
-  <w:abstractNum w:abstractNumId="994181">
-    <w:nsid w:val="A994181"/>
-    <w:multiLevelType w:val="multilevel"/>
-    <w:lvl w:ilvl="0">
-      <w:start w:val="81"/>
-      <w:numFmt w:val="decimal"/>
-      <w:lvlText w:val="%1."/>
-      <w:lvlJc w:val="left"/>
-      <w:pPr>
-        <w:ind w:left="720" w:hanging="480"/>
-      </w:pPr>
-    </w:lvl>
-    <w:lvl w:ilvl="1">
-      <w:start w:val="81"/>
-      <w:numFmt w:val="decimal"/>
-      <w:lvlText w:val="%2."/>
-      <w:lvlJc w:val="left"/>
-      <w:pPr>
-        <w:ind w:left="1440" w:hanging="480"/>
-      </w:pPr>
-    </w:lvl>
-    <w:lvl w:ilvl="2">
-      <w:start w:val="81"/>
-      <w:numFmt w:val="decimal"/>
-      <w:lvlText w:val="%3."/>
-      <w:lvlJc w:val="left"/>
-      <w:pPr>
-        <w:ind w:left="2160" w:hanging="480"/>
-      </w:pPr>
-    </w:lvl>
-    <w:lvl w:ilvl="3">
-      <w:start w:val="81"/>
-      <w:numFmt w:val="decimal"/>
-      <w:lvlText w:val="%4."/>
-      <w:lvlJc w:val="left"/>
-      <w:pPr>
-        <w:ind w:left="2880" w:hanging="480"/>
-      </w:pPr>
-    </w:lvl>
-    <w:lvl w:ilvl="4">
-      <w:start w:val="81"/>
-      <w:numFmt w:val="decimal"/>
-      <w:lvlText w:val="%5."/>
-      <w:lvlJc w:val="left"/>
-      <w:pPr>
-        <w:ind w:left="3600" w:hanging="480"/>
-      </w:pPr>
-    </w:lvl>
-    <w:lvl w:ilvl="5">
-      <w:start w:val="81"/>
-      <w:numFmt w:val="decimal"/>
-      <w:lvlText w:val="%6."/>
-      <w:lvlJc w:val="left"/>
-      <w:pPr>
-        <w:ind w:left="4320" w:hanging="480"/>
-      </w:pPr>
-    </w:lvl>
-    <w:lvl w:ilvl="6">
-      <w:start w:val="81"/>
-      <w:numFmt w:val="decimal"/>
-      <w:lvlText w:val="%7."/>
-      <w:lvlJc w:val="left"/>
-      <w:pPr>
-        <w:ind w:left="5040" w:hanging="480"/>
-      </w:pPr>
-    </w:lvl>
-    <w:lvl w:ilvl="7">
-      <w:start w:val="81"/>
-      <w:numFmt w:val="decimal"/>
-      <w:lvlText w:val="%8."/>
-      <w:lvlJc w:val="left"/>
-      <w:pPr>
-        <w:ind w:left="5760" w:hanging="480"/>
-      </w:pPr>
-    </w:lvl>
-    <w:lvl w:ilvl="8">
-      <w:start w:val="81"/>
-      <w:numFmt w:val="decimal"/>
-      <w:lvlText w:val="%9."/>
-      <w:lvlJc w:val="left"/>
-      <w:pPr>
-        <w:ind w:left="6480" w:hanging="480"/>
-      </w:pPr>
-    </w:lvl>
-  </w:abstractNum>
-  <w:abstractNum w:abstractNumId="9941106">
-    <w:nsid w:val="A9941106"/>
-    <w:multiLevelType w:val="multilevel"/>
-    <w:lvl w:ilvl="0">
-      <w:start w:val="106"/>
-      <w:numFmt w:val="decimal"/>
-      <w:lvlText w:val="%1."/>
-      <w:lvlJc w:val="left"/>
-      <w:pPr>
-        <w:ind w:left="720" w:hanging="480"/>
-      </w:pPr>
-    </w:lvl>
-    <w:lvl w:ilvl="1">
-      <w:start w:val="106"/>
-      <w:numFmt w:val="decimal"/>
-      <w:lvlText w:val="%2."/>
-      <w:lvlJc w:val="left"/>
-      <w:pPr>
-        <w:ind w:left="1440" w:hanging="480"/>
-      </w:pPr>
-    </w:lvl>
-    <w:lvl w:ilvl="2">
-      <w:start w:val="106"/>
-      <w:numFmt w:val="decimal"/>
-      <w:lvlText w:val="%3."/>
-      <w:lvlJc w:val="left"/>
-      <w:pPr>
-        <w:ind w:left="2160" w:hanging="480"/>
-      </w:pPr>
-    </w:lvl>
-    <w:lvl w:ilvl="3">
-      <w:start w:val="106"/>
-      <w:numFmt w:val="decimal"/>
-      <w:lvlText w:val="%4."/>
-      <w:lvlJc w:val="left"/>
-      <w:pPr>
-        <w:ind w:left="2880" w:hanging="480"/>
-      </w:pPr>
-    </w:lvl>
-    <w:lvl w:ilvl="4">
-      <w:start w:val="106"/>
-      <w:numFmt w:val="decimal"/>
-      <w:lvlText w:val="%5."/>
-      <w:lvlJc w:val="left"/>
-      <w:pPr>
-        <w:ind w:left="3600" w:hanging="480"/>
-      </w:pPr>
-    </w:lvl>
-    <w:lvl w:ilvl="5">
-      <w:start w:val="106"/>
-      <w:numFmt w:val="decimal"/>
-      <w:lvlText w:val="%6."/>
-      <w:lvlJc w:val="left"/>
-      <w:pPr>
-        <w:ind w:left="4320" w:hanging="480"/>
-      </w:pPr>
-    </w:lvl>
-    <w:lvl w:ilvl="6">
-      <w:start w:val="106"/>
-      <w:numFmt w:val="decimal"/>
-      <w:lvlText w:val="%7."/>
-      <w:lvlJc w:val="left"/>
-      <w:pPr>
-        <w:ind w:left="5040" w:hanging="480"/>
-      </w:pPr>
-    </w:lvl>
-    <w:lvl w:ilvl="7">
-      <w:start w:val="106"/>
-      <w:numFmt w:val="decimal"/>
-      <w:lvlText w:val="%8."/>
-      <w:lvlJc w:val="left"/>
-      <w:pPr>
-        <w:ind w:left="5760" w:hanging="480"/>
-      </w:pPr>
-    </w:lvl>
-    <w:lvl w:ilvl="8">
-      <w:start w:val="106"/>
-      <w:numFmt w:val="decimal"/>
-      <w:lvlText w:val="%9."/>
-      <w:lvlJc w:val="left"/>
-      <w:pPr>
-        <w:ind w:left="6480" w:hanging="480"/>
-      </w:pPr>
-    </w:lvl>
-  </w:abstractNum>
   <w:num w:numId="1000">
     <w:abstractNumId w:val="990"/>
-  </w:num>
-  <w:num w:numId="1001">
-    <w:abstractNumId w:val="99411"/>
-    <w:lvlOverride w:ilvl="0">
-      <w:startOverride w:val="1"/>
-    </w:lvlOverride>
-    <w:lvlOverride w:ilvl="1">
-      <w:startOverride w:val="1"/>
-    </w:lvlOverride>
-    <w:lvlOverride w:ilvl="2">
-      <w:startOverride w:val="1"/>
-    </w:lvlOverride>
-    <w:lvlOverride w:ilvl="3">
-      <w:startOverride w:val="1"/>
-    </w:lvlOverride>
-    <w:lvlOverride w:ilvl="4">
-      <w:startOverride w:val="1"/>
-    </w:lvlOverride>
-    <w:lvlOverride w:ilvl="5">
-      <w:startOverride w:val="1"/>
-    </w:lvlOverride>
-    <w:lvlOverride w:ilvl="6">
-      <w:startOverride w:val="1"/>
-    </w:lvlOverride>
-    <w:lvlOverride w:ilvl="7">
-      <w:startOverride w:val="1"/>
-    </w:lvlOverride>
-    <w:lvlOverride w:ilvl="8">
-      <w:startOverride w:val="1"/>
-    </w:lvlOverride>
-  </w:num>
-  <w:num w:numId="1002">
-    <w:abstractNumId w:val="994116"/>
-    <w:lvlOverride w:ilvl="0">
-      <w:startOverride w:val="16"/>
-    </w:lvlOverride>
-    <w:lvlOverride w:ilvl="1">
-      <w:startOverride w:val="16"/>
-    </w:lvlOverride>
-    <w:lvlOverride w:ilvl="2">
-      <w:startOverride w:val="16"/>
-    </w:lvlOverride>
-    <w:lvlOverride w:ilvl="3">
-      <w:startOverride w:val="16"/>
-    </w:lvlOverride>
-    <w:lvlOverride w:ilvl="4">
-      <w:startOverride w:val="16"/>
-    </w:lvlOverride>
-    <w:lvlOverride w:ilvl="5">
-      <w:startOverride w:val="16"/>
-    </w:lvlOverride>
-    <w:lvlOverride w:ilvl="6">
-      <w:startOverride w:val="16"/>
-    </w:lvlOverride>
-    <w:lvlOverride w:ilvl="7">
-      <w:startOverride w:val="16"/>
-    </w:lvlOverride>
-    <w:lvlOverride w:ilvl="8">
-      <w:startOverride w:val="16"/>
-    </w:lvlOverride>
-  </w:num>
-  <w:num w:numId="1003">
-    <w:abstractNumId w:val="994151"/>
-    <w:lvlOverride w:ilvl="0">
-      <w:startOverride w:val="51"/>
-    </w:lvlOverride>
-    <w:lvlOverride w:ilvl="1">
-      <w:startOverride w:val="51"/>
-    </w:lvlOverride>
-    <w:lvlOverride w:ilvl="2">
-      <w:startOverride w:val="51"/>
-    </w:lvlOverride>
-    <w:lvlOverride w:ilvl="3">
-      <w:startOverride w:val="51"/>
-    </w:lvlOverride>
-    <w:lvlOverride w:ilvl="4">
-      <w:startOverride w:val="51"/>
-    </w:lvlOverride>
-    <w:lvlOverride w:ilvl="5">
-      <w:startOverride w:val="51"/>
-    </w:lvlOverride>
-    <w:lvlOverride w:ilvl="6">
-      <w:startOverride w:val="51"/>
-    </w:lvlOverride>
-    <w:lvlOverride w:ilvl="7">
-      <w:startOverride w:val="51"/>
-    </w:lvlOverride>
-    <w:lvlOverride w:ilvl="8">
-      <w:startOverride w:val="51"/>
-    </w:lvlOverride>
-  </w:num>
-  <w:num w:numId="1004">
-    <w:abstractNumId w:val="994181"/>
-    <w:lvlOverride w:ilvl="0">
-      <w:startOverride w:val="81"/>
-    </w:lvlOverride>
-    <w:lvlOverride w:ilvl="1">
-      <w:startOverride w:val="81"/>
-    </w:lvlOverride>
-    <w:lvlOverride w:ilvl="2">
-      <w:startOverride w:val="81"/>
-    </w:lvlOverride>
-    <w:lvlOverride w:ilvl="3">
-      <w:startOverride w:val="81"/>
-    </w:lvlOverride>
-    <w:lvlOverride w:ilvl="4">
-      <w:startOverride w:val="81"/>
-    </w:lvlOverride>
-    <w:lvlOverride w:ilvl="5">
-      <w:startOverride w:val="81"/>
-    </w:lvlOverride>
-    <w:lvlOverride w:ilvl="6">
-      <w:startOverride w:val="81"/>
-    </w:lvlOverride>
-    <w:lvlOverride w:ilvl="7">
-      <w:startOverride w:val="81"/>
-    </w:lvlOverride>
-    <w:lvlOverride w:ilvl="8">
-      <w:startOverride w:val="81"/>
-    </w:lvlOverride>
-  </w:num>
-  <w:num w:numId="1005">
-    <w:abstractNumId w:val="9941106"/>
-    <w:lvlOverride w:ilvl="0">
-      <w:startOverride w:val="106"/>
-    </w:lvlOverride>
-    <w:lvlOverride w:ilvl="1">
-      <w:startOverride w:val="106"/>
-    </w:lvlOverride>
-    <w:lvlOverride w:ilvl="2">
-      <w:startOverride w:val="106"/>
-    </w:lvlOverride>
-    <w:lvlOverride w:ilvl="3">
-      <w:startOverride w:val="106"/>
-    </w:lvlOverride>
-    <w:lvlOverride w:ilvl="4">
-      <w:startOverride w:val="106"/>
-    </w:lvlOverride>
-    <w:lvlOverride w:ilvl="5">
-      <w:startOverride w:val="106"/>
-    </w:lvlOverride>
-    <w:lvlOverride w:ilvl="6">
-      <w:startOverride w:val="106"/>
-    </w:lvlOverride>
-    <w:lvlOverride w:ilvl="7">
-      <w:startOverride w:val="106"/>
-    </w:lvlOverride>
-    <w:lvlOverride w:ilvl="8">
-      <w:startOverride w:val="106"/>
-    </w:lvlOverride>
   </w:num>
 </w:numbering>
 </file>
